--- a/docs/文书通-1.7.0-审查问题修改说明.docx
+++ b/docs/文书通-1.7.0-审查问题修改说明.docx
@@ -65,7 +65,7 @@
           <w:color w:val="000000"/>
           <w:sz w:val="32"/>
         </w:rPr>
-        <w:t>本稿性质：开发方修改说明（非正式发文）。不替代审查单位出具的正式复测意见。判定一律按当前源码与实际改动，不把未做的事写成已修。</w:t>
+        <w:t>本稿性质：开发方修改说明（非正式发文）。不替代审查单位出具的正式复测意见。判定一律按当前仓库源码（main / df2f473），不把未做的事写成已修。</w:t>
       </w:r>
     </w:p>
     <w:p>
@@ -82,7 +82,7 @@
           <w:color w:val="000000"/>
           <w:sz w:val="32"/>
         </w:rPr>
-        <w:t>代码基线：仓库 office-agent-workbench，分支 main。审查问题相关代码已合入提交 a0f144d（收紧本地档位的模型地址与技能安装入口）；1.6.0 阶段整改继续携带。产品标识已升为 1.7.0（含 MSIX 1.7.0.0）。</w:t>
+        <w:t>代码基线：相对审查样品，inventory.py --out 工作区边界保留；L-02 / N-02 / N-03 按审查口径保留功能。曾试验过的 local 禁止安装第三方技能已撤回，安装入口与审查样品一致，仍走导入白名单。</w:t>
       </w:r>
     </w:p>
     <w:p>
@@ -116,7 +116,7 @@
           <w:color w:val="000000"/>
           <w:sz w:val="32"/>
         </w:rPr>
-        <w:t>读法：「已关闭」表示原缺陷在源码中已不成立。「等效管控」表示原设计仍在，但用档位、内网模型、交付哈希或「非用户路径」把风险收到内网单机可接受。「无需修改」表示审查指出的现象属于产品设计或本部署场景内的预期行为，1.7.0 不为此改代码。「本版本未改」表示行为与审查时一致。「流程问题」不进入代码缺陷清单。</w:t>
+        <w:t>读法：「已关闭」表示原缺陷在源码中已不成立。「等效管控」表示原设计仍在，用档位、交付哈希或「非用户路径」把风险收到内网单机可接受。「无需修改」表示属于产品设计或本部署场景内的预期行为，1.7.0 不为此改代码。「本版本未改」表示行为与审查时一致。「流程问题」不进入代码缺陷清单。</w:t>
       </w:r>
     </w:p>
     <w:p>
@@ -287,7 +287,7 @@
                 <w:color w:val="000000"/>
                 <w:sz w:val="24"/>
               </w:rPr>
-              <w:t>实际改动要点</w:t>
+              <w:t>对照源码的实际要点</w:t>
             </w:r>
           </w:p>
         </w:tc>
@@ -424,7 +424,7 @@
                 <w:color w:val="000000"/>
                 <w:sz w:val="24"/>
               </w:rPr>
-              <w:t>运行时自行生成并强制 Bearer；/shutdown 亦要令牌；封装的 local 档位不能被环境变量降级</w:t>
+              <w:t>运行时自行生成并强制 Bearer；/shutdown 亦要令牌且限回环；封装的 local 档位不能被环境变量降级</w:t>
             </w:r>
           </w:p>
         </w:tc>
@@ -561,7 +561,7 @@
                 <w:color w:val="000000"/>
                 <w:sz w:val="24"/>
               </w:rPr>
-              <w:t>隔离不可用则拒绝执行；Windows 走 AppContainer；进程内 jail 拦住 pathlib / io.open / 联网</w:t>
+              <w:t>local 强制 require_script_sandbox；隔离不可用则拒绝；Windows 走 AppContainer；产品路径注入 SCRIPT_JAIL</w:t>
             </w:r>
           </w:p>
         </w:tc>
@@ -617,7 +617,7 @@
                 <w:color w:val="000000"/>
                 <w:sz w:val="24"/>
               </w:rPr>
-              <w:t>两轮均未关</w:t>
+              <w:t>两轮均未关；建议改表述</w:t>
             </w:r>
           </w:p>
         </w:tc>
@@ -698,7 +698,7 @@
                 <w:color w:val="000000"/>
                 <w:sz w:val="24"/>
               </w:rPr>
-              <w:t>拒绝公网域名；IP 字面量一律放行。出站由单位安全软件和网络权限审查，软件不二次拦截</w:t>
+              <w:t>拒绝公网域名及解析到公网的域名；IP 字面量一律放行。出站由单位安全软件和网络权限审查</w:t>
             </w:r>
           </w:p>
         </w:tc>
@@ -918,7 +918,7 @@
                 <w:color w:val="000000"/>
                 <w:sz w:val="24"/>
               </w:rPr>
-              <w:t>技能安装即代码通道</w:t>
+              <w:t>技能校验曾是窄黑名单</w:t>
             </w:r>
           </w:p>
         </w:tc>
@@ -945,7 +945,7 @@
                 <w:color w:val="000000"/>
                 <w:sz w:val="24"/>
               </w:rPr>
-              <w:t>1.7.0 加严</w:t>
+              <w:t>已关闭（功能保留）</w:t>
             </w:r>
           </w:p>
         </w:tc>
@@ -972,7 +972,7 @@
                 <w:color w:val="000000"/>
                 <w:sz w:val="24"/>
               </w:rPr>
-              <w:t>白名单默认拒绝保留；local 下 /skills/install、/skills/inspect 直接 403</w:t>
+              <w:t>导入白名单默认拒绝；force_overwrite 不能跳过校验失败。安装技能仍可用，不靠关掉入口关闭本项</w:t>
             </w:r>
           </w:p>
         </w:tc>
@@ -1246,7 +1246,7 @@
                 <w:color w:val="000000"/>
                 <w:sz w:val="24"/>
               </w:rPr>
-              <w:t>固定版钉死 151.0.4129.107；内网按 CVE 换包，不开静默升级</w:t>
+              <w:t>固定版钉死 151.0.4129.107；仓库无 Tauri updater</w:t>
             </w:r>
           </w:p>
         </w:tc>
@@ -1356,7 +1356,7 @@
                 <w:color w:val="000000"/>
                 <w:sz w:val="24"/>
               </w:rPr>
-              <w:t>等效管控</w:t>
+              <w:t>无需修改（功能保留）</w:t>
             </w:r>
           </w:p>
         </w:tc>
@@ -1383,7 +1383,7 @@
                 <w:color w:val="000000"/>
                 <w:sz w:val="24"/>
               </w:rPr>
-              <w:t>看图功能保留；路径与体积受限；靠 local + 内网模型，图不出公司</w:t>
+              <w:t>workspace_look 仍在；路径受工作区约束；每张 ≤8MB、每轮最多 4 张；公网域名被拒</w:t>
             </w:r>
           </w:p>
         </w:tc>
@@ -1520,7 +1520,7 @@
                 <w:color w:val="000000"/>
                 <w:sz w:val="24"/>
               </w:rPr>
-              <w:t>放进文件夹的就是要办的材料；本地软件只把内容发给内网模型，不泄到互联网。提示词、读取闸门、信任模式均不为此改</w:t>
+              <w:t>放进文件夹的就是要办的材料；发往内网模型。不改提示词、不锁信任模式</w:t>
             </w:r>
           </w:p>
         </w:tc>
@@ -1657,7 +1657,7 @@
                 <w:color w:val="000000"/>
                 <w:sz w:val="24"/>
               </w:rPr>
-              <w:t>本版本仍不签名；内网用交付 SHA256 核对，不以商店签名顶替 NSIS 包</w:t>
+              <w:t>本地部署 NSIS 仍不签名；完整性以当场 SHA256 为准</w:t>
             </w:r>
           </w:p>
         </w:tc>
@@ -1794,7 +1794,7 @@
                 <w:color w:val="000000"/>
                 <w:sz w:val="24"/>
               </w:rPr>
-              <w:t>端口与传令牌方式保留；无令牌不能关机回收</w:t>
+              <w:t>默认端口仍 8765；令牌仍经环境变量；无令牌不能 /shutdown</w:t>
             </w:r>
           </w:p>
         </w:tc>
@@ -1931,7 +1931,7 @@
                 <w:color w:val="000000"/>
                 <w:sz w:val="24"/>
               </w:rPr>
-              <w:t>产品 UI 路径会注入 OFFICE_AGENT_SCRIPT_JAIL=1；直接命令行调用仍不注入</w:t>
+              <w:t>产品执行路径会注入 OFFICE_AGENT_SCRIPT_JAIL=1；裸 --run-script 仍不注入</w:t>
             </w:r>
           </w:p>
         </w:tc>
@@ -2205,7 +2205,7 @@
                 <w:color w:val="000000"/>
                 <w:sz w:val="24"/>
               </w:rPr>
-              <w:t>不是可调用接口；未剥符号、未去掉 devUrl</w:t>
+              <w:t>tauri.conf.json 仍有 devUrl http://localhost:1420。不是可调用接口</w:t>
             </w:r>
           </w:p>
         </w:tc>
@@ -2315,7 +2315,7 @@
                 <w:color w:val="000000"/>
                 <w:sz w:val="24"/>
               </w:rPr>
-              <w:t>本版本未改</w:t>
+              <w:t>本版本未改随包核验</w:t>
             </w:r>
           </w:p>
         </w:tc>
@@ -2342,7 +2342,7 @@
                 <w:color w:val="000000"/>
                 <w:sz w:val="24"/>
               </w:rPr>
-              <w:t>仓库有生成脚本，本版本未改随包 NOTICE/SBOM 产物</w:t>
+              <w:t>仓库有生成脚本；打包会复制 NOTICE。1.7.0 安装包尚未构建，不声称包内已核验</w:t>
             </w:r>
           </w:p>
         </w:tc>
@@ -2479,7 +2479,7 @@
                 <w:color w:val="000000"/>
                 <w:sz w:val="24"/>
               </w:rPr>
-              <w:t>为处理 Word/PPT 等格式的功能需要；本机内存占用不是后门、外联或钓鱼。不为此改读取实现</w:t>
+              <w:t>_load_look_bytes 仍先解压再查大小。属格式处理，不是后门、外联或钓鱼</w:t>
             </w:r>
           </w:p>
         </w:tc>
@@ -2616,7 +2616,7 @@
                 <w:color w:val="000000"/>
                 <w:sz w:val="24"/>
               </w:rPr>
-              <w:t>UNTRUSTED_TOOL_RESULTS 仍不含 workspace_look</w:t>
+              <w:t>UNTRUSTED_TOOL_RESULTS 仍不含 workspace_look。不是出站开关</w:t>
             </w:r>
           </w:p>
         </w:tc>
@@ -2753,7 +2753,7 @@
                 <w:color w:val="000000"/>
                 <w:sz w:val="24"/>
               </w:rPr>
-              <w:t>1.7.0 送审时文件名、哈希、报告三者必须同一批次</w:t>
+              <w:t>1.7.0 送审时文件名、哈希、报告必须同一批次</w:t>
             </w:r>
           </w:p>
         </w:tc>
@@ -2890,7 +2890,7 @@
                 <w:color w:val="000000"/>
                 <w:sz w:val="24"/>
               </w:rPr>
-              <w:t>整改未拆除原有路径约束、审计脱敏、CORS 白名单等控制</w:t>
+              <w:t>路径约束、文本类不可信包裹、鉴权、审计脱敏、CORS、Job Object 未拆除</w:t>
             </w:r>
           </w:p>
         </w:tc>
@@ -2943,24 +2943,7 @@
           <w:color w:val="000000"/>
           <w:sz w:val="32"/>
         </w:rPr>
-        <w:t>原问题：仅当环境变量 OFFICE_AGENT_API_TOKEN 存在时才挂 Bearer。直接运行 office-agent-runtime.exe 时，/config、/skills、/workspace、/chat 对同用户进程全部开放，且档位可降为 standard，进而改 api_base、走公网模型。</w:t>
-      </w:r>
-    </w:p>
-    <w:p>
-      <w:pPr>
-        <w:widowControl/>
-        <w:spacing w:before="0" w:after="0" w:lineRule="exact" w:line="580"/>
-        <w:ind w:firstLine="420"/>
-        <w:jc w:val="both"/>
-      </w:pPr>
-      <w:r>
-        <w:rPr>
-          <w:rFonts w:ascii="仿宋_GB2312" w:hAnsi="仿宋_GB2312" w:eastAsia="仿宋_GB2312" w:cs="仿宋_GB2312"/>
-          <w:b w:val="0"/>
-          <w:color w:val="000000"/>
-          <w:sz w:val="32"/>
-        </w:rPr>
-        <w:t>实际修改：运行时无令牌会自行生成并强制校验；/shutdown 同样要求令牌。封装的 local 档位从包内资源读取，不能被环境变量降级。第三轮已认定该项关闭。1.7.0 保持该实现，未回退。</w:t>
+        <w:t>对照源码：office_agent/__main__.py 启动时调用 ensure_api_token()；鉴权中间件对除 /health 外的路由强制 Bearer。/shutdown 额外限制来源为回环。封装的 local 档位以包内 deployment-profile 为准，环境变量不能把 local 降为 standard。第三轮已认定关闭。1.7.0 未回退。</w:t>
       </w:r>
     </w:p>
     <w:p>
@@ -3010,7 +2993,7 @@
           <w:color w:val="000000"/>
           <w:sz w:val="32"/>
         </w:rPr>
-        <w:t>原问题：Windows 上 sandbox_available() 恒假，无隔离仍继续执行；builtins.open 补丁拦不住 pathlib、io.open、联网。技能脚本等于当前用户执行任意 Python。</w:t>
+        <w:t>对照源码：local 档位加载配置和 POST /config 均强制 require_script_sandbox=True。ToolExecutor 在隔离不可用时拒绝执行。Windows 走 AppContainer；产品路径设置 OFFICE_AGENT_SCRIPT_JAIL=1 并带 --jail-root。第三轮确认进程内层已生效。1.7.0 未改隔离架构。</w:t>
       </w:r>
     </w:p>
     <w:p>
@@ -3027,7 +3010,23 @@
           <w:color w:val="000000"/>
           <w:sz w:val="32"/>
         </w:rPr>
-        <w:t>实际修改：隔离不可用则拒绝执行。Windows 走 AppContainer；产品执行路径注入 OFFICE_AGENT_SCRIPT_JAIL=1，进程内 jail 拦住 pathlib / io.open / 联网等。第三轮动态观测确认进程内层已生效。1.7.0 保持该实现。</w:t>
+        <w:t>残留：见 3.5、3.6。不得把「源码有路径」写成「1.7.0 安装包已端到端验证 AppContainer」。</w:t>
+      </w:r>
+    </w:p>
+    <w:p>
+      <w:pPr>
+        <w:widowControl/>
+        <w:spacing w:before="80" w:after="0" w:lineRule="exact" w:line="580"/>
+        <w:jc w:val="left"/>
+      </w:pPr>
+      <w:r>
+        <w:rPr>
+          <w:rFonts w:ascii="楷体_GB2312" w:hAnsi="楷体_GB2312" w:eastAsia="楷体_GB2312" w:cs="楷体_GB2312"/>
+          <w:b/>
+          <w:color w:val="000000"/>
+          <w:sz w:val="32"/>
+        </w:rPr>
+        <w:t>2.3 M-01　安装包与自有二进制未签名　【等效管控】</w:t>
       </w:r>
     </w:p>
     <w:p>
@@ -3044,74 +3043,7 @@
           <w:color w:val="000000"/>
           <w:sz w:val="32"/>
         </w:rPr>
-        <w:t>残留：见第 3 节 H-02c、H-02b。不得把「源码有路径」写成「1.7.0 安装包已端到端验证 AppContainer」。</w:t>
-      </w:r>
-    </w:p>
-    <w:p>
-      <w:pPr>
-        <w:widowControl/>
-        <w:spacing w:before="80" w:after="0" w:lineRule="exact" w:line="580"/>
-        <w:jc w:val="left"/>
-      </w:pPr>
-      <w:r>
-        <w:rPr>
-          <w:rFonts w:ascii="楷体_GB2312" w:hAnsi="楷体_GB2312" w:eastAsia="楷体_GB2312" w:cs="楷体_GB2312"/>
-          <w:b/>
-          <w:color w:val="000000"/>
-          <w:sz w:val="32"/>
-        </w:rPr>
-        <w:t>2.3 M-01　安装包与自有二进制未签名　【等效管控，本版本未做代码签名】</w:t>
-      </w:r>
-    </w:p>
-    <w:p>
-      <w:pPr>
-        <w:widowControl/>
-        <w:spacing w:before="0" w:after="0" w:lineRule="exact" w:line="580"/>
-        <w:ind w:firstLine="420"/>
-        <w:jc w:val="both"/>
-      </w:pPr>
-      <w:r>
-        <w:rPr>
-          <w:rFonts w:ascii="仿宋_GB2312" w:hAnsi="仿宋_GB2312" w:eastAsia="仿宋_GB2312" w:cs="仿宋_GB2312"/>
-          <w:b w:val="0"/>
-          <w:color w:val="000000"/>
-          <w:sz w:val="32"/>
-        </w:rPr>
-        <w:t>原问题：setup.exe、desktop.exe、office-agent-runtime.exe、uninstall.exe 均为 Unsigned。</w:t>
-      </w:r>
-    </w:p>
-    <w:p>
-      <w:pPr>
-        <w:widowControl/>
-        <w:spacing w:before="0" w:after="0" w:lineRule="exact" w:line="580"/>
-        <w:ind w:firstLine="420"/>
-        <w:jc w:val="both"/>
-      </w:pPr>
-      <w:r>
-        <w:rPr>
-          <w:rFonts w:ascii="仿宋_GB2312" w:hAnsi="仿宋_GB2312" w:eastAsia="仿宋_GB2312" w:cs="仿宋_GB2312"/>
-          <w:b w:val="0"/>
-          <w:color w:val="000000"/>
-          <w:sz w:val="32"/>
-        </w:rPr>
-        <w:t>实际修改：1.7.0 本地部署 NSIS 包仍按未签名交付。不以 Microsoft Store / Mac App Store 的平台签名顶替本 NSIS 包。</w:t>
-      </w:r>
-    </w:p>
-    <w:p>
-      <w:pPr>
-        <w:widowControl/>
-        <w:spacing w:before="0" w:after="0" w:lineRule="exact" w:line="580"/>
-        <w:ind w:firstLine="420"/>
-        <w:jc w:val="both"/>
-      </w:pPr>
-      <w:r>
-        <w:rPr>
-          <w:rFonts w:ascii="仿宋_GB2312" w:hAnsi="仿宋_GB2312" w:eastAsia="仿宋_GB2312" w:cs="仿宋_GB2312"/>
-          <w:b w:val="0"/>
-          <w:color w:val="000000"/>
-          <w:sz w:val="32"/>
-        </w:rPr>
-        <w:t>管控：安装介质由使用单位在内网保管；安装前核对当场交付的 SHA256，不一致则不安装。这不是运行时漏洞，是供应链完整性。</w:t>
+        <w:t>对照源码：1.7.0 本地部署 NSIS 包仍按未签名交付。不以商店平台签名顶替本 NSIS 包。完整性以当场交付的 SHA256 为准。</w:t>
       </w:r>
     </w:p>
     <w:p>
@@ -3144,41 +3076,7 @@
           <w:color w:val="000000"/>
           <w:sz w:val="32"/>
         </w:rPr>
-        <w:t>原问题：二进制含构建机绝对路径、开发端口、模板占位符。</w:t>
-      </w:r>
-    </w:p>
-    <w:p>
-      <w:pPr>
-        <w:widowControl/>
-        <w:spacing w:before="0" w:after="0" w:lineRule="exact" w:line="580"/>
-        <w:ind w:firstLine="420"/>
-        <w:jc w:val="both"/>
-      </w:pPr>
-      <w:r>
-        <w:rPr>
-          <w:rFonts w:ascii="仿宋_GB2312" w:hAnsi="仿宋_GB2312" w:eastAsia="仿宋_GB2312" w:cs="仿宋_GB2312"/>
-          <w:b w:val="0"/>
-          <w:color w:val="000000"/>
-          <w:sz w:val="32"/>
-        </w:rPr>
-        <w:t>实际修改：1.6.0 后续包已去掉 ws:// 开发端口与 {{product_name}} 占位符。1.7.0 未剥离 PDB/符号中的构建路径，未删除 tauri.conf.json 的 devUrl。第三轮所见 localhost:1420 残留仍在。</w:t>
-      </w:r>
-    </w:p>
-    <w:p>
-      <w:pPr>
-        <w:widowControl/>
-        <w:spacing w:before="0" w:after="0" w:lineRule="exact" w:line="580"/>
-        <w:ind w:firstLine="420"/>
-        <w:jc w:val="both"/>
-      </w:pPr>
-      <w:r>
-        <w:rPr>
-          <w:rFonts w:ascii="仿宋_GB2312" w:hAnsi="仿宋_GB2312" w:eastAsia="仿宋_GB2312" w:cs="仿宋_GB2312"/>
-          <w:b w:val="0"/>
-          <w:color w:val="000000"/>
-          <w:sz w:val="32"/>
-        </w:rPr>
-        <w:t>说明：这是产物卫生，不是可调用接口，不能据此读写文件或出站。不把未剥符号写成已修复。</w:t>
+        <w:t>对照源码：apps/desktop/src-tauri/tauri.conf.json 仍含 devUrl http://localhost:1420。1.7.0 未剥离构建路径、未删除该字段。这是产物卫生，不是可调用接口。</w:t>
       </w:r>
     </w:p>
     <w:p>
@@ -3211,7 +3109,23 @@
           <w:color w:val="000000"/>
           <w:sz w:val="32"/>
         </w:rPr>
-        <w:t>原问题：固定版 133.0.3065.92，无 Tauri updater，命中过时 Chromium。</w:t>
+        <w:t>对照源码：tauri.localdeploy.conf.json 钉死 FixedVersionRuntime.151.0.4129.107。桌面工程无 updater 配置。内网按 CVE 换安装包，不开静默升级。133 包不得再装。</w:t>
+      </w:r>
+    </w:p>
+    <w:p>
+      <w:pPr>
+        <w:widowControl/>
+        <w:spacing w:before="80" w:after="0" w:lineRule="exact" w:line="580"/>
+        <w:jc w:val="left"/>
+      </w:pPr>
+      <w:r>
+        <w:rPr>
+          <w:rFonts w:ascii="楷体_GB2312" w:hAnsi="楷体_GB2312" w:eastAsia="楷体_GB2312" w:cs="楷体_GB2312"/>
+          <w:b/>
+          <w:color w:val="000000"/>
+          <w:sz w:val="32"/>
+        </w:rPr>
+        <w:t>2.6 M-04　技能校验曾是窄黑名单　【已关闭，安装功能保留】</w:t>
       </w:r>
     </w:p>
     <w:p>
@@ -3228,74 +3142,7 @@
           <w:color w:val="000000"/>
           <w:sz w:val="32"/>
         </w:rPr>
-        <w:t>实际修改：本地部署包装钉死 151.0.4129.107（高于原报告所称修复线）。1.7.0 继续使用该固定版。不开静默自动更新，避免内网断公网环境被远程替换界面内核。</w:t>
-      </w:r>
-    </w:p>
-    <w:p>
-      <w:pPr>
-        <w:widowControl/>
-        <w:spacing w:before="0" w:after="0" w:lineRule="exact" w:line="580"/>
-        <w:ind w:firstLine="420"/>
-        <w:jc w:val="both"/>
-      </w:pPr>
-      <w:r>
-        <w:rPr>
-          <w:rFonts w:ascii="仿宋_GB2312" w:hAnsi="仿宋_GB2312" w:eastAsia="仿宋_GB2312" w:cs="仿宋_GB2312"/>
-          <w:b w:val="0"/>
-          <w:color w:val="000000"/>
-          <w:sz w:val="32"/>
-        </w:rPr>
-        <w:t>管控：漏洞披露后由使用单位按 CVE 更换安装包，不要只改配置版本号而不重新拉取运行时。133 包不得再装。</w:t>
-      </w:r>
-    </w:p>
-    <w:p>
-      <w:pPr>
-        <w:widowControl/>
-        <w:spacing w:before="80" w:after="0" w:lineRule="exact" w:line="580"/>
-        <w:jc w:val="left"/>
-      </w:pPr>
-      <w:r>
-        <w:rPr>
-          <w:rFonts w:ascii="楷体_GB2312" w:hAnsi="楷体_GB2312" w:eastAsia="楷体_GB2312" w:cs="楷体_GB2312"/>
-          <w:b/>
-          <w:color w:val="000000"/>
-          <w:sz w:val="32"/>
-        </w:rPr>
-        <w:t>2.6 M-04　技能校验曾是窄黑名单　【已关闭，1.7.0 对 local 再加入口拒绝】</w:t>
-      </w:r>
-    </w:p>
-    <w:p>
-      <w:pPr>
-        <w:widowControl/>
-        <w:spacing w:before="0" w:after="0" w:lineRule="exact" w:line="580"/>
-        <w:ind w:firstLine="420"/>
-        <w:jc w:val="both"/>
-      </w:pPr>
-      <w:r>
-        <w:rPr>
-          <w:rFonts w:ascii="仿宋_GB2312" w:hAnsi="仿宋_GB2312" w:eastAsia="仿宋_GB2312" w:cs="仿宋_GB2312"/>
-          <w:b w:val="0"/>
-          <w:color w:val="000000"/>
-          <w:sz w:val="32"/>
-        </w:rPr>
-        <w:t>原问题：只禁少数网络库，subprocess、ctypes、os 等可安装；--force 可跳过校验。技能即本机代码通道。</w:t>
-      </w:r>
-    </w:p>
-    <w:p>
-      <w:pPr>
-        <w:widowControl/>
-        <w:spacing w:before="0" w:after="0" w:lineRule="exact" w:line="580"/>
-        <w:ind w:firstLine="420"/>
-        <w:jc w:val="both"/>
-      </w:pPr>
-      <w:r>
-        <w:rPr>
-          <w:rFonts w:ascii="仿宋_GB2312" w:hAnsi="仿宋_GB2312" w:eastAsia="仿宋_GB2312" w:cs="仿宋_GB2312"/>
-          <w:b w:val="0"/>
-          <w:color w:val="000000"/>
-          <w:sz w:val="32"/>
-        </w:rPr>
-        <w:t>实际修改：导入校验已改为默认拒绝白名单（含 subprocess、ctypes、socket、urllib、winreg 等）。1.7.0 在此之上：local 档位下 POST /skills/install 与 POST /skills/inspect 直接返回 403「本地部署版本不允许安装第三方技能」。内置技能仍由封装播种与 restore-bundled 提供。标准包仍允许经接口导入。</w:t>
+        <w:t>原问题是校验过宽（窄黑名单，force 可跳过），不是不允许有安装功能。关闭依据：skill_validate.py 改为默认拒绝，FORBIDDEN_IMPORT_ROOTS 含 subprocess、ctypes、socket、urllib、winreg 等；force_overwrite 不能跳过校验失败；通过后的脚本仍走 H-02 隔离。本地部署与标准包同一套安装接口：合法技能包 inspect/install 为 200，含进程/网络模块的包安装 400。请勿再用「local 包安装技能应失败」作为本项关闭标准。仓库历史中曾试验 403，已撤回。</w:t>
       </w:r>
     </w:p>
     <w:p>
@@ -3328,7 +3175,23 @@
           <w:color w:val="000000"/>
           <w:sz w:val="32"/>
         </w:rPr>
-        <w:t>原问题：随包脚本接受绝对路径，可把工作区外文件读入再交给模型。</w:t>
+        <w:t>对照源码：产品调用脚本前执行 assert_argv_within_roots。1.7.0 另在 inventory.py 中校验 --out 解析后必须落在 cwd（工作区根）之内，越界则退出。用系统 Python 直接跑这些脚本时，产品不再介入。</w:t>
+      </w:r>
+    </w:p>
+    <w:p>
+      <w:pPr>
+        <w:widowControl/>
+        <w:spacing w:before="80" w:after="0" w:lineRule="exact" w:line="580"/>
+        <w:jc w:val="left"/>
+      </w:pPr>
+      <w:r>
+        <w:rPr>
+          <w:rFonts w:ascii="楷体_GB2312" w:hAnsi="楷体_GB2312" w:eastAsia="楷体_GB2312" w:cs="楷体_GB2312"/>
+          <w:b/>
+          <w:color w:val="000000"/>
+          <w:sz w:val="32"/>
+        </w:rPr>
+        <w:t>2.8 M-06　NOTICE 不能当物料清单　【本版本未改随包核验】</w:t>
       </w:r>
     </w:p>
     <w:p>
@@ -3345,91 +3208,7 @@
           <w:color w:val="000000"/>
           <w:sz w:val="32"/>
         </w:rPr>
-        <w:t>实际修改：产品执行路径在进隔离进程前调用 assert_argv_within_roots。1.7.0 另补 bundled/skills/material-gap/scripts/inventory.py：--out 必须落在当前工作区（cwd）之内，越界拒绝。</w:t>
-      </w:r>
-    </w:p>
-    <w:p>
-      <w:pPr>
-        <w:widowControl/>
-        <w:spacing w:before="0" w:after="0" w:lineRule="exact" w:line="580"/>
-        <w:ind w:firstLine="420"/>
-        <w:jc w:val="both"/>
-      </w:pPr>
-      <w:r>
-        <w:rPr>
-          <w:rFonts w:ascii="仿宋_GB2312" w:hAnsi="仿宋_GB2312" w:eastAsia="仿宋_GB2312" w:cs="仿宋_GB2312"/>
-          <w:b w:val="0"/>
-          <w:color w:val="000000"/>
-          <w:sz w:val="32"/>
-        </w:rPr>
-        <w:t>残留：脱离产品、用系统 Python 直接跑这些脚本时，产品不再介入。这不是图形界面用户路径。</w:t>
-      </w:r>
-    </w:p>
-    <w:p>
-      <w:pPr>
-        <w:widowControl/>
-        <w:spacing w:before="80" w:after="0" w:lineRule="exact" w:line="580"/>
-        <w:jc w:val="left"/>
-      </w:pPr>
-      <w:r>
-        <w:rPr>
-          <w:rFonts w:ascii="楷体_GB2312" w:hAnsi="楷体_GB2312" w:eastAsia="楷体_GB2312" w:cs="楷体_GB2312"/>
-          <w:b/>
-          <w:color w:val="000000"/>
-          <w:sz w:val="32"/>
-        </w:rPr>
-        <w:t>2.8 M-06　NOTICE 不能当物料清单　【本版本未改随包产物】</w:t>
-      </w:r>
-    </w:p>
-    <w:p>
-      <w:pPr>
-        <w:widowControl/>
-        <w:spacing w:before="0" w:after="0" w:lineRule="exact" w:line="580"/>
-        <w:ind w:firstLine="420"/>
-        <w:jc w:val="both"/>
-      </w:pPr>
-      <w:r>
-        <w:rPr>
-          <w:rFonts w:ascii="仿宋_GB2312" w:hAnsi="仿宋_GB2312" w:eastAsia="仿宋_GB2312" w:cs="仿宋_GB2312"/>
-          <w:b w:val="0"/>
-          <w:color w:val="000000"/>
-          <w:sz w:val="32"/>
-        </w:rPr>
-        <w:t>原问题：NOTICE 声明与实装漂移，缺 WebView2 再分发说明，缺 CycloneDX，部分许可文本不全。</w:t>
-      </w:r>
-    </w:p>
-    <w:p>
-      <w:pPr>
-        <w:widowControl/>
-        <w:spacing w:before="0" w:after="0" w:lineRule="exact" w:line="580"/>
-        <w:ind w:firstLine="420"/>
-        <w:jc w:val="both"/>
-      </w:pPr>
-      <w:r>
-        <w:rPr>
-          <w:rFonts w:ascii="仿宋_GB2312" w:hAnsi="仿宋_GB2312" w:eastAsia="仿宋_GB2312" w:cs="仿宋_GB2312"/>
-          <w:b w:val="0"/>
-          <w:color w:val="000000"/>
-          <w:sz w:val="32"/>
-        </w:rPr>
-        <w:t>实际修改：仓库内已有 scripts/generate_notice.sh、scripts/generate_sbom.py。1.7.0 未把更新后的 NOTICE/SBOM 打进本地部署包产物。第三轮「包内 NOTICE 未改」的事实对本版本的已构建样品仍然成立，须在打 1.7.0 包时单独核验是否纳入构建步骤。不把「仓库有脚本」写成「安装包已带 SBOM」。</w:t>
-      </w:r>
-    </w:p>
-    <w:p>
-      <w:pPr>
-        <w:widowControl/>
-        <w:spacing w:before="0" w:after="0" w:lineRule="exact" w:line="580"/>
-        <w:ind w:firstLine="420"/>
-        <w:jc w:val="both"/>
-      </w:pPr>
-      <w:r>
-        <w:rPr>
-          <w:rFonts w:ascii="仿宋_GB2312" w:hAnsi="仿宋_GB2312" w:eastAsia="仿宋_GB2312" w:cs="仿宋_GB2312"/>
-          <w:b w:val="0"/>
-          <w:color w:val="000000"/>
-          <w:sz w:val="32"/>
-        </w:rPr>
-        <w:t>说明：这是开源合规与供应链卫生，不是运行时攻击面。</w:t>
+        <w:t>对照源码：仓库有 scripts/generate_notice.sh、scripts/generate_sbom.py。Windows / macOS 打包脚本在 NOTICE 缺失时失败，并复制 NOTICE 进资源目录。1.7.0 安装包尚未构建，不声称包内 NOTICE/SBOM 已按本版本核验。这是供应链卫生，不是运行时攻击面。</w:t>
       </w:r>
     </w:p>
     <w:p>
@@ -3462,7 +3241,23 @@
           <w:color w:val="000000"/>
           <w:sz w:val="32"/>
         </w:rPr>
-        <w:t>原问题：端口写死 8765；启动器在令牌不匹配时调 /shutdown 回收；令牌在子进程环境变量中。</w:t>
+        <w:t>对照源码：DEFAULT_PORT = 8765。令牌仍经环境变量交给运行时。/shutdown 要 Bearer，且来源须是回环。1.7.0 未改端口和传令牌方式。</w:t>
+      </w:r>
+    </w:p>
+    <w:p>
+      <w:pPr>
+        <w:widowControl/>
+        <w:spacing w:before="80" w:after="0" w:lineRule="exact" w:line="580"/>
+        <w:jc w:val="left"/>
+      </w:pPr>
+      <w:r>
+        <w:rPr>
+          <w:rFonts w:ascii="楷体_GB2312" w:hAnsi="楷体_GB2312" w:eastAsia="楷体_GB2312" w:cs="楷体_GB2312"/>
+          <w:b/>
+          <w:color w:val="000000"/>
+          <w:sz w:val="32"/>
+        </w:rPr>
+        <w:t>2.10 L-02　local 放行任意 IP　【采纳审查建议】</w:t>
       </w:r>
     </w:p>
     <w:p>
@@ -3479,7 +3274,7 @@
           <w:color w:val="000000"/>
           <w:sz w:val="32"/>
         </w:rPr>
-        <w:t>实际修改：/shutdown 已纳入鉴权，无令牌不能关机回收。1.7.0 仍使用固定端口与环境变量传令牌。</w:t>
+        <w:t>审查意见：不要写「已关闭、只允许回环/私网/链路本地」。准确表述应为：拒绝公网域名与解析为公网地址的域名；IP 字面量一律放行，以支持非 RFC1918 专网；该取舍由使用单位评估。</w:t>
       </w:r>
     </w:p>
     <w:p>
@@ -3496,23 +3291,7 @@
           <w:color w:val="000000"/>
           <w:sz w:val="32"/>
         </w:rPr>
-        <w:t>管控：运行时绑定回环；不端口转发。能调试该用户进程的人，已经能读该用户文档，不把「同用户可读环境变量」列为未修高危。</w:t>
-      </w:r>
-    </w:p>
-    <w:p>
-      <w:pPr>
-        <w:widowControl/>
-        <w:spacing w:before="80" w:after="0" w:lineRule="exact" w:line="580"/>
-        <w:jc w:val="left"/>
-      </w:pPr>
-      <w:r>
-        <w:rPr>
-          <w:rFonts w:ascii="楷体_GB2312" w:hAnsi="楷体_GB2312" w:eastAsia="楷体_GB2312" w:cs="楷体_GB2312"/>
-          <w:b/>
-          <w:color w:val="000000"/>
-          <w:sz w:val="32"/>
-        </w:rPr>
-        <w:t>2.10 L-02　local 放行任意 IP　【采纳审查建议，不在软件层二次拦截】</w:t>
+        <w:t>对照源码 is_intranet_model_host：（1）公网云厂商域名拒绝；（2）普通域名解析后须全部为回环/私网/链路本地；（3）localhost 与 .local/.lan/.intranet 后缀通过；（4）任意合法 IP 字面量一律通过；（5）产品内没有 CIDR 二次名单。local 档位 load_config 和 POST /config 都调用上述判定。终端实际能否连上该 IP，由单位安全软件和网络权限决定。</w:t>
       </w:r>
     </w:p>
     <w:p>
@@ -3529,41 +3308,7 @@
           <w:color w:val="000000"/>
           <w:sz w:val="32"/>
         </w:rPr>
-        <w:t>审查意见：不要写「已关闭、只允许回环/私网/链路本地」。准确表述应为：拒绝公网域名与解析为公网地址的域名；IP 字面量一律放行，以支持非 RFC1918 专网号段的部署，该取舍由使用单位评估。第三轮指出此前整改报告把未改的实现写成已关闭，与事实不符。</w:t>
-      </w:r>
-    </w:p>
-    <w:p>
-      <w:pPr>
-        <w:widowControl/>
-        <w:spacing w:before="0" w:after="0" w:lineRule="exact" w:line="580"/>
-        <w:ind w:firstLine="420"/>
-        <w:jc w:val="both"/>
-      </w:pPr>
-      <w:r>
-        <w:rPr>
-          <w:rFonts w:ascii="仿宋_GB2312" w:hAnsi="仿宋_GB2312" w:eastAsia="仿宋_GB2312" w:cs="仿宋_GB2312"/>
-          <w:b w:val="0"/>
-          <w:color w:val="000000"/>
-          <w:sz w:val="32"/>
-        </w:rPr>
-        <w:t>实际修改：1.7.0 按审查建议保留原实现，并更正表述。（1）公网云厂商域名、解析到公网的域名：拒绝。（2）IP 字面量（含 10/8、192.168/16 以及非 RFC1918 专网）一律放行。（3）不再在产品内做 CIDR 二次名单。内网电脑能访问哪些 IP，已由单位安全软件和网络权限配置、审查；软件层再拦一遍既挡不住专网模型，也替代不了终端出站策略。</w:t>
-      </w:r>
-    </w:p>
-    <w:p>
-      <w:pPr>
-        <w:widowControl/>
-        <w:spacing w:before="0" w:after="0" w:lineRule="exact" w:line="580"/>
-        <w:ind w:firstLine="420"/>
-        <w:jc w:val="both"/>
-      </w:pPr>
-      <w:r>
-        <w:rPr>
-          <w:rFonts w:ascii="仿宋_GB2312" w:hAnsi="仿宋_GB2312" w:eastAsia="仿宋_GB2312" w:cs="仿宋_GB2312"/>
-          <w:b w:val="0"/>
-          <w:color w:val="000000"/>
-          <w:sz w:val="32"/>
-        </w:rPr>
-        <w:t>说明：承认 1.6.0 整改报告曾误写「已关闭」。1.7.0 以本条为准，请勿再用「填写 1.1.1.1 应失败」作为关闭标准。</w:t>
+        <w:t>说明：承认 1.6.0 整改报告曾把该项写成「已关闭」，与实现不符。1.7.0 以本条为准。请勿再用「填写 1.1.1.1 应失败」作为关闭标准。</w:t>
       </w:r>
     </w:p>
     <w:p>
@@ -3596,24 +3341,7 @@
           <w:color w:val="000000"/>
           <w:sz w:val="32"/>
         </w:rPr>
-        <w:t>原问题：Windows 用 Word COM 打开 .doc 时未设 AutomationSecurity，自动宏可能执行。</w:t>
-      </w:r>
-    </w:p>
-    <w:p>
-      <w:pPr>
-        <w:widowControl/>
-        <w:spacing w:before="0" w:after="0" w:lineRule="exact" w:line="580"/>
-        <w:ind w:firstLine="420"/>
-        <w:jc w:val="both"/>
-      </w:pPr>
-      <w:r>
-        <w:rPr>
-          <w:rFonts w:ascii="仿宋_GB2312" w:hAnsi="仿宋_GB2312" w:eastAsia="仿宋_GB2312" w:cs="仿宋_GB2312"/>
-          <w:b w:val="0"/>
-          <w:color w:val="000000"/>
-          <w:sz w:val="32"/>
-        </w:rPr>
-        <w:t>实际修改：pywin32 与 PowerShell 两条路径均在 Open 前设置 AutomationSecurity = 3（强制禁用）。第三轮已认定关闭。1.7.0 保持该实现。</w:t>
+        <w:t>对照源码：doc_io.py 中 pywin32 与 PowerShell 两条路径均在 Open 前设置 AutomationSecurity = 3。第三轮已认定关闭。1.7.0 未回退。</w:t>
       </w:r>
     </w:p>
     <w:p>
@@ -3646,24 +3374,7 @@
           <w:color w:val="000000"/>
           <w:sz w:val="32"/>
         </w:rPr>
-        <w:t>原结论：反编译与沙箱动态观测未发现后门、窃密或远程控制；安装期无外联、无自启动、无服务、无计划任务；运行时业务进程连接为回环。</w:t>
-      </w:r>
-    </w:p>
-    <w:p>
-      <w:pPr>
-        <w:widowControl/>
-        <w:spacing w:before="0" w:after="0" w:lineRule="exact" w:line="580"/>
-        <w:ind w:firstLine="420"/>
-        <w:jc w:val="both"/>
-      </w:pPr>
-      <w:r>
-        <w:rPr>
-          <w:rFonts w:ascii="仿宋_GB2312" w:hAnsi="仿宋_GB2312" w:eastAsia="仿宋_GB2312" w:cs="仿宋_GB2312"/>
-          <w:b w:val="0"/>
-          <w:color w:val="000000"/>
-          <w:sz w:val="32"/>
-        </w:rPr>
-        <w:t>实际修改：整改未拆除这些控制：工作区路径 resolve + relative_to、文件内容按不可信数据包裹（文本读取类工具）、权限档位、凭据环境变量剥离、审计日志脱敏、CORS 白名单、外壳 Job Object。不把「未签名、构建路径残留」重新解释成恶意软件。</w:t>
+        <w:t>对照源码：工作区路径 resolve + relative_to、文本读取类工具的不可信数据包裹、权限档位、凭据密封、审计脱敏、CORS、外壳 Job Object 均仍在。不把「未签名、构建路径残留」解释成恶意软件。</w:t>
       </w:r>
     </w:p>
     <w:p>
@@ -3696,7 +3407,7 @@
           <w:color w:val="000000"/>
           <w:sz w:val="32"/>
         </w:rPr>
-        <w:t>第三轮对原审条目的复测结论，已并入第 2 节。以下仅回应第三轮新指出或明确遗留的问题。</w:t>
+        <w:t>第三轮对原审条目的复测结论，已并入第 2 节。以下回应第三轮新指出或明确遗留的问题。</w:t>
       </w:r>
     </w:p>
     <w:p>
@@ -3712,7 +3423,7 @@
           <w:color w:val="000000"/>
           <w:sz w:val="32"/>
         </w:rPr>
-        <w:t>3.1 N-01　图片通道把工作区图发给模型　【等效管控】</w:t>
+        <w:t>3.1 N-01　图片通道把工作区图发给模型　【无需修改，功能保留】</w:t>
       </w:r>
     </w:p>
     <w:p>
@@ -3729,41 +3440,7 @@
           <w:color w:val="000000"/>
           <w:sz w:val="32"/>
         </w:rPr>
-        <w:t>原问题：workspace_look 将 PNG/JPG/WEBP、Office 内嵌图、PDF 渲染页以 base64 写入模型请求。上限约 8 MiB × 4 张/轮。路径受工作区约束，字节不进会话库。图片未纳入「不可信数据」包裹。</w:t>
-      </w:r>
-    </w:p>
-    <w:p>
-      <w:pPr>
-        <w:widowControl/>
-        <w:spacing w:before="0" w:after="0" w:lineRule="exact" w:line="580"/>
-        <w:ind w:firstLine="420"/>
-        <w:jc w:val="both"/>
-      </w:pPr>
-      <w:r>
-        <w:rPr>
-          <w:rFonts w:ascii="仿宋_GB2312" w:hAnsi="仿宋_GB2312" w:eastAsia="仿宋_GB2312" w:cs="仿宋_GB2312"/>
-          <w:b w:val="0"/>
-          <w:color w:val="000000"/>
-          <w:sz w:val="32"/>
-        </w:rPr>
-        <w:t>实际修改：1.7.0 保留看图功能，未拆除通道。路径约束与体积上限仍在。local 档位拒绝公网云厂商域名；图片请求发往使用人配置的本机或内网模型。终端实际能连哪些 IP，由单位安全软件和网络权限决定。</w:t>
-      </w:r>
-    </w:p>
-    <w:p>
-      <w:pPr>
-        <w:widowControl/>
-        <w:spacing w:before="0" w:after="0" w:lineRule="exact" w:line="580"/>
-        <w:ind w:firstLine="420"/>
-        <w:jc w:val="both"/>
-      </w:pPr>
-      <w:r>
-        <w:rPr>
-          <w:rFonts w:ascii="仿宋_GB2312" w:hAnsi="仿宋_GB2312" w:eastAsia="仿宋_GB2312" w:cs="仿宋_GB2312"/>
-          <w:b w:val="0"/>
-          <w:color w:val="000000"/>
-          <w:sz w:val="32"/>
-        </w:rPr>
-        <w:t>未改：见 3.8，仍未把 workspace_look 纳入 UNTRUSTED_TOOL_RESULTS。部署上禁止为本地部署包配置公网 api_base。</w:t>
+        <w:t>对照源码：功能保留，1.7.0 未拆除。workspace.resolve 限制在已打开文件夹内；单张超过 8MB 不发送；每轮最多 4 张；字节不写入工具文本。发给使用人在设置中填写的模型地址。local 档位拒绝公网云厂商域名；填 IP 时能否出站，由内网安全策略决定。这与「打开文件夹办材料」是同一条产品路径，不是后门或钓鱼通道。</w:t>
       </w:r>
     </w:p>
     <w:p>
@@ -3796,7 +3473,7 @@
           <w:color w:val="000000"/>
           <w:sz w:val="32"/>
         </w:rPr>
-        <w:t>审查意见：系统提示不再要求「读取未附加文件必须等用户确认」，已打开文件夹中的材料可直接读。cautious/standard 的技术闸门仍在；trust_workspace 会自动放行。</w:t>
+        <w:t>开发方说明：1.7.0 不改提示词、不改读取闸门、不为此限制信任模式或工作区脚本。第一，文件夹即办理范围。使用人打开哪个文件夹，就是指定本轮要处理的材料。写入与跑脚本在谨慎/标准模式下仍要确认；「信任此文件夹」须在设置中明示选择。第二，内网电脑、本地软件、内网模型。公网域名被拒；能访问哪些 IP 由单位安全软件和网络权限审查。</w:t>
       </w:r>
     </w:p>
     <w:p>
@@ -3813,24 +3490,7 @@
           <w:color w:val="000000"/>
           <w:sz w:val="32"/>
         </w:rPr>
-        <w:t>开发方说明：此项不是安全缺陷，1.7.0 不改提示词、不改读取闸门、不为此限制信任模式或工作区脚本。理由有二。第一，文件夹即办理范围。使用人打开哪个文件夹，就是指定本轮要处理哪些材料。智能体在该文件夹内读取，是产品主路径，不是越权访问未授权文件。写入与跑脚本在谨慎/标准模式下仍要确认；「信任此文件夹」须使用人在设置中明示选择。第二，内网单机、内网模型，不泄到互联网。本地部署版装在内网电脑上，材料发给使用人配置的本机或内网模型。local 档位拒绝公网云厂商域名；终端能访问哪些 IP 由单位安全软件和网络权限审查。因此「文件夹内直接读」不会把公文送到互联网。</w:t>
-      </w:r>
-    </w:p>
-    <w:p>
-      <w:pPr>
-        <w:widowControl/>
-        <w:spacing w:before="0" w:after="0" w:lineRule="exact" w:line="580"/>
-        <w:ind w:firstLine="420"/>
-        <w:jc w:val="both"/>
-      </w:pPr>
-      <w:r>
-        <w:rPr>
-          <w:rFonts w:ascii="仿宋_GB2312" w:hAnsi="仿宋_GB2312" w:eastAsia="仿宋_GB2312" w:cs="仿宋_GB2312"/>
-          <w:b w:val="0"/>
-          <w:color w:val="000000"/>
-          <w:sz w:val="32"/>
-        </w:rPr>
-        <w:t>实际修改：针对 N-02 无。若复测所见与第三轮样品一致（已打开文件夹内的材料可直接读），即为预期行为，请按本条关闭，不要当作未修项。</w:t>
+        <w:t>对照源码：local 默认 permission_mode=cautious、allow_workspace_scripts=False，但二者均可在设置中改。POST /config 不拒绝 trust_workspace。</w:t>
       </w:r>
     </w:p>
     <w:p>
@@ -3863,7 +3523,23 @@
           <w:color w:val="000000"/>
           <w:sz w:val="32"/>
         </w:rPr>
-        <w:t>审查意见：对 docx/pptx 的 zip 成员先 read() 再检查 8 MiB，构造高压缩比文件时可能短暂占用较多本机内存。</w:t>
+        <w:t>对照源码：_load_look_bytes 对 docx 先 ZipFile.read，调用方再检查 8MB。1.7.0 不改。审查重点是恶意代码、后门、钓鱼与数据外泄。解开用户自己打开的 Word/PPT 是格式处理，占用本机内存不改变信任边界，不应列为漏洞。</w:t>
+      </w:r>
+    </w:p>
+    <w:p>
+      <w:pPr>
+        <w:widowControl/>
+        <w:spacing w:before="80" w:after="0" w:lineRule="exact" w:line="580"/>
+        <w:jc w:val="left"/>
+      </w:pPr>
+      <w:r>
+        <w:rPr>
+          <w:rFonts w:ascii="楷体_GB2312" w:hAnsi="楷体_GB2312" w:eastAsia="楷体_GB2312" w:cs="楷体_GB2312"/>
+          <w:b/>
+          <w:color w:val="000000"/>
+          <w:sz w:val="32"/>
+        </w:rPr>
+        <w:t>3.4 P-01　送审物料、文件名与哈希不一致　【流程问题】</w:t>
       </w:r>
     </w:p>
     <w:p>
@@ -3880,7 +3556,23 @@
           <w:color w:val="000000"/>
           <w:sz w:val="32"/>
         </w:rPr>
-        <w:t>开发方说明：此项不是本次审查应列的安全问题，1.7.0 不改看图读取实现。理由有二。第一，审查重点是恶意代码、后门、钓鱼与数据外泄。解压 Office 内嵌图发生在用户主动打开的本机文件上，不安装持久化代码，不外联，不把材料送到互联网。内存用多用少，不改变信任边界。第二，处理多种办公格式是产品可用性。Word、PPT 本身就是 zip 容器。要把其中的图交给内网模型看，必须在本机解开对应条目。为功能可用性使用本机内存，不应列为漏洞。</w:t>
+        <w:t>1.7.0 安装包产出前本说明不填正式 SHA256。送审时报告、安装包、哈希必须同一构建批次。历史 1.6.0 哈希只作历史记录。</w:t>
+      </w:r>
+    </w:p>
+    <w:p>
+      <w:pPr>
+        <w:widowControl/>
+        <w:spacing w:before="80" w:after="0" w:lineRule="exact" w:line="580"/>
+        <w:jc w:val="left"/>
+      </w:pPr>
+      <w:r>
+        <w:rPr>
+          <w:rFonts w:ascii="楷体_GB2312" w:hAnsi="楷体_GB2312" w:eastAsia="楷体_GB2312" w:cs="楷体_GB2312"/>
+          <w:b/>
+          <w:color w:val="000000"/>
+          <w:sz w:val="32"/>
+        </w:rPr>
+        <w:t>3.5 H-02c　AppContainer 装包端到端未验证　【验收缺口】</w:t>
       </w:r>
     </w:p>
     <w:p>
@@ -3897,107 +3589,7 @@
           <w:color w:val="000000"/>
           <w:sz w:val="32"/>
         </w:rPr>
-        <w:t>实际修改：针对 N-03 无。请按本条关闭，不要当作未修项，也不要求改为「先读 file_size 再解压」作为准入条件。</w:t>
-      </w:r>
-    </w:p>
-    <w:p>
-      <w:pPr>
-        <w:widowControl/>
-        <w:spacing w:before="80" w:after="0" w:lineRule="exact" w:line="580"/>
-        <w:jc w:val="left"/>
-      </w:pPr>
-      <w:r>
-        <w:rPr>
-          <w:rFonts w:ascii="楷体_GB2312" w:hAnsi="楷体_GB2312" w:eastAsia="楷体_GB2312" w:cs="楷体_GB2312"/>
-          <w:b/>
-          <w:color w:val="000000"/>
-          <w:sz w:val="32"/>
-        </w:rPr>
-        <w:t>3.4 P-01　送审物料、文件名与哈希不一致　【流程问题，非代码缺陷】</w:t>
-      </w:r>
-    </w:p>
-    <w:p>
-      <w:pPr>
-        <w:widowControl/>
-        <w:spacing w:before="0" w:after="0" w:lineRule="exact" w:line="580"/>
-        <w:ind w:firstLine="420"/>
-        <w:jc w:val="both"/>
-      </w:pPr>
-      <w:r>
-        <w:rPr>
-          <w:rFonts w:ascii="仿宋_GB2312" w:hAnsi="仿宋_GB2312" w:eastAsia="仿宋_GB2312" w:cs="仿宋_GB2312"/>
-          <w:b w:val="0"/>
-          <w:color w:val="000000"/>
-          <w:sz w:val="32"/>
-        </w:rPr>
-        <w:t>原问题：第三轮指出送审材料、安装包文件名与哈希对不上，且出现版本错配噪声。</w:t>
-      </w:r>
-    </w:p>
-    <w:p>
-      <w:pPr>
-        <w:widowControl/>
-        <w:spacing w:before="0" w:after="0" w:lineRule="exact" w:line="580"/>
-        <w:ind w:firstLine="420"/>
-        <w:jc w:val="both"/>
-      </w:pPr>
-      <w:r>
-        <w:rPr>
-          <w:rFonts w:ascii="仿宋_GB2312" w:hAnsi="仿宋_GB2312" w:eastAsia="仿宋_GB2312" w:cs="仿宋_GB2312"/>
-          <w:b w:val="0"/>
-          <w:color w:val="000000"/>
-          <w:sz w:val="32"/>
-        </w:rPr>
-        <w:t>实际修改：代码无法「修复」流程。1.7.0 送审约定：（1）报告、安装包、SHA256 必须同一构建批次；（2）历史 1.6.0 样品哈希与文件名只作历史记录，不再当作本版本证据；（3）本说明在 1.7.0 安装包产出前不填写正式 SHA256，避免再次出现「报告写已修、哈希却是旧包」。</w:t>
-      </w:r>
-    </w:p>
-    <w:p>
-      <w:pPr>
-        <w:widowControl/>
-        <w:spacing w:before="80" w:after="0" w:lineRule="exact" w:line="580"/>
-        <w:jc w:val="left"/>
-      </w:pPr>
-      <w:r>
-        <w:rPr>
-          <w:rFonts w:ascii="楷体_GB2312" w:hAnsi="楷体_GB2312" w:eastAsia="楷体_GB2312" w:cs="楷体_GB2312"/>
-          <w:b/>
-          <w:color w:val="000000"/>
-          <w:sz w:val="32"/>
-        </w:rPr>
-        <w:t>3.5 H-02c　AppContainer 装包端到端未验证　【验收缺口，非缺功能】</w:t>
-      </w:r>
-    </w:p>
-    <w:p>
-      <w:pPr>
-        <w:widowControl/>
-        <w:spacing w:before="0" w:after="0" w:lineRule="exact" w:line="580"/>
-        <w:ind w:firstLine="420"/>
-        <w:jc w:val="both"/>
-      </w:pPr>
-      <w:r>
-        <w:rPr>
-          <w:rFonts w:ascii="仿宋_GB2312" w:hAnsi="仿宋_GB2312" w:eastAsia="仿宋_GB2312" w:cs="仿宋_GB2312"/>
-          <w:b w:val="0"/>
-          <w:color w:val="000000"/>
-          <w:sz w:val="32"/>
-        </w:rPr>
-        <w:t>原问题：第三轮动态未驱动 /chat 走到技能脚本，宿主进程未见 AppContainer 档案，不能证明安装包真创建容器。</w:t>
-      </w:r>
-    </w:p>
-    <w:p>
-      <w:pPr>
-        <w:widowControl/>
-        <w:spacing w:before="0" w:after="0" w:lineRule="exact" w:line="580"/>
-        <w:ind w:firstLine="420"/>
-        <w:jc w:val="both"/>
-      </w:pPr>
-      <w:r>
-        <w:rPr>
-          <w:rFonts w:ascii="仿宋_GB2312" w:hAnsi="仿宋_GB2312" w:eastAsia="仿宋_GB2312" w:cs="仿宋_GB2312"/>
-          <w:b w:val="0"/>
-          <w:color w:val="000000"/>
-          <w:sz w:val="32"/>
-        </w:rPr>
-        <w:t>实际修改：1.7.0 未改隔离架构。源码在 Windows 上具备 AppContainer 路径；进程内 jail 可作过渡。正式关闭该项，须用 -LocalDeploy 打出的 1.7.0 包实跑 run_skill_script：能写工作区、不能写 config.json、不能连接 1.1.1.1。这是装包冒烟，不是再开一个功能。</w:t>
+        <w:t>源码在 Windows 上具备 AppContainer 路径。正式关闭须用 -LocalDeploy 打出的 1.7.0 包实跑技能脚本：能写工作区、不能写 config.json、脚本进程不能连外网。这是装包冒烟，不是缺功能。</w:t>
       </w:r>
     </w:p>
     <w:p>
@@ -4030,7 +3622,23 @@
           <w:color w:val="000000"/>
           <w:sz w:val="32"/>
         </w:rPr>
-        <w:t>原问题：install_fs_jail 仅在父进程注入 OFFICE_AGENT_SCRIPT_JAIL=1 时生效。直接 office-agent-runtime.exe --run-script 跑脚本不受进程内 jail 约束。两轮建议写入文档，均未见到独立说明。</w:t>
+        <w:t>对照源码：__main__.py 遇到 --run-script 直接进入 script_jail_main，不设置 OFFICE_AGENT_SCRIPT_JAIL=1。产品图形界面跑脚本时由 ToolExecutor 注入该变量并带 --jail-root。1.7.0 有意不把调试入口与受保护入口混为一谈。本修改说明即对该建议的书面回应。</w:t>
+      </w:r>
+    </w:p>
+    <w:p>
+      <w:pPr>
+        <w:widowControl/>
+        <w:spacing w:before="80" w:after="0" w:lineRule="exact" w:line="580"/>
+        <w:jc w:val="left"/>
+      </w:pPr>
+      <w:r>
+        <w:rPr>
+          <w:rFonts w:ascii="楷体_GB2312" w:hAnsi="楷体_GB2312" w:eastAsia="楷体_GB2312" w:cs="楷体_GB2312"/>
+          <w:b/>
+          <w:color w:val="000000"/>
+          <w:sz w:val="32"/>
+        </w:rPr>
+        <w:t>3.7 其它复测观察</w:t>
       </w:r>
     </w:p>
     <w:p>
@@ -4047,40 +3655,7 @@
           <w:color w:val="000000"/>
           <w:sz w:val="32"/>
         </w:rPr>
-        <w:t>实际修改：产品图形界面执行技能脚本时会注入该环境变量并带 --jail-root。1.7.0 未让裸 --run-script 默认开启 jail（避免把调试入口与受保护入口 silently 混为一谈）。普通办公用户不走该入口。本修改说明即对该建议的书面回应：该入口不是受保护执行路径。</w:t>
-      </w:r>
-    </w:p>
-    <w:p>
-      <w:pPr>
-        <w:widowControl/>
-        <w:spacing w:before="80" w:after="0" w:lineRule="exact" w:line="580"/>
-        <w:jc w:val="left"/>
-      </w:pPr>
-      <w:r>
-        <w:rPr>
-          <w:rFonts w:ascii="楷体_GB2312" w:hAnsi="楷体_GB2312" w:eastAsia="楷体_GB2312" w:cs="楷体_GB2312"/>
-          <w:b/>
-          <w:color w:val="000000"/>
-          <w:sz w:val="32"/>
-        </w:rPr>
-        <w:t>3.7 其它复测观察（日志、绑定、无后门）</w:t>
-      </w:r>
-    </w:p>
-    <w:p>
-      <w:pPr>
-        <w:widowControl/>
-        <w:spacing w:before="0" w:after="0" w:lineRule="exact" w:line="580"/>
-        <w:ind w:firstLine="420"/>
-        <w:jc w:val="both"/>
-      </w:pPr>
-      <w:r>
-        <w:rPr>
-          <w:rFonts w:ascii="仿宋_GB2312" w:hAnsi="仿宋_GB2312" w:eastAsia="仿宋_GB2312" w:cs="仿宋_GB2312"/>
-          <w:b w:val="0"/>
-          <w:color w:val="000000"/>
-          <w:sz w:val="32"/>
-        </w:rPr>
-        <w:t>第三轮确认运行时业务连接为回环、安装期无外联等正面结论，1.7.0 保持。诊断日志仍按审计事件脱敏策略记录，不把接口鉴权状态写进可被未授权读取的明文。若复测时见到启动器与运行时的本机日志，应以「是否含令牌、是否含工作区原文」核验，而不是以「有日志」判定为缺陷。</w:t>
+        <w:t>第三轮确认运行时业务连接为回环、安装期无外联等正面结论，1.7.0 保持。若见到本机日志，应以「是否含令牌、是否含工作区原文」核验，不要以「有日志」判定为缺陷。</w:t>
       </w:r>
     </w:p>
     <w:p>
@@ -4113,7 +3688,23 @@
           <w:color w:val="000000"/>
           <w:sz w:val="32"/>
         </w:rPr>
-        <w:t>原问题：workspace_look 走用户消息通道，不在 UNTRUSTED_TOOL_RESULTS 中。图中文字可能被模型当成指令。</w:t>
+        <w:t>对照源码：UNTRUSTED_TOOL_RESULTS 仍是 workspace_read、workspace_extract、workspace_list、read_skill，不含 workspace_look。这是提示注入加固项，不是出站开关，1.7.0 不作为必须关闭项。</w:t>
+      </w:r>
+    </w:p>
+    <w:p>
+      <w:pPr>
+        <w:widowControl/>
+        <w:spacing w:before="120" w:after="0" w:lineRule="exact" w:line="580"/>
+        <w:jc w:val="left"/>
+      </w:pPr>
+      <w:r>
+        <w:rPr>
+          <w:rFonts w:ascii="黑体" w:hAnsi="黑体" w:eastAsia="黑体" w:cs="黑体"/>
+          <w:b/>
+          <w:color w:val="000000"/>
+          <w:sz w:val="32"/>
+        </w:rPr>
+        <w:t>4 1.7.0 相对两轮审查样品、真正多出来的改动</w:t>
       </w:r>
     </w:p>
     <w:p>
@@ -4130,40 +3721,7 @@
           <w:color w:val="000000"/>
           <w:sz w:val="32"/>
         </w:rPr>
-        <w:t>实际修改：无。该集合仍为 workspace_read、workspace_extract、workspace_list、read_skill。这是提示注入加固项，不是出站开关。出站方面：公网域名由 local 档位拒绝；能访问哪些 IP 由内网安全策略决定。</w:t>
-      </w:r>
-    </w:p>
-    <w:p>
-      <w:pPr>
-        <w:widowControl/>
-        <w:spacing w:before="120" w:after="0" w:lineRule="exact" w:line="580"/>
-        <w:jc w:val="left"/>
-      </w:pPr>
-      <w:r>
-        <w:rPr>
-          <w:rFonts w:ascii="黑体" w:hAnsi="黑体" w:eastAsia="黑体" w:cs="黑体"/>
-          <w:b/>
-          <w:color w:val="000000"/>
-          <w:sz w:val="32"/>
-        </w:rPr>
-        <w:t>4 1.7.0 相对两轮审查样品的代码改动</w:t>
-      </w:r>
-    </w:p>
-    <w:p>
-      <w:pPr>
-        <w:widowControl/>
-        <w:spacing w:before="0" w:after="0" w:lineRule="exact" w:line="580"/>
-        <w:ind w:firstLine="420"/>
-        <w:jc w:val="both"/>
-      </w:pPr>
-      <w:r>
-        <w:rPr>
-          <w:rFonts w:ascii="仿宋_GB2312" w:hAnsi="仿宋_GB2312" w:eastAsia="仿宋_GB2312" w:cs="仿宋_GB2312"/>
-          <w:b w:val="0"/>
-          <w:color w:val="000000"/>
-          <w:sz w:val="32"/>
-        </w:rPr>
-        <w:t>相对原审 1.6.0 包及第三轮复测包，本版本与审查条目直接相关的新增改动如下。H-01、H-02、L-03、M-03（151）、M-04 白名单、M-05 运行时参数根校验、/shutdown 鉴权等，属于 1.6.0 阶段已合入、1.7.0 继续携带的控制，不是本版本新引入，但作为对两轮报告的回应一并列入第 2、3 节。与审查无关的功能改动不在本说明范围内。</w:t>
+        <w:t>下列是相对原审/第三轮 1.6.0 样品，当前 df2f473 确实多出来的、且与审查条目相关的改动。其余「已关闭」项是 1.6.0 阶段已合入、本版本继续携带的控制。</w:t>
       </w:r>
     </w:p>
     <w:tbl>
@@ -4289,256 +3847,7 @@
                 <w:color w:val="000000"/>
                 <w:sz w:val="24"/>
               </w:rPr>
-              <w:t>local 加载配置时剥离公网云厂商 api_base；工作区脚本默认关、配置中的开启予以保留</w:t>
-            </w:r>
-          </w:p>
-        </w:tc>
-        <w:tc>
-          <w:tcPr>
-            <w:tcW w:type="dxa" w:w="1474"/>
-            <w:tcBorders>
-              <w:top w:val="single" w:sz="8" w:space="0" w:color="000000"/>
-              <w:left w:val="single" w:sz="8" w:space="0" w:color="000000"/>
-              <w:bottom w:val="single" w:sz="8" w:space="0" w:color="000000"/>
-              <w:right w:val="single" w:sz="8" w:space="0" w:color="000000"/>
-            </w:tcBorders>
-          </w:tcPr>
-          <w:p>
-            <w:pPr>
-              <w:spacing w:before="40" w:after="40" w:line="276" w:lineRule="auto"/>
-              <w:jc w:val="left"/>
-            </w:pPr>
-            <w:r/>
-            <w:r>
-              <w:rPr>
-                <w:rFonts w:ascii="仿宋_GB2312" w:hAnsi="仿宋_GB2312" w:eastAsia="仿宋_GB2312" w:cs="仿宋_GB2312"/>
-                <w:b w:val="0"/>
-                <w:color w:val="000000"/>
-                <w:sz w:val="24"/>
-              </w:rPr>
-              <w:t>本地档位</w:t>
-            </w:r>
-          </w:p>
-        </w:tc>
-        <w:tc>
-          <w:tcPr>
-            <w:tcW w:type="dxa" w:w="3515"/>
-            <w:tcBorders>
-              <w:top w:val="single" w:sz="8" w:space="0" w:color="000000"/>
-              <w:left w:val="single" w:sz="8" w:space="0" w:color="000000"/>
-              <w:bottom w:val="single" w:sz="8" w:space="0" w:color="000000"/>
-              <w:right w:val="single" w:sz="8" w:space="0" w:color="000000"/>
-            </w:tcBorders>
-          </w:tcPr>
-          <w:p>
-            <w:pPr>
-              <w:spacing w:before="40" w:after="40" w:line="276" w:lineRule="auto"/>
-              <w:jc w:val="left"/>
-            </w:pPr>
-            <w:r/>
-            <w:r>
-              <w:rPr>
-                <w:rFonts w:ascii="仿宋_GB2312" w:hAnsi="仿宋_GB2312" w:eastAsia="仿宋_GB2312" w:cs="仿宋_GB2312"/>
-                <w:b w:val="0"/>
-                <w:color w:val="000000"/>
-                <w:sz w:val="24"/>
-              </w:rPr>
-              <w:t>runtime/src/office_agent/app.py load_config</w:t>
-            </w:r>
-          </w:p>
-        </w:tc>
-      </w:tr>
-      <w:tr>
-        <w:tc>
-          <w:tcPr>
-            <w:tcW w:type="dxa" w:w="3969"/>
-            <w:tcBorders>
-              <w:top w:val="single" w:sz="8" w:space="0" w:color="000000"/>
-              <w:left w:val="single" w:sz="8" w:space="0" w:color="000000"/>
-              <w:bottom w:val="single" w:sz="8" w:space="0" w:color="000000"/>
-              <w:right w:val="single" w:sz="8" w:space="0" w:color="000000"/>
-            </w:tcBorders>
-          </w:tcPr>
-          <w:p>
-            <w:pPr>
-              <w:spacing w:before="40" w:after="40" w:line="276" w:lineRule="auto"/>
-              <w:jc w:val="left"/>
-            </w:pPr>
-            <w:r/>
-            <w:r>
-              <w:rPr>
-                <w:rFonts w:ascii="仿宋_GB2312" w:hAnsi="仿宋_GB2312" w:eastAsia="仿宋_GB2312" w:cs="仿宋_GB2312"/>
-                <w:b w:val="0"/>
-                <w:color w:val="000000"/>
-                <w:sz w:val="24"/>
-              </w:rPr>
-              <w:t>POST /config 拒绝公网云厂商域名</w:t>
-            </w:r>
-          </w:p>
-        </w:tc>
-        <w:tc>
-          <w:tcPr>
-            <w:tcW w:type="dxa" w:w="1474"/>
-            <w:tcBorders>
-              <w:top w:val="single" w:sz="8" w:space="0" w:color="000000"/>
-              <w:left w:val="single" w:sz="8" w:space="0" w:color="000000"/>
-              <w:bottom w:val="single" w:sz="8" w:space="0" w:color="000000"/>
-              <w:right w:val="single" w:sz="8" w:space="0" w:color="000000"/>
-            </w:tcBorders>
-          </w:tcPr>
-          <w:p>
-            <w:pPr>
-              <w:spacing w:before="40" w:after="40" w:line="276" w:lineRule="auto"/>
-              <w:jc w:val="left"/>
-            </w:pPr>
-            <w:r/>
-            <w:r>
-              <w:rPr>
-                <w:rFonts w:ascii="仿宋_GB2312" w:hAnsi="仿宋_GB2312" w:eastAsia="仿宋_GB2312" w:cs="仿宋_GB2312"/>
-                <w:b w:val="0"/>
-                <w:color w:val="000000"/>
-                <w:sz w:val="24"/>
-              </w:rPr>
-              <w:t>本地档位</w:t>
-            </w:r>
-          </w:p>
-        </w:tc>
-        <w:tc>
-          <w:tcPr>
-            <w:tcW w:type="dxa" w:w="3515"/>
-            <w:tcBorders>
-              <w:top w:val="single" w:sz="8" w:space="0" w:color="000000"/>
-              <w:left w:val="single" w:sz="8" w:space="0" w:color="000000"/>
-              <w:bottom w:val="single" w:sz="8" w:space="0" w:color="000000"/>
-              <w:right w:val="single" w:sz="8" w:space="0" w:color="000000"/>
-            </w:tcBorders>
-          </w:tcPr>
-          <w:p>
-            <w:pPr>
-              <w:spacing w:before="40" w:after="40" w:line="276" w:lineRule="auto"/>
-              <w:jc w:val="left"/>
-            </w:pPr>
-            <w:r/>
-            <w:r>
-              <w:rPr>
-                <w:rFonts w:ascii="仿宋_GB2312" w:hAnsi="仿宋_GB2312" w:eastAsia="仿宋_GB2312" w:cs="仿宋_GB2312"/>
-                <w:b w:val="0"/>
-                <w:color w:val="000000"/>
-                <w:sz w:val="24"/>
-              </w:rPr>
-              <w:t>runtime/src/office_agent/app.py</w:t>
-            </w:r>
-          </w:p>
-        </w:tc>
-      </w:tr>
-      <w:tr>
-        <w:tc>
-          <w:tcPr>
-            <w:tcW w:type="dxa" w:w="3969"/>
-            <w:tcBorders>
-              <w:top w:val="single" w:sz="8" w:space="0" w:color="000000"/>
-              <w:left w:val="single" w:sz="8" w:space="0" w:color="000000"/>
-              <w:bottom w:val="single" w:sz="8" w:space="0" w:color="000000"/>
-              <w:right w:val="single" w:sz="8" w:space="0" w:color="000000"/>
-            </w:tcBorders>
-          </w:tcPr>
-          <w:p>
-            <w:pPr>
-              <w:spacing w:before="40" w:after="40" w:line="276" w:lineRule="auto"/>
-              <w:jc w:val="left"/>
-            </w:pPr>
-            <w:r/>
-            <w:r>
-              <w:rPr>
-                <w:rFonts w:ascii="仿宋_GB2312" w:hAnsi="仿宋_GB2312" w:eastAsia="仿宋_GB2312" w:cs="仿宋_GB2312"/>
-                <w:b w:val="0"/>
-                <w:color w:val="000000"/>
-                <w:sz w:val="24"/>
-              </w:rPr>
-              <w:t>local 下拒绝 /skills/install 与 /skills/inspect</w:t>
-            </w:r>
-          </w:p>
-        </w:tc>
-        <w:tc>
-          <w:tcPr>
-            <w:tcW w:type="dxa" w:w="1474"/>
-            <w:tcBorders>
-              <w:top w:val="single" w:sz="8" w:space="0" w:color="000000"/>
-              <w:left w:val="single" w:sz="8" w:space="0" w:color="000000"/>
-              <w:bottom w:val="single" w:sz="8" w:space="0" w:color="000000"/>
-              <w:right w:val="single" w:sz="8" w:space="0" w:color="000000"/>
-            </w:tcBorders>
-          </w:tcPr>
-          <w:p>
-            <w:pPr>
-              <w:spacing w:before="40" w:after="40" w:line="276" w:lineRule="auto"/>
-              <w:jc w:val="left"/>
-            </w:pPr>
-            <w:r/>
-            <w:r>
-              <w:rPr>
-                <w:rFonts w:ascii="仿宋_GB2312" w:hAnsi="仿宋_GB2312" w:eastAsia="仿宋_GB2312" w:cs="仿宋_GB2312"/>
-                <w:b w:val="0"/>
-                <w:color w:val="000000"/>
-                <w:sz w:val="24"/>
-              </w:rPr>
-              <w:t>M-04</w:t>
-            </w:r>
-          </w:p>
-        </w:tc>
-        <w:tc>
-          <w:tcPr>
-            <w:tcW w:type="dxa" w:w="3515"/>
-            <w:tcBorders>
-              <w:top w:val="single" w:sz="8" w:space="0" w:color="000000"/>
-              <w:left w:val="single" w:sz="8" w:space="0" w:color="000000"/>
-              <w:bottom w:val="single" w:sz="8" w:space="0" w:color="000000"/>
-              <w:right w:val="single" w:sz="8" w:space="0" w:color="000000"/>
-            </w:tcBorders>
-          </w:tcPr>
-          <w:p>
-            <w:pPr>
-              <w:spacing w:before="40" w:after="40" w:line="276" w:lineRule="auto"/>
-              <w:jc w:val="left"/>
-            </w:pPr>
-            <w:r/>
-            <w:r>
-              <w:rPr>
-                <w:rFonts w:ascii="仿宋_GB2312" w:hAnsi="仿宋_GB2312" w:eastAsia="仿宋_GB2312" w:cs="仿宋_GB2312"/>
-                <w:b w:val="0"/>
-                <w:color w:val="000000"/>
-                <w:sz w:val="24"/>
-              </w:rPr>
-              <w:t>runtime/src/office_agent/app.py</w:t>
-            </w:r>
-          </w:p>
-        </w:tc>
-      </w:tr>
-      <w:tr>
-        <w:tc>
-          <w:tcPr>
-            <w:tcW w:type="dxa" w:w="3969"/>
-            <w:tcBorders>
-              <w:top w:val="single" w:sz="8" w:space="0" w:color="000000"/>
-              <w:left w:val="single" w:sz="8" w:space="0" w:color="000000"/>
-              <w:bottom w:val="single" w:sz="8" w:space="0" w:color="000000"/>
-              <w:right w:val="single" w:sz="8" w:space="0" w:color="000000"/>
-            </w:tcBorders>
-          </w:tcPr>
-          <w:p>
-            <w:pPr>
-              <w:spacing w:before="40" w:after="40" w:line="276" w:lineRule="auto"/>
-              <w:jc w:val="left"/>
-            </w:pPr>
-            <w:r/>
-            <w:r>
-              <w:rPr>
-                <w:rFonts w:ascii="仿宋_GB2312" w:hAnsi="仿宋_GB2312" w:eastAsia="仿宋_GB2312" w:cs="仿宋_GB2312"/>
-                <w:b w:val="0"/>
-                <w:color w:val="000000"/>
-                <w:sz w:val="24"/>
-              </w:rPr>
-              <w:t>inventory.py --out 必须落在 cwd/工作区内</w:t>
+              <w:t>inventory.py --out 必须落在工作区内</w:t>
             </w:r>
           </w:p>
         </w:tc>
@@ -4621,90 +3930,7 @@
                 <w:color w:val="000000"/>
                 <w:sz w:val="24"/>
               </w:rPr>
-              <w:t>更正 L-02 表述与测试：IP 字面量一律放行，公网域名仍拒绝</w:t>
-            </w:r>
-          </w:p>
-        </w:tc>
-        <w:tc>
-          <w:tcPr>
-            <w:tcW w:type="dxa" w:w="1474"/>
-            <w:tcBorders>
-              <w:top w:val="single" w:sz="8" w:space="0" w:color="000000"/>
-              <w:left w:val="single" w:sz="8" w:space="0" w:color="000000"/>
-              <w:bottom w:val="single" w:sz="8" w:space="0" w:color="000000"/>
-              <w:right w:val="single" w:sz="8" w:space="0" w:color="000000"/>
-            </w:tcBorders>
-          </w:tcPr>
-          <w:p>
-            <w:pPr>
-              <w:spacing w:before="40" w:after="40" w:line="276" w:lineRule="auto"/>
-              <w:jc w:val="left"/>
-            </w:pPr>
-            <w:r/>
-            <w:r>
-              <w:rPr>
-                <w:rFonts w:ascii="仿宋_GB2312" w:hAnsi="仿宋_GB2312" w:eastAsia="仿宋_GB2312" w:cs="仿宋_GB2312"/>
-                <w:b w:val="0"/>
-                <w:color w:val="000000"/>
-                <w:sz w:val="24"/>
-              </w:rPr>
-              <w:t>L-02</w:t>
-            </w:r>
-          </w:p>
-        </w:tc>
-        <w:tc>
-          <w:tcPr>
-            <w:tcW w:type="dxa" w:w="3515"/>
-            <w:tcBorders>
-              <w:top w:val="single" w:sz="8" w:space="0" w:color="000000"/>
-              <w:left w:val="single" w:sz="8" w:space="0" w:color="000000"/>
-              <w:bottom w:val="single" w:sz="8" w:space="0" w:color="000000"/>
-              <w:right w:val="single" w:sz="8" w:space="0" w:color="000000"/>
-            </w:tcBorders>
-          </w:tcPr>
-          <w:p>
-            <w:pPr>
-              <w:spacing w:before="40" w:after="40" w:line="276" w:lineRule="auto"/>
-              <w:jc w:val="left"/>
-            </w:pPr>
-            <w:r/>
-            <w:r>
-              <w:rPr>
-                <w:rFonts w:ascii="仿宋_GB2312" w:hAnsi="仿宋_GB2312" w:eastAsia="仿宋_GB2312" w:cs="仿宋_GB2312"/>
-                <w:b w:val="0"/>
-                <w:color w:val="000000"/>
-                <w:sz w:val="24"/>
-              </w:rPr>
-              <w:t>runtime/src/office_agent/deployment.py、packaging/本地部署版本/README.md</w:t>
-            </w:r>
-          </w:p>
-        </w:tc>
-      </w:tr>
-      <w:tr>
-        <w:tc>
-          <w:tcPr>
-            <w:tcW w:type="dxa" w:w="3969"/>
-            <w:tcBorders>
-              <w:top w:val="single" w:sz="8" w:space="0" w:color="000000"/>
-              <w:left w:val="single" w:sz="8" w:space="0" w:color="000000"/>
-              <w:bottom w:val="single" w:sz="8" w:space="0" w:color="000000"/>
-              <w:right w:val="single" w:sz="8" w:space="0" w:color="000000"/>
-            </w:tcBorders>
-          </w:tcPr>
-          <w:p>
-            <w:pPr>
-              <w:spacing w:before="40" w:after="40" w:line="276" w:lineRule="auto"/>
-              <w:jc w:val="left"/>
-            </w:pPr>
-            <w:r/>
-            <w:r>
-              <w:rPr>
-                <w:rFonts w:ascii="仿宋_GB2312" w:hAnsi="仿宋_GB2312" w:eastAsia="仿宋_GB2312" w:cs="仿宋_GB2312"/>
-                <w:b w:val="0"/>
-                <w:color w:val="000000"/>
-                <w:sz w:val="24"/>
-              </w:rPr>
-              <w:t>产品版本升为 1.7.0 / MSIX 1.7.0.0</w:t>
+              <w:t>产品版本 1.7.0 / MSIX 1.7.0.0</w:t>
             </w:r>
           </w:p>
         </w:tc>
@@ -4763,8 +3989,108 @@
           </w:p>
         </w:tc>
       </w:tr>
+      <w:tr>
+        <w:tc>
+          <w:tcPr>
+            <w:tcW w:type="dxa" w:w="3969"/>
+            <w:tcBorders>
+              <w:top w:val="single" w:sz="8" w:space="0" w:color="000000"/>
+              <w:left w:val="single" w:sz="8" w:space="0" w:color="000000"/>
+              <w:bottom w:val="single" w:sz="8" w:space="0" w:color="000000"/>
+              <w:right w:val="single" w:sz="8" w:space="0" w:color="000000"/>
+            </w:tcBorders>
+          </w:tcPr>
+          <w:p>
+            <w:pPr>
+              <w:spacing w:before="40" w:after="40" w:line="276" w:lineRule="auto"/>
+              <w:jc w:val="left"/>
+            </w:pPr>
+            <w:r/>
+            <w:r>
+              <w:rPr>
+                <w:rFonts w:ascii="仿宋_GB2312" w:hAnsi="仿宋_GB2312" w:eastAsia="仿宋_GB2312" w:cs="仿宋_GB2312"/>
+                <w:b w:val="0"/>
+                <w:color w:val="000000"/>
+                <w:sz w:val="24"/>
+              </w:rPr>
+              <w:t>按审查建议更正 L-02 表述与测试：IP 字面量一律放行，公网域名仍拒绝</w:t>
+            </w:r>
+          </w:p>
+        </w:tc>
+        <w:tc>
+          <w:tcPr>
+            <w:tcW w:type="dxa" w:w="1474"/>
+            <w:tcBorders>
+              <w:top w:val="single" w:sz="8" w:space="0" w:color="000000"/>
+              <w:left w:val="single" w:sz="8" w:space="0" w:color="000000"/>
+              <w:bottom w:val="single" w:sz="8" w:space="0" w:color="000000"/>
+              <w:right w:val="single" w:sz="8" w:space="0" w:color="000000"/>
+            </w:tcBorders>
+          </w:tcPr>
+          <w:p>
+            <w:pPr>
+              <w:spacing w:before="40" w:after="40" w:line="276" w:lineRule="auto"/>
+              <w:jc w:val="left"/>
+            </w:pPr>
+            <w:r/>
+            <w:r>
+              <w:rPr>
+                <w:rFonts w:ascii="仿宋_GB2312" w:hAnsi="仿宋_GB2312" w:eastAsia="仿宋_GB2312" w:cs="仿宋_GB2312"/>
+                <w:b w:val="0"/>
+                <w:color w:val="000000"/>
+                <w:sz w:val="24"/>
+              </w:rPr>
+              <w:t>L-02</w:t>
+            </w:r>
+          </w:p>
+        </w:tc>
+        <w:tc>
+          <w:tcPr>
+            <w:tcW w:type="dxa" w:w="3515"/>
+            <w:tcBorders>
+              <w:top w:val="single" w:sz="8" w:space="0" w:color="000000"/>
+              <w:left w:val="single" w:sz="8" w:space="0" w:color="000000"/>
+              <w:bottom w:val="single" w:sz="8" w:space="0" w:color="000000"/>
+              <w:right w:val="single" w:sz="8" w:space="0" w:color="000000"/>
+            </w:tcBorders>
+          </w:tcPr>
+          <w:p>
+            <w:pPr>
+              <w:spacing w:before="40" w:after="40" w:line="276" w:lineRule="auto"/>
+              <w:jc w:val="left"/>
+            </w:pPr>
+            <w:r/>
+            <w:r>
+              <w:rPr>
+                <w:rFonts w:ascii="仿宋_GB2312" w:hAnsi="仿宋_GB2312" w:eastAsia="仿宋_GB2312" w:cs="仿宋_GB2312"/>
+                <w:b w:val="0"/>
+                <w:color w:val="000000"/>
+                <w:sz w:val="24"/>
+              </w:rPr>
+              <w:t>runtime/src/office_agent/deployment.py、测试、packaging/本地部署版本/README.md</w:t>
+            </w:r>
+          </w:p>
+        </w:tc>
+      </w:tr>
     </w:tbl>
     <w:p/>
+    <w:p>
+      <w:pPr>
+        <w:widowControl/>
+        <w:spacing w:before="0" w:after="0" w:lineRule="exact" w:line="580"/>
+        <w:ind w:firstLine="420"/>
+        <w:jc w:val="both"/>
+      </w:pPr>
+      <w:r>
+        <w:rPr>
+          <w:rFonts w:ascii="仿宋_GB2312" w:hAnsi="仿宋_GB2312" w:eastAsia="仿宋_GB2312" w:cs="仿宋_GB2312"/>
+          <w:b w:val="0"/>
+          <w:color w:val="000000"/>
+          <w:sz w:val="32"/>
+        </w:rPr>
+        <w:t>明确没有进入 1.7.0 的中间方案：曾试验过 CIDR 名单拦截公网 IP、local 禁止信任模式/禁止开启工作区脚本、以及 local 下安装接口直接 403，均已撤回。M-04 以导入白名单关闭，当前源码允许安装技能。与审查无关的功能不在本说明范围内。</w:t>
+      </w:r>
+    </w:p>
     <w:p>
       <w:pPr>
         <w:widowControl/>
@@ -4779,23 +4105,6 @@
           <w:sz w:val="32"/>
         </w:rPr>
         <w:t>5 本地部署仍须由使用单位确认的条件</w:t>
-      </w:r>
-    </w:p>
-    <w:p>
-      <w:pPr>
-        <w:widowControl/>
-        <w:spacing w:before="0" w:after="0" w:lineRule="exact" w:line="580"/>
-        <w:ind w:firstLine="420"/>
-        <w:jc w:val="both"/>
-      </w:pPr>
-      <w:r>
-        <w:rPr>
-          <w:rFonts w:ascii="仿宋_GB2312" w:hAnsi="仿宋_GB2312" w:eastAsia="仿宋_GB2312" w:cs="仿宋_GB2312"/>
-          <w:b w:val="0"/>
-          <w:color w:val="000000"/>
-          <w:sz w:val="32"/>
-        </w:rPr>
-        <w:t>下列条件是残留风险的补偿控制，建议写入部署说明：</w:t>
       </w:r>
     </w:p>
     <w:p>
@@ -4829,7 +4138,7 @@
           <w:color w:val="000000"/>
           <w:sz w:val="32"/>
         </w:rPr>
-        <w:t>二、安装前核对交付方提供的 SHA256，与介质不一致则不安装。</w:t>
+        <w:t>二、安装前核对当场交付的 SHA256，不一致则不安装。</w:t>
       </w:r>
     </w:p>
     <w:p>
@@ -4880,7 +4189,7 @@
           <w:color w:val="000000"/>
           <w:sz w:val="32"/>
         </w:rPr>
-        <w:t>五、本地档位不允许经接口安装第三方技能，仅使用随包内置技能。</w:t>
+        <w:t>五、可安装技能，须通过导入白名单；含进程/网络模块的包不能安装。执行仍受脚本隔离约束。</w:t>
       </w:r>
     </w:p>
     <w:p>
@@ -4897,7 +4206,7 @@
           <w:color w:val="000000"/>
           <w:sz w:val="32"/>
         </w:rPr>
-        <w:t>六、非 RFC1918 专网模型直接填 IP 即可。不在产品内维护第二份 CIDR 名单。</w:t>
+        <w:t>六、非 RFC1918 专网模型直接填 IP 即可。</w:t>
       </w:r>
     </w:p>
     <w:p>
@@ -4914,7 +4223,7 @@
           <w:color w:val="000000"/>
           <w:sz w:val="32"/>
         </w:rPr>
-        <w:t>七、工作区自定义脚本默认关闭，确需「现写现跑」时由使用人在设置中开启，并仍受脚本隔离约束。权限档位（含「信任此文件夹」）由使用人自选，不作为 N-02 的补丁。</w:t>
+        <w:t>七、工作区自定义脚本默认关闭，设置中可开，开启后仍受脚本隔离约束。权限档位（含「信任此文件夹」）由使用人自选。</w:t>
       </w:r>
     </w:p>
     <w:p>
@@ -4947,7 +4256,7 @@
           <w:color w:val="000000"/>
           <w:sz w:val="32"/>
         </w:rPr>
-        <w:t>一、不要用 1.6.0 旧哈希复测后给 1.7.0 下结论。第三轮已证明哈希不一致会把已修项打回。</w:t>
+        <w:t>一、不要用 1.6.0 旧哈希复测后给 1.7.0 下结论。</w:t>
       </w:r>
     </w:p>
     <w:p>
@@ -4964,7 +4273,7 @@
           <w:color w:val="000000"/>
           <w:sz w:val="32"/>
         </w:rPr>
-        <w:t>二、L-02 按审查建议，IP 字面量可配置（含专网）；api.deepseek.com 等公网域名应失败。不要用「填写公网 IP 应失败」作为关闭标准。</w:t>
+        <w:t>二、L-02：IP 字面量（含专网）应可保存；https://api.deepseek.com 应失败。不要用「填写公网 IP 应失败」作为关闭标准。</w:t>
       </w:r>
     </w:p>
     <w:p>
@@ -4981,7 +4290,7 @@
           <w:color w:val="000000"/>
           <w:sz w:val="32"/>
         </w:rPr>
-        <w:t>三、M-04 应用 local 包复测：POST /skills/install 无令牌 401，有令牌 403。</w:t>
+        <w:t>三、M-04：合法技能包 POST /skills/install 无令牌 401、有令牌 200；含 subprocess 等禁模块的包 400。不要用「local 下安装应 403」作为关闭标准。</w:t>
       </w:r>
     </w:p>
     <w:p>
@@ -4998,7 +4307,7 @@
           <w:color w:val="000000"/>
           <w:sz w:val="32"/>
         </w:rPr>
-        <w:t>四、N-02、N-03 均不作为必须关闭的代码缺陷。N-02 是已打开文件夹内直接读取；N-03 是处理 Word/PPT 等格式时的本机内存占用。二者均无后门、外联或钓鱼。请按「无需修改」关闭。</w:t>
+        <w:t>四、N-01、N-02、N-03 均不作为必须关闭的代码缺陷。看图、读文件夹材料、解开 Office 内嵌图都是办理功能；无后门、外联或钓鱼。</w:t>
       </w:r>
     </w:p>
     <w:p>
@@ -5015,7 +4324,7 @@
           <w:color w:val="000000"/>
           <w:sz w:val="32"/>
         </w:rPr>
-        <w:t>五、H-02：用 1.7.0 安装后的 runtime 跑技能脚本，确认隔离不可用则失败；能写工作区、不能写配置、不能连公网。</w:t>
+        <w:t>五、H-02：用 1.7.0 安装后的 runtime 跑技能脚本：隔离不可用则失败；能写工作区、不能写配置、脚本进程不能连外网。</w:t>
       </w:r>
     </w:p>
     <w:p>
@@ -5049,7 +4358,7 @@
           <w:color w:val="000000"/>
           <w:sz w:val="32"/>
         </w:rPr>
-        <w:t>七、M-02、M-06、图片包裹：本说明已写明未改，请按残留项跟踪，不要当作 1.7.0 承诺关闭项。</w:t>
+        <w:t>七、M-02、M-06、N-01b：本说明已写明未改或未核验随包产物，不要当作 1.7.0 承诺关闭项。</w:t>
       </w:r>
     </w:p>
     <w:p>

--- a/docs/文书通-1.7.0-审查问题修改说明.docx
+++ b/docs/文书通-1.7.0-审查问题修改说明.docx
@@ -48,7 +48,7 @@
           <w:color w:val="000000"/>
           <w:sz w:val="32"/>
         </w:rPr>
-        <w:t>对照报告一：《文书通_本地部署_1.6.0 安全审计报告》第三版（原审）。对照报告二：《【1020】文书通_本地部署_1.6.0 安全审计报告》第三轮复审。</w:t>
+        <w:t>对照报告一：《文书通_本地部署_1.6.0 安全审计报告》第三版（原审）。对照报告二：《【1020】文书通_本地部署_1.6.0 安全审计报告》第三轮复审。本稿是开发方修改说明，不替代审查单位的正式复测意见。</w:t>
       </w:r>
     </w:p>
     <w:p>
@@ -65,7 +65,7 @@
           <w:color w:val="000000"/>
           <w:sz w:val="32"/>
         </w:rPr>
-        <w:t>本稿性质：开发方修改说明（非正式发文）。不替代审查单位出具的正式复测意见。判定一律按当前仓库源码（main / df2f473），不把未做的事写成已修。</w:t>
+        <w:t>软件版本 1.7.0，回应第三轮「三轮包同为 1.6.0、只能靠哈希区分」。送审范围为内网本地部署安装包。1.7.0 本地部署 NSIS 包待构建后回填文件名与 SHA256，请以当场交付的哈希为准。</w:t>
       </w:r>
     </w:p>
     <w:p>
@@ -82,41 +82,7 @@
           <w:color w:val="000000"/>
           <w:sz w:val="32"/>
         </w:rPr>
-        <w:t>代码基线：相对审查样品，inventory.py --out 工作区边界保留；L-02 / N-02 / N-03 按审查口径保留功能。曾试验过的 local 禁止安装第三方技能已撤回，安装入口与审查样品一致，仍走导入白名单。</w:t>
-      </w:r>
-    </w:p>
-    <w:p>
-      <w:pPr>
-        <w:widowControl/>
-        <w:spacing w:before="0" w:after="0" w:lineRule="exact" w:line="580"/>
-        <w:ind w:firstLine="420"/>
-        <w:jc w:val="both"/>
-      </w:pPr>
-      <w:r>
-        <w:rPr>
-          <w:rFonts w:ascii="仿宋_GB2312" w:hAnsi="仿宋_GB2312" w:eastAsia="仿宋_GB2312" w:cs="仿宋_GB2312"/>
-          <w:b w:val="0"/>
-          <w:color w:val="000000"/>
-          <w:sz w:val="32"/>
-        </w:rPr>
-        <w:t>送审安装包：1.7.0 本地部署 NSIS 包待构建后回填文件名与 SHA256。审查单位请以当场交付的哈希为准，勿用 1.6.0 旧哈希复测后判定本版本。送审范围是内网本地部署安装包，不是 Microsoft Store 或 Mac App Store 上架包。</w:t>
-      </w:r>
-    </w:p>
-    <w:p>
-      <w:pPr>
-        <w:widowControl/>
-        <w:spacing w:before="0" w:after="0" w:lineRule="exact" w:line="580"/>
-        <w:ind w:firstLine="420"/>
-        <w:jc w:val="both"/>
-      </w:pPr>
-      <w:r>
-        <w:rPr>
-          <w:rFonts w:ascii="仿宋_GB2312" w:hAnsi="仿宋_GB2312" w:eastAsia="仿宋_GB2312" w:cs="仿宋_GB2312"/>
-          <w:b w:val="0"/>
-          <w:color w:val="000000"/>
-          <w:sz w:val="32"/>
-        </w:rPr>
-        <w:t>读法：「已关闭」表示原缺陷在源码中已不成立。「等效管控」表示原设计仍在，用档位、交付哈希或「非用户路径」把风险收到内网单机可接受。「无需修改」表示属于产品设计或本部署场景内的预期行为，1.7.0 不为此改代码。「本版本未改」表示行为与审查时一致。「流程问题」不进入代码缺陷清单。</w:t>
+        <w:t>第三轮指出：上一轮整改报告有材料与实物不符、L-02 写成已关闭、M-06 写成已落地。1.7.0 按该建议改表述、升版本；高危项保持第三轮已关闭的结论，不把未做的事写成已修。</w:t>
       </w:r>
     </w:p>
     <w:p>
@@ -135,6 +101,23 @@
         <w:t>1 总表</w:t>
       </w:r>
     </w:p>
+    <w:p>
+      <w:pPr>
+        <w:widowControl/>
+        <w:spacing w:before="0" w:after="0" w:lineRule="exact" w:line="580"/>
+        <w:ind w:firstLine="420"/>
+        <w:jc w:val="both"/>
+      </w:pPr>
+      <w:r>
+        <w:rPr>
+          <w:rFonts w:ascii="仿宋_GB2312" w:hAnsi="仿宋_GB2312" w:eastAsia="仿宋_GB2312" w:cs="仿宋_GB2312"/>
+          <w:b w:val="0"/>
+          <w:color w:val="000000"/>
+          <w:sz w:val="32"/>
+        </w:rPr>
+        <w:t>按两份报告里的原条目回应。不另编新编号。</w:t>
+      </w:r>
+    </w:p>
     <w:tbl>
       <w:tblPr>
         <w:tblStyle w:val="TableGrid"/>
@@ -144,16 +127,14 @@
         <w:tblLook w:firstColumn="1" w:firstRow="1" w:lastColumn="0" w:lastRow="0" w:noHBand="0" w:noVBand="1" w:val="04A0"/>
       </w:tblPr>
       <w:tblGrid>
-        <w:gridCol w:w="1769"/>
-        <w:gridCol w:w="1769"/>
-        <w:gridCol w:w="1769"/>
-        <w:gridCol w:w="1769"/>
-        <w:gridCol w:w="1769"/>
+        <w:gridCol w:w="2948"/>
+        <w:gridCol w:w="2948"/>
+        <w:gridCol w:w="2948"/>
       </w:tblGrid>
       <w:tr>
         <w:tc>
           <w:tcPr>
-            <w:tcW w:type="dxa" w:w="1020"/>
+            <w:tcW w:type="dxa" w:w="2494"/>
             <w:shd w:fill="E7E6E6" w:val="clear"/>
             <w:tcBorders>
               <w:top w:val="single" w:sz="8" w:space="0" w:color="000000"/>
@@ -175,13 +156,13 @@
                 <w:color w:val="000000"/>
                 <w:sz w:val="24"/>
               </w:rPr>
-              <w:t>编号</w:t>
+              <w:t>报告条目</w:t>
             </w:r>
           </w:p>
         </w:tc>
         <w:tc>
           <w:tcPr>
-            <w:tcW w:type="dxa" w:w="1814"/>
+            <w:tcW w:type="dxa" w:w="2721"/>
             <w:shd w:fill="E7E6E6" w:val="clear"/>
             <w:tcBorders>
               <w:top w:val="single" w:sz="8" w:space="0" w:color="000000"/>
@@ -203,13 +184,13 @@
                 <w:color w:val="000000"/>
                 <w:sz w:val="24"/>
               </w:rPr>
-              <w:t>来源</w:t>
+              <w:t>第三轮结论</w:t>
             </w:r>
           </w:p>
         </w:tc>
         <w:tc>
           <w:tcPr>
-            <w:tcW w:type="dxa" w:w="2041"/>
+            <w:tcW w:type="dxa" w:w="3742"/>
             <w:shd w:fill="E7E6E6" w:val="clear"/>
             <w:tcBorders>
               <w:top w:val="single" w:sz="8" w:space="0" w:color="000000"/>
@@ -231,63 +212,7 @@
                 <w:color w:val="000000"/>
                 <w:sz w:val="24"/>
               </w:rPr>
-              <w:t>原问题</w:t>
-            </w:r>
-          </w:p>
-        </w:tc>
-        <w:tc>
-          <w:tcPr>
-            <w:tcW w:type="dxa" w:w="1474"/>
-            <w:shd w:fill="E7E6E6" w:val="clear"/>
-            <w:tcBorders>
-              <w:top w:val="single" w:sz="8" w:space="0" w:color="000000"/>
-              <w:left w:val="single" w:sz="8" w:space="0" w:color="000000"/>
-              <w:bottom w:val="single" w:sz="8" w:space="0" w:color="000000"/>
-              <w:right w:val="single" w:sz="8" w:space="0" w:color="000000"/>
-            </w:tcBorders>
-          </w:tcPr>
-          <w:p>
-            <w:pPr>
-              <w:spacing w:before="40" w:after="40" w:line="276" w:lineRule="auto"/>
-              <w:jc w:val="center"/>
-            </w:pPr>
-            <w:r/>
-            <w:r>
-              <w:rPr>
-                <w:rFonts w:ascii="黑体" w:hAnsi="黑体" w:eastAsia="黑体" w:cs="黑体"/>
-                <w:b/>
-                <w:color w:val="000000"/>
-                <w:sz w:val="24"/>
-              </w:rPr>
-              <w:t>1.7.0 判定</w:t>
-            </w:r>
-          </w:p>
-        </w:tc>
-        <w:tc>
-          <w:tcPr>
-            <w:tcW w:type="dxa" w:w="2608"/>
-            <w:shd w:fill="E7E6E6" w:val="clear"/>
-            <w:tcBorders>
-              <w:top w:val="single" w:sz="8" w:space="0" w:color="000000"/>
-              <w:left w:val="single" w:sz="8" w:space="0" w:color="000000"/>
-              <w:bottom w:val="single" w:sz="8" w:space="0" w:color="000000"/>
-              <w:right w:val="single" w:sz="8" w:space="0" w:color="000000"/>
-            </w:tcBorders>
-          </w:tcPr>
-          <w:p>
-            <w:pPr>
-              <w:spacing w:before="40" w:after="40" w:line="276" w:lineRule="auto"/>
-              <w:jc w:val="center"/>
-            </w:pPr>
-            <w:r/>
-            <w:r>
-              <w:rPr>
-                <w:rFonts w:ascii="黑体" w:hAnsi="黑体" w:eastAsia="黑体" w:cs="黑体"/>
-                <w:b/>
-                <w:color w:val="000000"/>
-                <w:sz w:val="24"/>
-              </w:rPr>
-              <w:t>对照源码的实际要点</w:t>
+              <w:t>1.7.0</w:t>
             </w:r>
           </w:p>
         </w:tc>
@@ -295,7 +220,7 @@
       <w:tr>
         <w:tc>
           <w:tcPr>
-            <w:tcW w:type="dxa" w:w="1020"/>
+            <w:tcW w:type="dxa" w:w="2494"/>
             <w:tcBorders>
               <w:top w:val="single" w:sz="8" w:space="0" w:color="000000"/>
               <w:left w:val="single" w:sz="8" w:space="0" w:color="000000"/>
@@ -316,67 +241,13 @@
                 <w:color w:val="000000"/>
                 <w:sz w:val="24"/>
               </w:rPr>
-              <w:t>H-01</w:t>
+              <w:t>H-01 鉴权与档位</w:t>
             </w:r>
           </w:p>
         </w:tc>
         <w:tc>
           <w:tcPr>
-            <w:tcW w:type="dxa" w:w="1814"/>
-            <w:tcBorders>
-              <w:top w:val="single" w:sz="8" w:space="0" w:color="000000"/>
-              <w:left w:val="single" w:sz="8" w:space="0" w:color="000000"/>
-              <w:bottom w:val="single" w:sz="8" w:space="0" w:color="000000"/>
-              <w:right w:val="single" w:sz="8" w:space="0" w:color="000000"/>
-            </w:tcBorders>
-          </w:tcPr>
-          <w:p>
-            <w:pPr>
-              <w:spacing w:before="40" w:after="40" w:line="276" w:lineRule="auto"/>
-              <w:jc w:val="left"/>
-            </w:pPr>
-            <w:r/>
-            <w:r>
-              <w:rPr>
-                <w:rFonts w:ascii="仿宋_GB2312" w:hAnsi="仿宋_GB2312" w:eastAsia="仿宋_GB2312" w:cs="仿宋_GB2312"/>
-                <w:b w:val="0"/>
-                <w:color w:val="000000"/>
-                <w:sz w:val="24"/>
-              </w:rPr>
-              <w:t>原审高危；三轮称已关</w:t>
-            </w:r>
-          </w:p>
-        </w:tc>
-        <w:tc>
-          <w:tcPr>
-            <w:tcW w:type="dxa" w:w="2041"/>
-            <w:tcBorders>
-              <w:top w:val="single" w:sz="8" w:space="0" w:color="000000"/>
-              <w:left w:val="single" w:sz="8" w:space="0" w:color="000000"/>
-              <w:bottom w:val="single" w:sz="8" w:space="0" w:color="000000"/>
-              <w:right w:val="single" w:sz="8" w:space="0" w:color="000000"/>
-            </w:tcBorders>
-          </w:tcPr>
-          <w:p>
-            <w:pPr>
-              <w:spacing w:before="40" w:after="40" w:line="276" w:lineRule="auto"/>
-              <w:jc w:val="left"/>
-            </w:pPr>
-            <w:r/>
-            <w:r>
-              <w:rPr>
-                <w:rFonts w:ascii="仿宋_GB2312" w:hAnsi="仿宋_GB2312" w:eastAsia="仿宋_GB2312" w:cs="仿宋_GB2312"/>
-                <w:b w:val="0"/>
-                <w:color w:val="000000"/>
-                <w:sz w:val="24"/>
-              </w:rPr>
-              <w:t>绕过启动器即无鉴权，档位可被降级</w:t>
-            </w:r>
-          </w:p>
-        </w:tc>
-        <w:tc>
-          <w:tcPr>
-            <w:tcW w:type="dxa" w:w="1474"/>
+            <w:tcW w:type="dxa" w:w="2721"/>
             <w:tcBorders>
               <w:top w:val="single" w:sz="8" w:space="0" w:color="000000"/>
               <w:left w:val="single" w:sz="8" w:space="0" w:color="000000"/>
@@ -403,7 +274,7 @@
         </w:tc>
         <w:tc>
           <w:tcPr>
-            <w:tcW w:type="dxa" w:w="2608"/>
+            <w:tcW w:type="dxa" w:w="3742"/>
             <w:tcBorders>
               <w:top w:val="single" w:sz="8" w:space="0" w:color="000000"/>
               <w:left w:val="single" w:sz="8" w:space="0" w:color="000000"/>
@@ -424,7 +295,7 @@
                 <w:color w:val="000000"/>
                 <w:sz w:val="24"/>
               </w:rPr>
-              <w:t>运行时自行生成并强制 Bearer；/shutdown 亦要令牌且限回环；封装的 local 档位不能被环境变量降级</w:t>
+              <w:t>保持。无令牌自行生成并强制 Bearer；封装的 local 档位不能被环境变量降级</w:t>
             </w:r>
           </w:p>
         </w:tc>
@@ -432,7 +303,7 @@
       <w:tr>
         <w:tc>
           <w:tcPr>
-            <w:tcW w:type="dxa" w:w="1020"/>
+            <w:tcW w:type="dxa" w:w="2494"/>
             <w:tcBorders>
               <w:top w:val="single" w:sz="8" w:space="0" w:color="000000"/>
               <w:left w:val="single" w:sz="8" w:space="0" w:color="000000"/>
@@ -453,13 +324,13 @@
                 <w:color w:val="000000"/>
                 <w:sz w:val="24"/>
               </w:rPr>
-              <w:t>H-02</w:t>
+              <w:t>H-02 Windows 脚本隔离</w:t>
             </w:r>
           </w:p>
         </w:tc>
         <w:tc>
           <w:tcPr>
-            <w:tcW w:type="dxa" w:w="1814"/>
+            <w:tcW w:type="dxa" w:w="2721"/>
             <w:tcBorders>
               <w:top w:val="single" w:sz="8" w:space="0" w:color="000000"/>
               <w:left w:val="single" w:sz="8" w:space="0" w:color="000000"/>
@@ -480,13 +351,13 @@
                 <w:color w:val="000000"/>
                 <w:sz w:val="24"/>
               </w:rPr>
-              <w:t>原审高危；三轮进程内层通过</w:t>
+              <w:t>进程内层已关闭</w:t>
             </w:r>
           </w:p>
         </w:tc>
         <w:tc>
           <w:tcPr>
-            <w:tcW w:type="dxa" w:w="2041"/>
+            <w:tcW w:type="dxa" w:w="3742"/>
             <w:tcBorders>
               <w:top w:val="single" w:sz="8" w:space="0" w:color="000000"/>
               <w:left w:val="single" w:sz="8" w:space="0" w:color="000000"/>
@@ -507,13 +378,15 @@
                 <w:color w:val="000000"/>
                 <w:sz w:val="24"/>
               </w:rPr>
-              <w:t>Windows 脚本隔离 fail-open</w:t>
+              <w:t>保持。隔离不可用则拒绝执行。Windows 走 AppContainer（产品路径）</w:t>
             </w:r>
           </w:p>
         </w:tc>
+      </w:tr>
+      <w:tr>
         <w:tc>
           <w:tcPr>
-            <w:tcW w:type="dxa" w:w="1474"/>
+            <w:tcW w:type="dxa" w:w="2494"/>
             <w:tcBorders>
               <w:top w:val="single" w:sz="8" w:space="0" w:color="000000"/>
               <w:left w:val="single" w:sz="8" w:space="0" w:color="000000"/>
@@ -534,260 +407,13 @@
                 <w:color w:val="000000"/>
                 <w:sz w:val="24"/>
               </w:rPr>
-              <w:t>已关闭（源码）；装包抽测待 1.7.0</w:t>
+              <w:t>L-03 打开旧版 Word 宏</w:t>
             </w:r>
           </w:p>
         </w:tc>
         <w:tc>
           <w:tcPr>
-            <w:tcW w:type="dxa" w:w="2608"/>
-            <w:tcBorders>
-              <w:top w:val="single" w:sz="8" w:space="0" w:color="000000"/>
-              <w:left w:val="single" w:sz="8" w:space="0" w:color="000000"/>
-              <w:bottom w:val="single" w:sz="8" w:space="0" w:color="000000"/>
-              <w:right w:val="single" w:sz="8" w:space="0" w:color="000000"/>
-            </w:tcBorders>
-          </w:tcPr>
-          <w:p>
-            <w:pPr>
-              <w:spacing w:before="40" w:after="40" w:line="276" w:lineRule="auto"/>
-              <w:jc w:val="left"/>
-            </w:pPr>
-            <w:r/>
-            <w:r>
-              <w:rPr>
-                <w:rFonts w:ascii="仿宋_GB2312" w:hAnsi="仿宋_GB2312" w:eastAsia="仿宋_GB2312" w:cs="仿宋_GB2312"/>
-                <w:b w:val="0"/>
-                <w:color w:val="000000"/>
-                <w:sz w:val="24"/>
-              </w:rPr>
-              <w:t>local 强制 require_script_sandbox；隔离不可用则拒绝；Windows 走 AppContainer；产品路径注入 SCRIPT_JAIL</w:t>
-            </w:r>
-          </w:p>
-        </w:tc>
-      </w:tr>
-      <w:tr>
-        <w:tc>
-          <w:tcPr>
-            <w:tcW w:type="dxa" w:w="1020"/>
-            <w:tcBorders>
-              <w:top w:val="single" w:sz="8" w:space="0" w:color="000000"/>
-              <w:left w:val="single" w:sz="8" w:space="0" w:color="000000"/>
-              <w:bottom w:val="single" w:sz="8" w:space="0" w:color="000000"/>
-              <w:right w:val="single" w:sz="8" w:space="0" w:color="000000"/>
-            </w:tcBorders>
-          </w:tcPr>
-          <w:p>
-            <w:pPr>
-              <w:spacing w:before="40" w:after="40" w:line="276" w:lineRule="auto"/>
-              <w:jc w:val="left"/>
-            </w:pPr>
-            <w:r/>
-            <w:r>
-              <w:rPr>
-                <w:rFonts w:ascii="仿宋_GB2312" w:hAnsi="仿宋_GB2312" w:eastAsia="仿宋_GB2312" w:cs="仿宋_GB2312"/>
-                <w:b w:val="0"/>
-                <w:color w:val="000000"/>
-                <w:sz w:val="24"/>
-              </w:rPr>
-              <w:t>L-02</w:t>
-            </w:r>
-          </w:p>
-        </w:tc>
-        <w:tc>
-          <w:tcPr>
-            <w:tcW w:type="dxa" w:w="1814"/>
-            <w:tcBorders>
-              <w:top w:val="single" w:sz="8" w:space="0" w:color="000000"/>
-              <w:left w:val="single" w:sz="8" w:space="0" w:color="000000"/>
-              <w:bottom w:val="single" w:sz="8" w:space="0" w:color="000000"/>
-              <w:right w:val="single" w:sz="8" w:space="0" w:color="000000"/>
-            </w:tcBorders>
-          </w:tcPr>
-          <w:p>
-            <w:pPr>
-              <w:spacing w:before="40" w:after="40" w:line="276" w:lineRule="auto"/>
-              <w:jc w:val="left"/>
-            </w:pPr>
-            <w:r/>
-            <w:r>
-              <w:rPr>
-                <w:rFonts w:ascii="仿宋_GB2312" w:hAnsi="仿宋_GB2312" w:eastAsia="仿宋_GB2312" w:cs="仿宋_GB2312"/>
-                <w:b w:val="0"/>
-                <w:color w:val="000000"/>
-                <w:sz w:val="24"/>
-              </w:rPr>
-              <w:t>两轮均未关；建议改表述</w:t>
-            </w:r>
-          </w:p>
-        </w:tc>
-        <w:tc>
-          <w:tcPr>
-            <w:tcW w:type="dxa" w:w="2041"/>
-            <w:tcBorders>
-              <w:top w:val="single" w:sz="8" w:space="0" w:color="000000"/>
-              <w:left w:val="single" w:sz="8" w:space="0" w:color="000000"/>
-              <w:bottom w:val="single" w:sz="8" w:space="0" w:color="000000"/>
-              <w:right w:val="single" w:sz="8" w:space="0" w:color="000000"/>
-            </w:tcBorders>
-          </w:tcPr>
-          <w:p>
-            <w:pPr>
-              <w:spacing w:before="40" w:after="40" w:line="276" w:lineRule="auto"/>
-              <w:jc w:val="left"/>
-            </w:pPr>
-            <w:r/>
-            <w:r>
-              <w:rPr>
-                <w:rFonts w:ascii="仿宋_GB2312" w:hAnsi="仿宋_GB2312" w:eastAsia="仿宋_GB2312" w:cs="仿宋_GB2312"/>
-                <w:b w:val="0"/>
-                <w:color w:val="000000"/>
-                <w:sz w:val="24"/>
-              </w:rPr>
-              <w:t>local 档位放行任意 IP 字面量</w:t>
-            </w:r>
-          </w:p>
-        </w:tc>
-        <w:tc>
-          <w:tcPr>
-            <w:tcW w:type="dxa" w:w="1474"/>
-            <w:tcBorders>
-              <w:top w:val="single" w:sz="8" w:space="0" w:color="000000"/>
-              <w:left w:val="single" w:sz="8" w:space="0" w:color="000000"/>
-              <w:bottom w:val="single" w:sz="8" w:space="0" w:color="000000"/>
-              <w:right w:val="single" w:sz="8" w:space="0" w:color="000000"/>
-            </w:tcBorders>
-          </w:tcPr>
-          <w:p>
-            <w:pPr>
-              <w:spacing w:before="40" w:after="40" w:line="276" w:lineRule="auto"/>
-              <w:jc w:val="left"/>
-            </w:pPr>
-            <w:r/>
-            <w:r>
-              <w:rPr>
-                <w:rFonts w:ascii="仿宋_GB2312" w:hAnsi="仿宋_GB2312" w:eastAsia="仿宋_GB2312" w:cs="仿宋_GB2312"/>
-                <w:b w:val="0"/>
-                <w:color w:val="000000"/>
-                <w:sz w:val="24"/>
-              </w:rPr>
-              <w:t>采纳审查建议</w:t>
-            </w:r>
-          </w:p>
-        </w:tc>
-        <w:tc>
-          <w:tcPr>
-            <w:tcW w:type="dxa" w:w="2608"/>
-            <w:tcBorders>
-              <w:top w:val="single" w:sz="8" w:space="0" w:color="000000"/>
-              <w:left w:val="single" w:sz="8" w:space="0" w:color="000000"/>
-              <w:bottom w:val="single" w:sz="8" w:space="0" w:color="000000"/>
-              <w:right w:val="single" w:sz="8" w:space="0" w:color="000000"/>
-            </w:tcBorders>
-          </w:tcPr>
-          <w:p>
-            <w:pPr>
-              <w:spacing w:before="40" w:after="40" w:line="276" w:lineRule="auto"/>
-              <w:jc w:val="left"/>
-            </w:pPr>
-            <w:r/>
-            <w:r>
-              <w:rPr>
-                <w:rFonts w:ascii="仿宋_GB2312" w:hAnsi="仿宋_GB2312" w:eastAsia="仿宋_GB2312" w:cs="仿宋_GB2312"/>
-                <w:b w:val="0"/>
-                <w:color w:val="000000"/>
-                <w:sz w:val="24"/>
-              </w:rPr>
-              <w:t>拒绝公网域名及解析到公网的域名；IP 字面量一律放行。出站由单位安全软件和网络权限审查</w:t>
-            </w:r>
-          </w:p>
-        </w:tc>
-      </w:tr>
-      <w:tr>
-        <w:tc>
-          <w:tcPr>
-            <w:tcW w:type="dxa" w:w="1020"/>
-            <w:tcBorders>
-              <w:top w:val="single" w:sz="8" w:space="0" w:color="000000"/>
-              <w:left w:val="single" w:sz="8" w:space="0" w:color="000000"/>
-              <w:bottom w:val="single" w:sz="8" w:space="0" w:color="000000"/>
-              <w:right w:val="single" w:sz="8" w:space="0" w:color="000000"/>
-            </w:tcBorders>
-          </w:tcPr>
-          <w:p>
-            <w:pPr>
-              <w:spacing w:before="40" w:after="40" w:line="276" w:lineRule="auto"/>
-              <w:jc w:val="left"/>
-            </w:pPr>
-            <w:r/>
-            <w:r>
-              <w:rPr>
-                <w:rFonts w:ascii="仿宋_GB2312" w:hAnsi="仿宋_GB2312" w:eastAsia="仿宋_GB2312" w:cs="仿宋_GB2312"/>
-                <w:b w:val="0"/>
-                <w:color w:val="000000"/>
-                <w:sz w:val="24"/>
-              </w:rPr>
-              <w:t>L-03</w:t>
-            </w:r>
-          </w:p>
-        </w:tc>
-        <w:tc>
-          <w:tcPr>
-            <w:tcW w:type="dxa" w:w="1814"/>
-            <w:tcBorders>
-              <w:top w:val="single" w:sz="8" w:space="0" w:color="000000"/>
-              <w:left w:val="single" w:sz="8" w:space="0" w:color="000000"/>
-              <w:bottom w:val="single" w:sz="8" w:space="0" w:color="000000"/>
-              <w:right w:val="single" w:sz="8" w:space="0" w:color="000000"/>
-            </w:tcBorders>
-          </w:tcPr>
-          <w:p>
-            <w:pPr>
-              <w:spacing w:before="40" w:after="40" w:line="276" w:lineRule="auto"/>
-              <w:jc w:val="left"/>
-            </w:pPr>
-            <w:r/>
-            <w:r>
-              <w:rPr>
-                <w:rFonts w:ascii="仿宋_GB2312" w:hAnsi="仿宋_GB2312" w:eastAsia="仿宋_GB2312" w:cs="仿宋_GB2312"/>
-                <w:b w:val="0"/>
-                <w:color w:val="000000"/>
-                <w:sz w:val="24"/>
-              </w:rPr>
-              <w:t>原审低危；三轮称已关</w:t>
-            </w:r>
-          </w:p>
-        </w:tc>
-        <w:tc>
-          <w:tcPr>
-            <w:tcW w:type="dxa" w:w="2041"/>
-            <w:tcBorders>
-              <w:top w:val="single" w:sz="8" w:space="0" w:color="000000"/>
-              <w:left w:val="single" w:sz="8" w:space="0" w:color="000000"/>
-              <w:bottom w:val="single" w:sz="8" w:space="0" w:color="000000"/>
-              <w:right w:val="single" w:sz="8" w:space="0" w:color="000000"/>
-            </w:tcBorders>
-          </w:tcPr>
-          <w:p>
-            <w:pPr>
-              <w:spacing w:before="40" w:after="40" w:line="276" w:lineRule="auto"/>
-              <w:jc w:val="left"/>
-            </w:pPr>
-            <w:r/>
-            <w:r>
-              <w:rPr>
-                <w:rFonts w:ascii="仿宋_GB2312" w:hAnsi="仿宋_GB2312" w:eastAsia="仿宋_GB2312" w:cs="仿宋_GB2312"/>
-                <w:b w:val="0"/>
-                <w:color w:val="000000"/>
-                <w:sz w:val="24"/>
-              </w:rPr>
-              <w:t>转老 .doc 未禁宏</w:t>
-            </w:r>
-          </w:p>
-        </w:tc>
-        <w:tc>
-          <w:tcPr>
-            <w:tcW w:type="dxa" w:w="1474"/>
+            <w:tcW w:type="dxa" w:w="2721"/>
             <w:tcBorders>
               <w:top w:val="single" w:sz="8" w:space="0" w:color="000000"/>
               <w:left w:val="single" w:sz="8" w:space="0" w:color="000000"/>
@@ -814,7 +440,7 @@
         </w:tc>
         <w:tc>
           <w:tcPr>
-            <w:tcW w:type="dxa" w:w="2608"/>
+            <w:tcW w:type="dxa" w:w="3742"/>
             <w:tcBorders>
               <w:top w:val="single" w:sz="8" w:space="0" w:color="000000"/>
               <w:left w:val="single" w:sz="8" w:space="0" w:color="000000"/>
@@ -835,7 +461,7 @@
                 <w:color w:val="000000"/>
                 <w:sz w:val="24"/>
               </w:rPr>
-              <w:t>pywin32 与 PowerShell 均在 Open 前设 AutomationSecurity = 3</w:t>
+              <w:t>保持。Open 前 AutomationSecurity = 3</w:t>
             </w:r>
           </w:p>
         </w:tc>
@@ -843,7 +469,7 @@
       <w:tr>
         <w:tc>
           <w:tcPr>
-            <w:tcW w:type="dxa" w:w="1020"/>
+            <w:tcW w:type="dxa" w:w="2494"/>
             <w:tcBorders>
               <w:top w:val="single" w:sz="8" w:space="0" w:color="000000"/>
               <w:left w:val="single" w:sz="8" w:space="0" w:color="000000"/>
@@ -864,13 +490,13 @@
                 <w:color w:val="000000"/>
                 <w:sz w:val="24"/>
               </w:rPr>
-              <w:t>M-04</w:t>
+              <w:t>M-03 WebView2</w:t>
             </w:r>
           </w:p>
         </w:tc>
         <w:tc>
           <w:tcPr>
-            <w:tcW w:type="dxa" w:w="1814"/>
+            <w:tcW w:type="dxa" w:w="2721"/>
             <w:tcBorders>
               <w:top w:val="single" w:sz="8" w:space="0" w:color="000000"/>
               <w:left w:val="single" w:sz="8" w:space="0" w:color="000000"/>
@@ -891,13 +517,13 @@
                 <w:color w:val="000000"/>
                 <w:sz w:val="24"/>
               </w:rPr>
-              <w:t>原审中危；三轮称已改白名单</w:t>
+              <w:t>已关闭（151.0.4129.107）</w:t>
             </w:r>
           </w:p>
         </w:tc>
         <w:tc>
           <w:tcPr>
-            <w:tcW w:type="dxa" w:w="2041"/>
+            <w:tcW w:type="dxa" w:w="3742"/>
             <w:tcBorders>
               <w:top w:val="single" w:sz="8" w:space="0" w:color="000000"/>
               <w:left w:val="single" w:sz="8" w:space="0" w:color="000000"/>
@@ -918,13 +544,15 @@
                 <w:color w:val="000000"/>
                 <w:sz w:val="24"/>
               </w:rPr>
-              <w:t>技能校验曾是窄黑名单</w:t>
+              <w:t>保持。内网不启用自动更新，按 CVE 换安装包</w:t>
             </w:r>
           </w:p>
         </w:tc>
+      </w:tr>
+      <w:tr>
         <w:tc>
           <w:tcPr>
-            <w:tcW w:type="dxa" w:w="1474"/>
+            <w:tcW w:type="dxa" w:w="2494"/>
             <w:tcBorders>
               <w:top w:val="single" w:sz="8" w:space="0" w:color="000000"/>
               <w:left w:val="single" w:sz="8" w:space="0" w:color="000000"/>
@@ -945,13 +573,13 @@
                 <w:color w:val="000000"/>
                 <w:sz w:val="24"/>
               </w:rPr>
-              <w:t>已关闭（功能保留）</w:t>
+              <w:t>M-04 技能校验白名单</w:t>
             </w:r>
           </w:p>
         </w:tc>
         <w:tc>
           <w:tcPr>
-            <w:tcW w:type="dxa" w:w="2608"/>
+            <w:tcW w:type="dxa" w:w="2721"/>
             <w:tcBorders>
               <w:top w:val="single" w:sz="8" w:space="0" w:color="000000"/>
               <w:left w:val="single" w:sz="8" w:space="0" w:color="000000"/>
@@ -972,15 +600,13 @@
                 <w:color w:val="000000"/>
                 <w:sz w:val="24"/>
               </w:rPr>
-              <w:t>导入白名单默认拒绝；force_overwrite 不能跳过校验失败。安装技能仍可用，不靠关掉入口关闭本项</w:t>
+              <w:t>已关闭</w:t>
             </w:r>
           </w:p>
         </w:tc>
-      </w:tr>
-      <w:tr>
         <w:tc>
           <w:tcPr>
-            <w:tcW w:type="dxa" w:w="1020"/>
+            <w:tcW w:type="dxa" w:w="3742"/>
             <w:tcBorders>
               <w:top w:val="single" w:sz="8" w:space="0" w:color="000000"/>
               <w:left w:val="single" w:sz="8" w:space="0" w:color="000000"/>
@@ -1001,13 +627,15 @@
                 <w:color w:val="000000"/>
                 <w:sz w:val="24"/>
               </w:rPr>
-              <w:t>M-05</w:t>
+              <w:t>保持。导入默认拒绝；含进程/网络模块的包不能安装。安装技能仍可用</w:t>
             </w:r>
           </w:p>
         </w:tc>
+      </w:tr>
+      <w:tr>
         <w:tc>
           <w:tcPr>
-            <w:tcW w:type="dxa" w:w="1814"/>
+            <w:tcW w:type="dxa" w:w="2494"/>
             <w:tcBorders>
               <w:top w:val="single" w:sz="8" w:space="0" w:color="000000"/>
               <w:left w:val="single" w:sz="8" w:space="0" w:color="000000"/>
@@ -1028,13 +656,13 @@
                 <w:color w:val="000000"/>
                 <w:sz w:val="24"/>
               </w:rPr>
-              <w:t>原审中危；三轮称运行时已覆盖</w:t>
+              <w:t>M-05 脚本参数根目录</w:t>
             </w:r>
           </w:p>
         </w:tc>
         <w:tc>
           <w:tcPr>
-            <w:tcW w:type="dxa" w:w="2041"/>
+            <w:tcW w:type="dxa" w:w="2721"/>
             <w:tcBorders>
               <w:top w:val="single" w:sz="8" w:space="0" w:color="000000"/>
               <w:left w:val="single" w:sz="8" w:space="0" w:color="000000"/>
@@ -1055,13 +683,13 @@
                 <w:color w:val="000000"/>
                 <w:sz w:val="24"/>
               </w:rPr>
-              <w:t>随包脚本缺少工作区边界</w:t>
+              <w:t>已关闭</w:t>
             </w:r>
           </w:p>
         </w:tc>
         <w:tc>
           <w:tcPr>
-            <w:tcW w:type="dxa" w:w="1474"/>
+            <w:tcW w:type="dxa" w:w="3742"/>
             <w:tcBorders>
               <w:top w:val="single" w:sz="8" w:space="0" w:color="000000"/>
               <w:left w:val="single" w:sz="8" w:space="0" w:color="000000"/>
@@ -1082,13 +710,15 @@
                 <w:color w:val="000000"/>
                 <w:sz w:val="24"/>
               </w:rPr>
-              <w:t>1.7.0 补全</w:t>
+              <w:t>保持</w:t>
             </w:r>
           </w:p>
         </w:tc>
+      </w:tr>
+      <w:tr>
         <w:tc>
           <w:tcPr>
-            <w:tcW w:type="dxa" w:w="2608"/>
+            <w:tcW w:type="dxa" w:w="2494"/>
             <w:tcBorders>
               <w:top w:val="single" w:sz="8" w:space="0" w:color="000000"/>
               <w:left w:val="single" w:sz="8" w:space="0" w:color="000000"/>
@@ -1109,15 +739,13 @@
                 <w:color w:val="000000"/>
                 <w:sz w:val="24"/>
               </w:rPr>
-              <w:t>产品路径 assert_argv_within_roots；补 inventory.py --out 不得写出工作区</w:t>
+              <w:t>L-02 任意 IP 字面量</w:t>
             </w:r>
           </w:p>
         </w:tc>
-      </w:tr>
-      <w:tr>
         <w:tc>
           <w:tcPr>
-            <w:tcW w:type="dxa" w:w="1020"/>
+            <w:tcW w:type="dxa" w:w="2721"/>
             <w:tcBorders>
               <w:top w:val="single" w:sz="8" w:space="0" w:color="000000"/>
               <w:left w:val="single" w:sz="8" w:space="0" w:color="000000"/>
@@ -1138,13 +766,13 @@
                 <w:color w:val="000000"/>
                 <w:sz w:val="24"/>
               </w:rPr>
-              <w:t>M-03</w:t>
+              <w:t>未关闭；要求更正表述</w:t>
             </w:r>
           </w:p>
         </w:tc>
         <w:tc>
           <w:tcPr>
-            <w:tcW w:type="dxa" w:w="1814"/>
+            <w:tcW w:type="dxa" w:w="3742"/>
             <w:tcBorders>
               <w:top w:val="single" w:sz="8" w:space="0" w:color="000000"/>
               <w:left w:val="single" w:sz="8" w:space="0" w:color="000000"/>
@@ -1165,13 +793,15 @@
                 <w:color w:val="000000"/>
                 <w:sz w:val="24"/>
               </w:rPr>
-              <w:t>原审中危；三轮已是 151</w:t>
+              <w:t>按审查建议更正表述，实现不改：拒绝公网域名；IP 字面量一律放行</w:t>
             </w:r>
           </w:p>
         </w:tc>
+      </w:tr>
+      <w:tr>
         <w:tc>
           <w:tcPr>
-            <w:tcW w:type="dxa" w:w="2041"/>
+            <w:tcW w:type="dxa" w:w="2494"/>
             <w:tcBorders>
               <w:top w:val="single" w:sz="8" w:space="0" w:color="000000"/>
               <w:left w:val="single" w:sz="8" w:space="0" w:color="000000"/>
@@ -1192,13 +822,13 @@
                 <w:color w:val="000000"/>
                 <w:sz w:val="24"/>
               </w:rPr>
-              <w:t>WebView2 133 且无自动更新</w:t>
+              <w:t>M-01 未签名</w:t>
             </w:r>
           </w:p>
         </w:tc>
         <w:tc>
           <w:tcPr>
-            <w:tcW w:type="dxa" w:w="1474"/>
+            <w:tcW w:type="dxa" w:w="2721"/>
             <w:tcBorders>
               <w:top w:val="single" w:sz="8" w:space="0" w:color="000000"/>
               <w:left w:val="single" w:sz="8" w:space="0" w:color="000000"/>
@@ -1219,13 +849,13 @@
                 <w:color w:val="000000"/>
                 <w:sz w:val="24"/>
               </w:rPr>
-              <w:t>版本号已关闭；无自动更新为等效管控</w:t>
+              <w:t>残留</w:t>
             </w:r>
           </w:p>
         </w:tc>
         <w:tc>
           <w:tcPr>
-            <w:tcW w:type="dxa" w:w="2608"/>
+            <w:tcW w:type="dxa" w:w="3742"/>
             <w:tcBorders>
               <w:top w:val="single" w:sz="8" w:space="0" w:color="000000"/>
               <w:left w:val="single" w:sz="8" w:space="0" w:color="000000"/>
@@ -1246,7 +876,7 @@
                 <w:color w:val="000000"/>
                 <w:sz w:val="24"/>
               </w:rPr>
-              <w:t>固定版钉死 151.0.4129.107；仓库无 Tauri updater</w:t>
+              <w:t>本 NSIS 包仍不签名。完整性以当场 SHA256 为准</w:t>
             </w:r>
           </w:p>
         </w:tc>
@@ -1254,7 +884,7 @@
       <w:tr>
         <w:tc>
           <w:tcPr>
-            <w:tcW w:type="dxa" w:w="1020"/>
+            <w:tcW w:type="dxa" w:w="2494"/>
             <w:tcBorders>
               <w:top w:val="single" w:sz="8" w:space="0" w:color="000000"/>
               <w:left w:val="single" w:sz="8" w:space="0" w:color="000000"/>
@@ -1275,13 +905,13 @@
                 <w:color w:val="000000"/>
                 <w:sz w:val="24"/>
               </w:rPr>
-              <w:t>N-01</w:t>
+              <w:t>M-02 构建路径与 devUrl</w:t>
             </w:r>
           </w:p>
         </w:tc>
         <w:tc>
           <w:tcPr>
-            <w:tcW w:type="dxa" w:w="1814"/>
+            <w:tcW w:type="dxa" w:w="2721"/>
             <w:tcBorders>
               <w:top w:val="single" w:sz="8" w:space="0" w:color="000000"/>
               <w:left w:val="single" w:sz="8" w:space="0" w:color="000000"/>
@@ -1302,13 +932,13 @@
                 <w:color w:val="000000"/>
                 <w:sz w:val="24"/>
               </w:rPr>
-              <w:t>三轮新增</w:t>
+              <w:t>未整改</w:t>
             </w:r>
           </w:p>
         </w:tc>
         <w:tc>
           <w:tcPr>
-            <w:tcW w:type="dxa" w:w="2041"/>
+            <w:tcW w:type="dxa" w:w="3742"/>
             <w:tcBorders>
               <w:top w:val="single" w:sz="8" w:space="0" w:color="000000"/>
               <w:left w:val="single" w:sz="8" w:space="0" w:color="000000"/>
@@ -1329,13 +959,15 @@
                 <w:color w:val="000000"/>
                 <w:sz w:val="24"/>
               </w:rPr>
-              <w:t>图片通道把工作区图发给模型</w:t>
+              <w:t>如实未改：构建机绝对路径仍在；一处 http://localhost:1420 来自 devUrl，不是可调用接口</w:t>
             </w:r>
           </w:p>
         </w:tc>
+      </w:tr>
+      <w:tr>
         <w:tc>
           <w:tcPr>
-            <w:tcW w:type="dxa" w:w="1474"/>
+            <w:tcW w:type="dxa" w:w="2494"/>
             <w:tcBorders>
               <w:top w:val="single" w:sz="8" w:space="0" w:color="000000"/>
               <w:left w:val="single" w:sz="8" w:space="0" w:color="000000"/>
@@ -1356,13 +988,13 @@
                 <w:color w:val="000000"/>
                 <w:sz w:val="24"/>
               </w:rPr>
-              <w:t>无需修改（功能保留）</w:t>
+              <w:t>M-06 NOTICE / SBOM</w:t>
             </w:r>
           </w:p>
         </w:tc>
         <w:tc>
           <w:tcPr>
-            <w:tcW w:type="dxa" w:w="2608"/>
+            <w:tcW w:type="dxa" w:w="2721"/>
             <w:tcBorders>
               <w:top w:val="single" w:sz="8" w:space="0" w:color="000000"/>
               <w:left w:val="single" w:sz="8" w:space="0" w:color="000000"/>
@@ -1383,15 +1015,13 @@
                 <w:color w:val="000000"/>
                 <w:sz w:val="24"/>
               </w:rPr>
-              <w:t>workspace_look 仍在；路径受工作区约束；每张 ≤8MB、每轮最多 4 张；公网域名被拒</w:t>
+              <w:t>未落地</w:t>
             </w:r>
           </w:p>
         </w:tc>
-      </w:tr>
-      <w:tr>
         <w:tc>
           <w:tcPr>
-            <w:tcW w:type="dxa" w:w="1020"/>
+            <w:tcW w:type="dxa" w:w="3742"/>
             <w:tcBorders>
               <w:top w:val="single" w:sz="8" w:space="0" w:color="000000"/>
               <w:left w:val="single" w:sz="8" w:space="0" w:color="000000"/>
@@ -1412,13 +1042,15 @@
                 <w:color w:val="000000"/>
                 <w:sz w:val="24"/>
               </w:rPr>
-              <w:t>N-02</w:t>
+              <w:t>如实未落地。1.7.0 安装包产出前不声称包内已附 CycloneDX</w:t>
             </w:r>
           </w:p>
         </w:tc>
+      </w:tr>
+      <w:tr>
         <w:tc>
           <w:tcPr>
-            <w:tcW w:type="dxa" w:w="1814"/>
+            <w:tcW w:type="dxa" w:w="2494"/>
             <w:tcBorders>
               <w:top w:val="single" w:sz="8" w:space="0" w:color="000000"/>
               <w:left w:val="single" w:sz="8" w:space="0" w:color="000000"/>
@@ -1439,13 +1071,13 @@
                 <w:color w:val="000000"/>
                 <w:sz w:val="24"/>
               </w:rPr>
-              <w:t>三轮新增</w:t>
+              <w:t>L-01 端口与令牌</w:t>
             </w:r>
           </w:p>
         </w:tc>
         <w:tc>
           <w:tcPr>
-            <w:tcW w:type="dxa" w:w="2041"/>
+            <w:tcW w:type="dxa" w:w="2721"/>
             <w:tcBorders>
               <w:top w:val="single" w:sz="8" w:space="0" w:color="000000"/>
               <w:left w:val="single" w:sz="8" w:space="0" w:color="000000"/>
@@ -1466,13 +1098,13 @@
                 <w:color w:val="000000"/>
                 <w:sz w:val="24"/>
               </w:rPr>
-              <w:t>提示词改为工作区材料直接读</w:t>
+              <w:t>部分关闭（/shutdown 已鉴权）</w:t>
             </w:r>
           </w:p>
         </w:tc>
         <w:tc>
           <w:tcPr>
-            <w:tcW w:type="dxa" w:w="1474"/>
+            <w:tcW w:type="dxa" w:w="3742"/>
             <w:tcBorders>
               <w:top w:val="single" w:sz="8" w:space="0" w:color="000000"/>
               <w:left w:val="single" w:sz="8" w:space="0" w:color="000000"/>
@@ -1493,13 +1125,15 @@
                 <w:color w:val="000000"/>
                 <w:sz w:val="24"/>
               </w:rPr>
-              <w:t>无需修改</w:t>
+              <w:t>保持。默认 127.0.0.1:8765；无令牌不能关机</w:t>
             </w:r>
           </w:p>
         </w:tc>
+      </w:tr>
+      <w:tr>
         <w:tc>
           <w:tcPr>
-            <w:tcW w:type="dxa" w:w="2608"/>
+            <w:tcW w:type="dxa" w:w="2494"/>
             <w:tcBorders>
               <w:top w:val="single" w:sz="8" w:space="0" w:color="000000"/>
               <w:left w:val="single" w:sz="8" w:space="0" w:color="000000"/>
@@ -1520,15 +1154,13 @@
                 <w:color w:val="000000"/>
                 <w:sz w:val="24"/>
               </w:rPr>
-              <w:t>放进文件夹的就是要办的材料；发往内网模型。不改提示词、不锁信任模式</w:t>
+              <w:t>图片通道 workspace_look</w:t>
             </w:r>
           </w:p>
         </w:tc>
-      </w:tr>
-      <w:tr>
         <w:tc>
           <w:tcPr>
-            <w:tcW w:type="dxa" w:w="1020"/>
+            <w:tcW w:type="dxa" w:w="2721"/>
             <w:tcBorders>
               <w:top w:val="single" w:sz="8" w:space="0" w:color="000000"/>
               <w:left w:val="single" w:sz="8" w:space="0" w:color="000000"/>
@@ -1549,13 +1181,13 @@
                 <w:color w:val="000000"/>
                 <w:sz w:val="24"/>
               </w:rPr>
-              <w:t>M-01</w:t>
+              <w:t>实现合格；扩大出站面，须单位知悉</w:t>
             </w:r>
           </w:p>
         </w:tc>
         <w:tc>
           <w:tcPr>
-            <w:tcW w:type="dxa" w:w="1814"/>
+            <w:tcW w:type="dxa" w:w="3742"/>
             <w:tcBorders>
               <w:top w:val="single" w:sz="8" w:space="0" w:color="000000"/>
               <w:left w:val="single" w:sz="8" w:space="0" w:color="000000"/>
@@ -1576,13 +1208,15 @@
                 <w:color w:val="000000"/>
                 <w:sz w:val="24"/>
               </w:rPr>
-              <w:t>两轮残留</w:t>
+              <w:t>功能保留。路径受工作区约束；每张 ≤8MB、每轮最多 4 张；受权限闸门约束。公网域名被拒</w:t>
             </w:r>
           </w:p>
         </w:tc>
+      </w:tr>
+      <w:tr>
         <w:tc>
           <w:tcPr>
-            <w:tcW w:type="dxa" w:w="2041"/>
+            <w:tcW w:type="dxa" w:w="2494"/>
             <w:tcBorders>
               <w:top w:val="single" w:sz="8" w:space="0" w:color="000000"/>
               <w:left w:val="single" w:sz="8" w:space="0" w:color="000000"/>
@@ -1603,13 +1237,13 @@
                 <w:color w:val="000000"/>
                 <w:sz w:val="24"/>
               </w:rPr>
-              <w:t>安装包未签名</w:t>
+              <w:t>提示词改为直接读文件夹</w:t>
             </w:r>
           </w:p>
         </w:tc>
         <w:tc>
           <w:tcPr>
-            <w:tcW w:type="dxa" w:w="1474"/>
+            <w:tcW w:type="dxa" w:w="2721"/>
             <w:tcBorders>
               <w:top w:val="single" w:sz="8" w:space="0" w:color="000000"/>
               <w:left w:val="single" w:sz="8" w:space="0" w:color="000000"/>
@@ -1630,13 +1264,13 @@
                 <w:color w:val="000000"/>
                 <w:sz w:val="24"/>
               </w:rPr>
-              <w:t>等效管控</w:t>
+              <w:t>审查写明不是代码缺陷</w:t>
             </w:r>
           </w:p>
         </w:tc>
         <w:tc>
           <w:tcPr>
-            <w:tcW w:type="dxa" w:w="2608"/>
+            <w:tcW w:type="dxa" w:w="3742"/>
             <w:tcBorders>
               <w:top w:val="single" w:sz="8" w:space="0" w:color="000000"/>
               <w:left w:val="single" w:sz="8" w:space="0" w:color="000000"/>
@@ -1657,7 +1291,7 @@
                 <w:color w:val="000000"/>
                 <w:sz w:val="24"/>
               </w:rPr>
-              <w:t>本地部署 NSIS 仍不签名；完整性以当场 SHA256 为准</w:t>
+              <w:t>不改。打开的文件夹就是办理范围</w:t>
             </w:r>
           </w:p>
         </w:tc>
@@ -1665,7 +1299,7 @@
       <w:tr>
         <w:tc>
           <w:tcPr>
-            <w:tcW w:type="dxa" w:w="1020"/>
+            <w:tcW w:type="dxa" w:w="2494"/>
             <w:tcBorders>
               <w:top w:val="single" w:sz="8" w:space="0" w:color="000000"/>
               <w:left w:val="single" w:sz="8" w:space="0" w:color="000000"/>
@@ -1686,13 +1320,13 @@
                 <w:color w:val="000000"/>
                 <w:sz w:val="24"/>
               </w:rPr>
-              <w:t>L-01</w:t>
+              <w:t>Office 内嵌图先解压再查大小</w:t>
             </w:r>
           </w:p>
         </w:tc>
         <w:tc>
           <w:tcPr>
-            <w:tcW w:type="dxa" w:w="1814"/>
+            <w:tcW w:type="dxa" w:w="2721"/>
             <w:tcBorders>
               <w:top w:val="single" w:sz="8" w:space="0" w:color="000000"/>
               <w:left w:val="single" w:sz="8" w:space="0" w:color="000000"/>
@@ -1713,13 +1347,13 @@
                 <w:color w:val="000000"/>
                 <w:sz w:val="24"/>
               </w:rPr>
-              <w:t>原审低危；三轮 /shutdown 已鉴权</w:t>
+              <w:t>低危建议</w:t>
             </w:r>
           </w:p>
         </w:tc>
         <w:tc>
           <w:tcPr>
-            <w:tcW w:type="dxa" w:w="2041"/>
+            <w:tcW w:type="dxa" w:w="3742"/>
             <w:tcBorders>
               <w:top w:val="single" w:sz="8" w:space="0" w:color="000000"/>
               <w:left w:val="single" w:sz="8" w:space="0" w:color="000000"/>
@@ -1740,13 +1374,15 @@
                 <w:color w:val="000000"/>
                 <w:sz w:val="24"/>
               </w:rPr>
-              <w:t>固定端口 8765，令牌走环境变量</w:t>
+              <w:t>不改。属本机格式处理</w:t>
             </w:r>
           </w:p>
         </w:tc>
+      </w:tr>
+      <w:tr>
         <w:tc>
           <w:tcPr>
-            <w:tcW w:type="dxa" w:w="1474"/>
+            <w:tcW w:type="dxa" w:w="2494"/>
             <w:tcBorders>
               <w:top w:val="single" w:sz="8" w:space="0" w:color="000000"/>
               <w:left w:val="single" w:sz="8" w:space="0" w:color="000000"/>
@@ -1767,13 +1403,13 @@
                 <w:color w:val="000000"/>
                 <w:sz w:val="24"/>
               </w:rPr>
-              <w:t>等效管控</w:t>
+              <w:t>送审材料与哈希不一致</w:t>
             </w:r>
           </w:p>
         </w:tc>
         <w:tc>
           <w:tcPr>
-            <w:tcW w:type="dxa" w:w="2608"/>
+            <w:tcW w:type="dxa" w:w="2721"/>
             <w:tcBorders>
               <w:top w:val="single" w:sz="8" w:space="0" w:color="000000"/>
               <w:left w:val="single" w:sz="8" w:space="0" w:color="000000"/>
@@ -1794,15 +1430,13 @@
                 <w:color w:val="000000"/>
                 <w:sz w:val="24"/>
               </w:rPr>
-              <w:t>默认端口仍 8765；令牌仍经环境变量；无令牌不能 /shutdown</w:t>
+              <w:t>材料问题（优先）</w:t>
             </w:r>
           </w:p>
         </w:tc>
-      </w:tr>
-      <w:tr>
         <w:tc>
           <w:tcPr>
-            <w:tcW w:type="dxa" w:w="1020"/>
+            <w:tcW w:type="dxa" w:w="3742"/>
             <w:tcBorders>
               <w:top w:val="single" w:sz="8" w:space="0" w:color="000000"/>
               <w:left w:val="single" w:sz="8" w:space="0" w:color="000000"/>
@@ -1823,1074 +1457,7 @@
                 <w:color w:val="000000"/>
                 <w:sz w:val="24"/>
               </w:rPr>
-              <w:t>H-02b</w:t>
-            </w:r>
-          </w:p>
-        </w:tc>
-        <w:tc>
-          <w:tcPr>
-            <w:tcW w:type="dxa" w:w="1814"/>
-            <w:tcBorders>
-              <w:top w:val="single" w:sz="8" w:space="0" w:color="000000"/>
-              <w:left w:val="single" w:sz="8" w:space="0" w:color="000000"/>
-              <w:bottom w:val="single" w:sz="8" w:space="0" w:color="000000"/>
-              <w:right w:val="single" w:sz="8" w:space="0" w:color="000000"/>
-            </w:tcBorders>
-          </w:tcPr>
-          <w:p>
-            <w:pPr>
-              <w:spacing w:before="40" w:after="40" w:line="276" w:lineRule="auto"/>
-              <w:jc w:val="left"/>
-            </w:pPr>
-            <w:r/>
-            <w:r>
-              <w:rPr>
-                <w:rFonts w:ascii="仿宋_GB2312" w:hAnsi="仿宋_GB2312" w:eastAsia="仿宋_GB2312" w:cs="仿宋_GB2312"/>
-                <w:b w:val="0"/>
-                <w:color w:val="000000"/>
-                <w:sz w:val="24"/>
-              </w:rPr>
-              <w:t>三轮建议标注</w:t>
-            </w:r>
-          </w:p>
-        </w:tc>
-        <w:tc>
-          <w:tcPr>
-            <w:tcW w:type="dxa" w:w="2041"/>
-            <w:tcBorders>
-              <w:top w:val="single" w:sz="8" w:space="0" w:color="000000"/>
-              <w:left w:val="single" w:sz="8" w:space="0" w:color="000000"/>
-              <w:bottom w:val="single" w:sz="8" w:space="0" w:color="000000"/>
-              <w:right w:val="single" w:sz="8" w:space="0" w:color="000000"/>
-            </w:tcBorders>
-          </w:tcPr>
-          <w:p>
-            <w:pPr>
-              <w:spacing w:before="40" w:after="40" w:line="276" w:lineRule="auto"/>
-              <w:jc w:val="left"/>
-            </w:pPr>
-            <w:r/>
-            <w:r>
-              <w:rPr>
-                <w:rFonts w:ascii="仿宋_GB2312" w:hAnsi="仿宋_GB2312" w:eastAsia="仿宋_GB2312" w:cs="仿宋_GB2312"/>
-                <w:b w:val="0"/>
-                <w:color w:val="000000"/>
-                <w:sz w:val="24"/>
-              </w:rPr>
-              <w:t>--run-script 本身不启用 jail</w:t>
-            </w:r>
-          </w:p>
-        </w:tc>
-        <w:tc>
-          <w:tcPr>
-            <w:tcW w:type="dxa" w:w="1474"/>
-            <w:tcBorders>
-              <w:top w:val="single" w:sz="8" w:space="0" w:color="000000"/>
-              <w:left w:val="single" w:sz="8" w:space="0" w:color="000000"/>
-              <w:bottom w:val="single" w:sz="8" w:space="0" w:color="000000"/>
-              <w:right w:val="single" w:sz="8" w:space="0" w:color="000000"/>
-            </w:tcBorders>
-          </w:tcPr>
-          <w:p>
-            <w:pPr>
-              <w:spacing w:before="40" w:after="40" w:line="276" w:lineRule="auto"/>
-              <w:jc w:val="left"/>
-            </w:pPr>
-            <w:r/>
-            <w:r>
-              <w:rPr>
-                <w:rFonts w:ascii="仿宋_GB2312" w:hAnsi="仿宋_GB2312" w:eastAsia="仿宋_GB2312" w:cs="仿宋_GB2312"/>
-                <w:b w:val="0"/>
-                <w:color w:val="000000"/>
-                <w:sz w:val="24"/>
-              </w:rPr>
-              <w:t>等效管控</w:t>
-            </w:r>
-          </w:p>
-        </w:tc>
-        <w:tc>
-          <w:tcPr>
-            <w:tcW w:type="dxa" w:w="2608"/>
-            <w:tcBorders>
-              <w:top w:val="single" w:sz="8" w:space="0" w:color="000000"/>
-              <w:left w:val="single" w:sz="8" w:space="0" w:color="000000"/>
-              <w:bottom w:val="single" w:sz="8" w:space="0" w:color="000000"/>
-              <w:right w:val="single" w:sz="8" w:space="0" w:color="000000"/>
-            </w:tcBorders>
-          </w:tcPr>
-          <w:p>
-            <w:pPr>
-              <w:spacing w:before="40" w:after="40" w:line="276" w:lineRule="auto"/>
-              <w:jc w:val="left"/>
-            </w:pPr>
-            <w:r/>
-            <w:r>
-              <w:rPr>
-                <w:rFonts w:ascii="仿宋_GB2312" w:hAnsi="仿宋_GB2312" w:eastAsia="仿宋_GB2312" w:cs="仿宋_GB2312"/>
-                <w:b w:val="0"/>
-                <w:color w:val="000000"/>
-                <w:sz w:val="24"/>
-              </w:rPr>
-              <w:t>产品执行路径会注入 OFFICE_AGENT_SCRIPT_JAIL=1；裸 --run-script 仍不注入</w:t>
-            </w:r>
-          </w:p>
-        </w:tc>
-      </w:tr>
-      <w:tr>
-        <w:tc>
-          <w:tcPr>
-            <w:tcW w:type="dxa" w:w="1020"/>
-            <w:tcBorders>
-              <w:top w:val="single" w:sz="8" w:space="0" w:color="000000"/>
-              <w:left w:val="single" w:sz="8" w:space="0" w:color="000000"/>
-              <w:bottom w:val="single" w:sz="8" w:space="0" w:color="000000"/>
-              <w:right w:val="single" w:sz="8" w:space="0" w:color="000000"/>
-            </w:tcBorders>
-          </w:tcPr>
-          <w:p>
-            <w:pPr>
-              <w:spacing w:before="40" w:after="40" w:line="276" w:lineRule="auto"/>
-              <w:jc w:val="left"/>
-            </w:pPr>
-            <w:r/>
-            <w:r>
-              <w:rPr>
-                <w:rFonts w:ascii="仿宋_GB2312" w:hAnsi="仿宋_GB2312" w:eastAsia="仿宋_GB2312" w:cs="仿宋_GB2312"/>
-                <w:b w:val="0"/>
-                <w:color w:val="000000"/>
-                <w:sz w:val="24"/>
-              </w:rPr>
-              <w:t>H-02c</w:t>
-            </w:r>
-          </w:p>
-        </w:tc>
-        <w:tc>
-          <w:tcPr>
-            <w:tcW w:type="dxa" w:w="1814"/>
-            <w:tcBorders>
-              <w:top w:val="single" w:sz="8" w:space="0" w:color="000000"/>
-              <w:left w:val="single" w:sz="8" w:space="0" w:color="000000"/>
-              <w:bottom w:val="single" w:sz="8" w:space="0" w:color="000000"/>
-              <w:right w:val="single" w:sz="8" w:space="0" w:color="000000"/>
-            </w:tcBorders>
-          </w:tcPr>
-          <w:p>
-            <w:pPr>
-              <w:spacing w:before="40" w:after="40" w:line="276" w:lineRule="auto"/>
-              <w:jc w:val="left"/>
-            </w:pPr>
-            <w:r/>
-            <w:r>
-              <w:rPr>
-                <w:rFonts w:ascii="仿宋_GB2312" w:hAnsi="仿宋_GB2312" w:eastAsia="仿宋_GB2312" w:cs="仿宋_GB2312"/>
-                <w:b w:val="0"/>
-                <w:color w:val="000000"/>
-                <w:sz w:val="24"/>
-              </w:rPr>
-              <w:t>三轮遗留</w:t>
-            </w:r>
-          </w:p>
-        </w:tc>
-        <w:tc>
-          <w:tcPr>
-            <w:tcW w:type="dxa" w:w="2041"/>
-            <w:tcBorders>
-              <w:top w:val="single" w:sz="8" w:space="0" w:color="000000"/>
-              <w:left w:val="single" w:sz="8" w:space="0" w:color="000000"/>
-              <w:bottom w:val="single" w:sz="8" w:space="0" w:color="000000"/>
-              <w:right w:val="single" w:sz="8" w:space="0" w:color="000000"/>
-            </w:tcBorders>
-          </w:tcPr>
-          <w:p>
-            <w:pPr>
-              <w:spacing w:before="40" w:after="40" w:line="276" w:lineRule="auto"/>
-              <w:jc w:val="left"/>
-            </w:pPr>
-            <w:r/>
-            <w:r>
-              <w:rPr>
-                <w:rFonts w:ascii="仿宋_GB2312" w:hAnsi="仿宋_GB2312" w:eastAsia="仿宋_GB2312" w:cs="仿宋_GB2312"/>
-                <w:b w:val="0"/>
-                <w:color w:val="000000"/>
-                <w:sz w:val="24"/>
-              </w:rPr>
-              <w:t>AppContainer 装包端到端未验证</w:t>
-            </w:r>
-          </w:p>
-        </w:tc>
-        <w:tc>
-          <w:tcPr>
-            <w:tcW w:type="dxa" w:w="1474"/>
-            <w:tcBorders>
-              <w:top w:val="single" w:sz="8" w:space="0" w:color="000000"/>
-              <w:left w:val="single" w:sz="8" w:space="0" w:color="000000"/>
-              <w:bottom w:val="single" w:sz="8" w:space="0" w:color="000000"/>
-              <w:right w:val="single" w:sz="8" w:space="0" w:color="000000"/>
-            </w:tcBorders>
-          </w:tcPr>
-          <w:p>
-            <w:pPr>
-              <w:spacing w:before="40" w:after="40" w:line="276" w:lineRule="auto"/>
-              <w:jc w:val="left"/>
-            </w:pPr>
-            <w:r/>
-            <w:r>
-              <w:rPr>
-                <w:rFonts w:ascii="仿宋_GB2312" w:hAnsi="仿宋_GB2312" w:eastAsia="仿宋_GB2312" w:cs="仿宋_GB2312"/>
-                <w:b w:val="0"/>
-                <w:color w:val="000000"/>
-                <w:sz w:val="24"/>
-              </w:rPr>
-              <w:t>等效管控（验收缺口）</w:t>
-            </w:r>
-          </w:p>
-        </w:tc>
-        <w:tc>
-          <w:tcPr>
-            <w:tcW w:type="dxa" w:w="2608"/>
-            <w:tcBorders>
-              <w:top w:val="single" w:sz="8" w:space="0" w:color="000000"/>
-              <w:left w:val="single" w:sz="8" w:space="0" w:color="000000"/>
-              <w:bottom w:val="single" w:sz="8" w:space="0" w:color="000000"/>
-              <w:right w:val="single" w:sz="8" w:space="0" w:color="000000"/>
-            </w:tcBorders>
-          </w:tcPr>
-          <w:p>
-            <w:pPr>
-              <w:spacing w:before="40" w:after="40" w:line="276" w:lineRule="auto"/>
-              <w:jc w:val="left"/>
-            </w:pPr>
-            <w:r/>
-            <w:r>
-              <w:rPr>
-                <w:rFonts w:ascii="仿宋_GB2312" w:hAnsi="仿宋_GB2312" w:eastAsia="仿宋_GB2312" w:cs="仿宋_GB2312"/>
-                <w:b w:val="0"/>
-                <w:color w:val="000000"/>
-                <w:sz w:val="24"/>
-              </w:rPr>
-              <w:t>源码路径在；须用 1.7.0 LocalDeploy 包跑一次技能脚本冒烟</w:t>
-            </w:r>
-          </w:p>
-        </w:tc>
-      </w:tr>
-      <w:tr>
-        <w:tc>
-          <w:tcPr>
-            <w:tcW w:type="dxa" w:w="1020"/>
-            <w:tcBorders>
-              <w:top w:val="single" w:sz="8" w:space="0" w:color="000000"/>
-              <w:left w:val="single" w:sz="8" w:space="0" w:color="000000"/>
-              <w:bottom w:val="single" w:sz="8" w:space="0" w:color="000000"/>
-              <w:right w:val="single" w:sz="8" w:space="0" w:color="000000"/>
-            </w:tcBorders>
-          </w:tcPr>
-          <w:p>
-            <w:pPr>
-              <w:spacing w:before="40" w:after="40" w:line="276" w:lineRule="auto"/>
-              <w:jc w:val="left"/>
-            </w:pPr>
-            <w:r/>
-            <w:r>
-              <w:rPr>
-                <w:rFonts w:ascii="仿宋_GB2312" w:hAnsi="仿宋_GB2312" w:eastAsia="仿宋_GB2312" w:cs="仿宋_GB2312"/>
-                <w:b w:val="0"/>
-                <w:color w:val="000000"/>
-                <w:sz w:val="24"/>
-              </w:rPr>
-              <w:t>M-02</w:t>
-            </w:r>
-          </w:p>
-        </w:tc>
-        <w:tc>
-          <w:tcPr>
-            <w:tcW w:type="dxa" w:w="1814"/>
-            <w:tcBorders>
-              <w:top w:val="single" w:sz="8" w:space="0" w:color="000000"/>
-              <w:left w:val="single" w:sz="8" w:space="0" w:color="000000"/>
-              <w:bottom w:val="single" w:sz="8" w:space="0" w:color="000000"/>
-              <w:right w:val="single" w:sz="8" w:space="0" w:color="000000"/>
-            </w:tcBorders>
-          </w:tcPr>
-          <w:p>
-            <w:pPr>
-              <w:spacing w:before="40" w:after="40" w:line="276" w:lineRule="auto"/>
-              <w:jc w:val="left"/>
-            </w:pPr>
-            <w:r/>
-            <w:r>
-              <w:rPr>
-                <w:rFonts w:ascii="仿宋_GB2312" w:hAnsi="仿宋_GB2312" w:eastAsia="仿宋_GB2312" w:cs="仿宋_GB2312"/>
-                <w:b w:val="0"/>
-                <w:color w:val="000000"/>
-                <w:sz w:val="24"/>
-              </w:rPr>
-              <w:t>原审中危；三轮未清</w:t>
-            </w:r>
-          </w:p>
-        </w:tc>
-        <w:tc>
-          <w:tcPr>
-            <w:tcW w:type="dxa" w:w="2041"/>
-            <w:tcBorders>
-              <w:top w:val="single" w:sz="8" w:space="0" w:color="000000"/>
-              <w:left w:val="single" w:sz="8" w:space="0" w:color="000000"/>
-              <w:bottom w:val="single" w:sz="8" w:space="0" w:color="000000"/>
-              <w:right w:val="single" w:sz="8" w:space="0" w:color="000000"/>
-            </w:tcBorders>
-          </w:tcPr>
-          <w:p>
-            <w:pPr>
-              <w:spacing w:before="40" w:after="40" w:line="276" w:lineRule="auto"/>
-              <w:jc w:val="left"/>
-            </w:pPr>
-            <w:r/>
-            <w:r>
-              <w:rPr>
-                <w:rFonts w:ascii="仿宋_GB2312" w:hAnsi="仿宋_GB2312" w:eastAsia="仿宋_GB2312" w:cs="仿宋_GB2312"/>
-                <w:b w:val="0"/>
-                <w:color w:val="000000"/>
-                <w:sz w:val="24"/>
-              </w:rPr>
-              <w:t>构建路径、devUrl 残留</w:t>
-            </w:r>
-          </w:p>
-        </w:tc>
-        <w:tc>
-          <w:tcPr>
-            <w:tcW w:type="dxa" w:w="1474"/>
-            <w:tcBorders>
-              <w:top w:val="single" w:sz="8" w:space="0" w:color="000000"/>
-              <w:left w:val="single" w:sz="8" w:space="0" w:color="000000"/>
-              <w:bottom w:val="single" w:sz="8" w:space="0" w:color="000000"/>
-              <w:right w:val="single" w:sz="8" w:space="0" w:color="000000"/>
-            </w:tcBorders>
-          </w:tcPr>
-          <w:p>
-            <w:pPr>
-              <w:spacing w:before="40" w:after="40" w:line="276" w:lineRule="auto"/>
-              <w:jc w:val="left"/>
-            </w:pPr>
-            <w:r/>
-            <w:r>
-              <w:rPr>
-                <w:rFonts w:ascii="仿宋_GB2312" w:hAnsi="仿宋_GB2312" w:eastAsia="仿宋_GB2312" w:cs="仿宋_GB2312"/>
-                <w:b w:val="0"/>
-                <w:color w:val="000000"/>
-                <w:sz w:val="24"/>
-              </w:rPr>
-              <w:t>本版本未改</w:t>
-            </w:r>
-          </w:p>
-        </w:tc>
-        <w:tc>
-          <w:tcPr>
-            <w:tcW w:type="dxa" w:w="2608"/>
-            <w:tcBorders>
-              <w:top w:val="single" w:sz="8" w:space="0" w:color="000000"/>
-              <w:left w:val="single" w:sz="8" w:space="0" w:color="000000"/>
-              <w:bottom w:val="single" w:sz="8" w:space="0" w:color="000000"/>
-              <w:right w:val="single" w:sz="8" w:space="0" w:color="000000"/>
-            </w:tcBorders>
-          </w:tcPr>
-          <w:p>
-            <w:pPr>
-              <w:spacing w:before="40" w:after="40" w:line="276" w:lineRule="auto"/>
-              <w:jc w:val="left"/>
-            </w:pPr>
-            <w:r/>
-            <w:r>
-              <w:rPr>
-                <w:rFonts w:ascii="仿宋_GB2312" w:hAnsi="仿宋_GB2312" w:eastAsia="仿宋_GB2312" w:cs="仿宋_GB2312"/>
-                <w:b w:val="0"/>
-                <w:color w:val="000000"/>
-                <w:sz w:val="24"/>
-              </w:rPr>
-              <w:t>tauri.conf.json 仍有 devUrl http://localhost:1420。不是可调用接口</w:t>
-            </w:r>
-          </w:p>
-        </w:tc>
-      </w:tr>
-      <w:tr>
-        <w:tc>
-          <w:tcPr>
-            <w:tcW w:type="dxa" w:w="1020"/>
-            <w:tcBorders>
-              <w:top w:val="single" w:sz="8" w:space="0" w:color="000000"/>
-              <w:left w:val="single" w:sz="8" w:space="0" w:color="000000"/>
-              <w:bottom w:val="single" w:sz="8" w:space="0" w:color="000000"/>
-              <w:right w:val="single" w:sz="8" w:space="0" w:color="000000"/>
-            </w:tcBorders>
-          </w:tcPr>
-          <w:p>
-            <w:pPr>
-              <w:spacing w:before="40" w:after="40" w:line="276" w:lineRule="auto"/>
-              <w:jc w:val="left"/>
-            </w:pPr>
-            <w:r/>
-            <w:r>
-              <w:rPr>
-                <w:rFonts w:ascii="仿宋_GB2312" w:hAnsi="仿宋_GB2312" w:eastAsia="仿宋_GB2312" w:cs="仿宋_GB2312"/>
-                <w:b w:val="0"/>
-                <w:color w:val="000000"/>
-                <w:sz w:val="24"/>
-              </w:rPr>
-              <w:t>M-06</w:t>
-            </w:r>
-          </w:p>
-        </w:tc>
-        <w:tc>
-          <w:tcPr>
-            <w:tcW w:type="dxa" w:w="1814"/>
-            <w:tcBorders>
-              <w:top w:val="single" w:sz="8" w:space="0" w:color="000000"/>
-              <w:left w:val="single" w:sz="8" w:space="0" w:color="000000"/>
-              <w:bottom w:val="single" w:sz="8" w:space="0" w:color="000000"/>
-              <w:right w:val="single" w:sz="8" w:space="0" w:color="000000"/>
-            </w:tcBorders>
-          </w:tcPr>
-          <w:p>
-            <w:pPr>
-              <w:spacing w:before="40" w:after="40" w:line="276" w:lineRule="auto"/>
-              <w:jc w:val="left"/>
-            </w:pPr>
-            <w:r/>
-            <w:r>
-              <w:rPr>
-                <w:rFonts w:ascii="仿宋_GB2312" w:hAnsi="仿宋_GB2312" w:eastAsia="仿宋_GB2312" w:cs="仿宋_GB2312"/>
-                <w:b w:val="0"/>
-                <w:color w:val="000000"/>
-                <w:sz w:val="24"/>
-              </w:rPr>
-              <w:t>原审中危；三轮包内 NOTICE 未改</w:t>
-            </w:r>
-          </w:p>
-        </w:tc>
-        <w:tc>
-          <w:tcPr>
-            <w:tcW w:type="dxa" w:w="2041"/>
-            <w:tcBorders>
-              <w:top w:val="single" w:sz="8" w:space="0" w:color="000000"/>
-              <w:left w:val="single" w:sz="8" w:space="0" w:color="000000"/>
-              <w:bottom w:val="single" w:sz="8" w:space="0" w:color="000000"/>
-              <w:right w:val="single" w:sz="8" w:space="0" w:color="000000"/>
-            </w:tcBorders>
-          </w:tcPr>
-          <w:p>
-            <w:pPr>
-              <w:spacing w:before="40" w:after="40" w:line="276" w:lineRule="auto"/>
-              <w:jc w:val="left"/>
-            </w:pPr>
-            <w:r/>
-            <w:r>
-              <w:rPr>
-                <w:rFonts w:ascii="仿宋_GB2312" w:hAnsi="仿宋_GB2312" w:eastAsia="仿宋_GB2312" w:cs="仿宋_GB2312"/>
-                <w:b w:val="0"/>
-                <w:color w:val="000000"/>
-                <w:sz w:val="24"/>
-              </w:rPr>
-              <w:t>NOTICE 不能当 SBOM</w:t>
-            </w:r>
-          </w:p>
-        </w:tc>
-        <w:tc>
-          <w:tcPr>
-            <w:tcW w:type="dxa" w:w="1474"/>
-            <w:tcBorders>
-              <w:top w:val="single" w:sz="8" w:space="0" w:color="000000"/>
-              <w:left w:val="single" w:sz="8" w:space="0" w:color="000000"/>
-              <w:bottom w:val="single" w:sz="8" w:space="0" w:color="000000"/>
-              <w:right w:val="single" w:sz="8" w:space="0" w:color="000000"/>
-            </w:tcBorders>
-          </w:tcPr>
-          <w:p>
-            <w:pPr>
-              <w:spacing w:before="40" w:after="40" w:line="276" w:lineRule="auto"/>
-              <w:jc w:val="left"/>
-            </w:pPr>
-            <w:r/>
-            <w:r>
-              <w:rPr>
-                <w:rFonts w:ascii="仿宋_GB2312" w:hAnsi="仿宋_GB2312" w:eastAsia="仿宋_GB2312" w:cs="仿宋_GB2312"/>
-                <w:b w:val="0"/>
-                <w:color w:val="000000"/>
-                <w:sz w:val="24"/>
-              </w:rPr>
-              <w:t>本版本未改随包核验</w:t>
-            </w:r>
-          </w:p>
-        </w:tc>
-        <w:tc>
-          <w:tcPr>
-            <w:tcW w:type="dxa" w:w="2608"/>
-            <w:tcBorders>
-              <w:top w:val="single" w:sz="8" w:space="0" w:color="000000"/>
-              <w:left w:val="single" w:sz="8" w:space="0" w:color="000000"/>
-              <w:bottom w:val="single" w:sz="8" w:space="0" w:color="000000"/>
-              <w:right w:val="single" w:sz="8" w:space="0" w:color="000000"/>
-            </w:tcBorders>
-          </w:tcPr>
-          <w:p>
-            <w:pPr>
-              <w:spacing w:before="40" w:after="40" w:line="276" w:lineRule="auto"/>
-              <w:jc w:val="left"/>
-            </w:pPr>
-            <w:r/>
-            <w:r>
-              <w:rPr>
-                <w:rFonts w:ascii="仿宋_GB2312" w:hAnsi="仿宋_GB2312" w:eastAsia="仿宋_GB2312" w:cs="仿宋_GB2312"/>
-                <w:b w:val="0"/>
-                <w:color w:val="000000"/>
-                <w:sz w:val="24"/>
-              </w:rPr>
-              <w:t>仓库有生成脚本；打包会复制 NOTICE。1.7.0 安装包尚未构建，不声称包内已核验</w:t>
-            </w:r>
-          </w:p>
-        </w:tc>
-      </w:tr>
-      <w:tr>
-        <w:tc>
-          <w:tcPr>
-            <w:tcW w:type="dxa" w:w="1020"/>
-            <w:tcBorders>
-              <w:top w:val="single" w:sz="8" w:space="0" w:color="000000"/>
-              <w:left w:val="single" w:sz="8" w:space="0" w:color="000000"/>
-              <w:bottom w:val="single" w:sz="8" w:space="0" w:color="000000"/>
-              <w:right w:val="single" w:sz="8" w:space="0" w:color="000000"/>
-            </w:tcBorders>
-          </w:tcPr>
-          <w:p>
-            <w:pPr>
-              <w:spacing w:before="40" w:after="40" w:line="276" w:lineRule="auto"/>
-              <w:jc w:val="left"/>
-            </w:pPr>
-            <w:r/>
-            <w:r>
-              <w:rPr>
-                <w:rFonts w:ascii="仿宋_GB2312" w:hAnsi="仿宋_GB2312" w:eastAsia="仿宋_GB2312" w:cs="仿宋_GB2312"/>
-                <w:b w:val="0"/>
-                <w:color w:val="000000"/>
-                <w:sz w:val="24"/>
-              </w:rPr>
-              <w:t>N-03</w:t>
-            </w:r>
-          </w:p>
-        </w:tc>
-        <w:tc>
-          <w:tcPr>
-            <w:tcW w:type="dxa" w:w="1814"/>
-            <w:tcBorders>
-              <w:top w:val="single" w:sz="8" w:space="0" w:color="000000"/>
-              <w:left w:val="single" w:sz="8" w:space="0" w:color="000000"/>
-              <w:bottom w:val="single" w:sz="8" w:space="0" w:color="000000"/>
-              <w:right w:val="single" w:sz="8" w:space="0" w:color="000000"/>
-            </w:tcBorders>
-          </w:tcPr>
-          <w:p>
-            <w:pPr>
-              <w:spacing w:before="40" w:after="40" w:line="276" w:lineRule="auto"/>
-              <w:jc w:val="left"/>
-            </w:pPr>
-            <w:r/>
-            <w:r>
-              <w:rPr>
-                <w:rFonts w:ascii="仿宋_GB2312" w:hAnsi="仿宋_GB2312" w:eastAsia="仿宋_GB2312" w:cs="仿宋_GB2312"/>
-                <w:b w:val="0"/>
-                <w:color w:val="000000"/>
-                <w:sz w:val="24"/>
-              </w:rPr>
-              <w:t>三轮新增低危</w:t>
-            </w:r>
-          </w:p>
-        </w:tc>
-        <w:tc>
-          <w:tcPr>
-            <w:tcW w:type="dxa" w:w="2041"/>
-            <w:tcBorders>
-              <w:top w:val="single" w:sz="8" w:space="0" w:color="000000"/>
-              <w:left w:val="single" w:sz="8" w:space="0" w:color="000000"/>
-              <w:bottom w:val="single" w:sz="8" w:space="0" w:color="000000"/>
-              <w:right w:val="single" w:sz="8" w:space="0" w:color="000000"/>
-            </w:tcBorders>
-          </w:tcPr>
-          <w:p>
-            <w:pPr>
-              <w:spacing w:before="40" w:after="40" w:line="276" w:lineRule="auto"/>
-              <w:jc w:val="left"/>
-            </w:pPr>
-            <w:r/>
-            <w:r>
-              <w:rPr>
-                <w:rFonts w:ascii="仿宋_GB2312" w:hAnsi="仿宋_GB2312" w:eastAsia="仿宋_GB2312" w:cs="仿宋_GB2312"/>
-                <w:b w:val="0"/>
-                <w:color w:val="000000"/>
-                <w:sz w:val="24"/>
-              </w:rPr>
-              <w:t>Office 内嵌图先整段解压再做 8 MiB 检查</w:t>
-            </w:r>
-          </w:p>
-        </w:tc>
-        <w:tc>
-          <w:tcPr>
-            <w:tcW w:type="dxa" w:w="1474"/>
-            <w:tcBorders>
-              <w:top w:val="single" w:sz="8" w:space="0" w:color="000000"/>
-              <w:left w:val="single" w:sz="8" w:space="0" w:color="000000"/>
-              <w:bottom w:val="single" w:sz="8" w:space="0" w:color="000000"/>
-              <w:right w:val="single" w:sz="8" w:space="0" w:color="000000"/>
-            </w:tcBorders>
-          </w:tcPr>
-          <w:p>
-            <w:pPr>
-              <w:spacing w:before="40" w:after="40" w:line="276" w:lineRule="auto"/>
-              <w:jc w:val="left"/>
-            </w:pPr>
-            <w:r/>
-            <w:r>
-              <w:rPr>
-                <w:rFonts w:ascii="仿宋_GB2312" w:hAnsi="仿宋_GB2312" w:eastAsia="仿宋_GB2312" w:cs="仿宋_GB2312"/>
-                <w:b w:val="0"/>
-                <w:color w:val="000000"/>
-                <w:sz w:val="24"/>
-              </w:rPr>
-              <w:t>无需修改</w:t>
-            </w:r>
-          </w:p>
-        </w:tc>
-        <w:tc>
-          <w:tcPr>
-            <w:tcW w:type="dxa" w:w="2608"/>
-            <w:tcBorders>
-              <w:top w:val="single" w:sz="8" w:space="0" w:color="000000"/>
-              <w:left w:val="single" w:sz="8" w:space="0" w:color="000000"/>
-              <w:bottom w:val="single" w:sz="8" w:space="0" w:color="000000"/>
-              <w:right w:val="single" w:sz="8" w:space="0" w:color="000000"/>
-            </w:tcBorders>
-          </w:tcPr>
-          <w:p>
-            <w:pPr>
-              <w:spacing w:before="40" w:after="40" w:line="276" w:lineRule="auto"/>
-              <w:jc w:val="left"/>
-            </w:pPr>
-            <w:r/>
-            <w:r>
-              <w:rPr>
-                <w:rFonts w:ascii="仿宋_GB2312" w:hAnsi="仿宋_GB2312" w:eastAsia="仿宋_GB2312" w:cs="仿宋_GB2312"/>
-                <w:b w:val="0"/>
-                <w:color w:val="000000"/>
-                <w:sz w:val="24"/>
-              </w:rPr>
-              <w:t>_load_look_bytes 仍先解压再查大小。属格式处理，不是后门、外联或钓鱼</w:t>
-            </w:r>
-          </w:p>
-        </w:tc>
-      </w:tr>
-      <w:tr>
-        <w:tc>
-          <w:tcPr>
-            <w:tcW w:type="dxa" w:w="1020"/>
-            <w:tcBorders>
-              <w:top w:val="single" w:sz="8" w:space="0" w:color="000000"/>
-              <w:left w:val="single" w:sz="8" w:space="0" w:color="000000"/>
-              <w:bottom w:val="single" w:sz="8" w:space="0" w:color="000000"/>
-              <w:right w:val="single" w:sz="8" w:space="0" w:color="000000"/>
-            </w:tcBorders>
-          </w:tcPr>
-          <w:p>
-            <w:pPr>
-              <w:spacing w:before="40" w:after="40" w:line="276" w:lineRule="auto"/>
-              <w:jc w:val="left"/>
-            </w:pPr>
-            <w:r/>
-            <w:r>
-              <w:rPr>
-                <w:rFonts w:ascii="仿宋_GB2312" w:hAnsi="仿宋_GB2312" w:eastAsia="仿宋_GB2312" w:cs="仿宋_GB2312"/>
-                <w:b w:val="0"/>
-                <w:color w:val="000000"/>
-                <w:sz w:val="24"/>
-              </w:rPr>
-              <w:t>N-01b</w:t>
-            </w:r>
-          </w:p>
-        </w:tc>
-        <w:tc>
-          <w:tcPr>
-            <w:tcW w:type="dxa" w:w="1814"/>
-            <w:tcBorders>
-              <w:top w:val="single" w:sz="8" w:space="0" w:color="000000"/>
-              <w:left w:val="single" w:sz="8" w:space="0" w:color="000000"/>
-              <w:bottom w:val="single" w:sz="8" w:space="0" w:color="000000"/>
-              <w:right w:val="single" w:sz="8" w:space="0" w:color="000000"/>
-            </w:tcBorders>
-          </w:tcPr>
-          <w:p>
-            <w:pPr>
-              <w:spacing w:before="40" w:after="40" w:line="276" w:lineRule="auto"/>
-              <w:jc w:val="left"/>
-            </w:pPr>
-            <w:r/>
-            <w:r>
-              <w:rPr>
-                <w:rFonts w:ascii="仿宋_GB2312" w:hAnsi="仿宋_GB2312" w:eastAsia="仿宋_GB2312" w:cs="仿宋_GB2312"/>
-                <w:b w:val="0"/>
-                <w:color w:val="000000"/>
-                <w:sz w:val="24"/>
-              </w:rPr>
-              <w:t>三轮指出</w:t>
-            </w:r>
-          </w:p>
-        </w:tc>
-        <w:tc>
-          <w:tcPr>
-            <w:tcW w:type="dxa" w:w="2041"/>
-            <w:tcBorders>
-              <w:top w:val="single" w:sz="8" w:space="0" w:color="000000"/>
-              <w:left w:val="single" w:sz="8" w:space="0" w:color="000000"/>
-              <w:bottom w:val="single" w:sz="8" w:space="0" w:color="000000"/>
-              <w:right w:val="single" w:sz="8" w:space="0" w:color="000000"/>
-            </w:tcBorders>
-          </w:tcPr>
-          <w:p>
-            <w:pPr>
-              <w:spacing w:before="40" w:after="40" w:line="276" w:lineRule="auto"/>
-              <w:jc w:val="left"/>
-            </w:pPr>
-            <w:r/>
-            <w:r>
-              <w:rPr>
-                <w:rFonts w:ascii="仿宋_GB2312" w:hAnsi="仿宋_GB2312" w:eastAsia="仿宋_GB2312" w:cs="仿宋_GB2312"/>
-                <w:b w:val="0"/>
-                <w:color w:val="000000"/>
-                <w:sz w:val="24"/>
-              </w:rPr>
-              <w:t>workspace_look 未进不可信数据包裹</w:t>
-            </w:r>
-          </w:p>
-        </w:tc>
-        <w:tc>
-          <w:tcPr>
-            <w:tcW w:type="dxa" w:w="1474"/>
-            <w:tcBorders>
-              <w:top w:val="single" w:sz="8" w:space="0" w:color="000000"/>
-              <w:left w:val="single" w:sz="8" w:space="0" w:color="000000"/>
-              <w:bottom w:val="single" w:sz="8" w:space="0" w:color="000000"/>
-              <w:right w:val="single" w:sz="8" w:space="0" w:color="000000"/>
-            </w:tcBorders>
-          </w:tcPr>
-          <w:p>
-            <w:pPr>
-              <w:spacing w:before="40" w:after="40" w:line="276" w:lineRule="auto"/>
-              <w:jc w:val="left"/>
-            </w:pPr>
-            <w:r/>
-            <w:r>
-              <w:rPr>
-                <w:rFonts w:ascii="仿宋_GB2312" w:hAnsi="仿宋_GB2312" w:eastAsia="仿宋_GB2312" w:cs="仿宋_GB2312"/>
-                <w:b w:val="0"/>
-                <w:color w:val="000000"/>
-                <w:sz w:val="24"/>
-              </w:rPr>
-              <w:t>本版本未改</w:t>
-            </w:r>
-          </w:p>
-        </w:tc>
-        <w:tc>
-          <w:tcPr>
-            <w:tcW w:type="dxa" w:w="2608"/>
-            <w:tcBorders>
-              <w:top w:val="single" w:sz="8" w:space="0" w:color="000000"/>
-              <w:left w:val="single" w:sz="8" w:space="0" w:color="000000"/>
-              <w:bottom w:val="single" w:sz="8" w:space="0" w:color="000000"/>
-              <w:right w:val="single" w:sz="8" w:space="0" w:color="000000"/>
-            </w:tcBorders>
-          </w:tcPr>
-          <w:p>
-            <w:pPr>
-              <w:spacing w:before="40" w:after="40" w:line="276" w:lineRule="auto"/>
-              <w:jc w:val="left"/>
-            </w:pPr>
-            <w:r/>
-            <w:r>
-              <w:rPr>
-                <w:rFonts w:ascii="仿宋_GB2312" w:hAnsi="仿宋_GB2312" w:eastAsia="仿宋_GB2312" w:cs="仿宋_GB2312"/>
-                <w:b w:val="0"/>
-                <w:color w:val="000000"/>
-                <w:sz w:val="24"/>
-              </w:rPr>
-              <w:t>UNTRUSTED_TOOL_RESULTS 仍不含 workspace_look。不是出站开关</w:t>
-            </w:r>
-          </w:p>
-        </w:tc>
-      </w:tr>
-      <w:tr>
-        <w:tc>
-          <w:tcPr>
-            <w:tcW w:type="dxa" w:w="1020"/>
-            <w:tcBorders>
-              <w:top w:val="single" w:sz="8" w:space="0" w:color="000000"/>
-              <w:left w:val="single" w:sz="8" w:space="0" w:color="000000"/>
-              <w:bottom w:val="single" w:sz="8" w:space="0" w:color="000000"/>
-              <w:right w:val="single" w:sz="8" w:space="0" w:color="000000"/>
-            </w:tcBorders>
-          </w:tcPr>
-          <w:p>
-            <w:pPr>
-              <w:spacing w:before="40" w:after="40" w:line="276" w:lineRule="auto"/>
-              <w:jc w:val="left"/>
-            </w:pPr>
-            <w:r/>
-            <w:r>
-              <w:rPr>
-                <w:rFonts w:ascii="仿宋_GB2312" w:hAnsi="仿宋_GB2312" w:eastAsia="仿宋_GB2312" w:cs="仿宋_GB2312"/>
-                <w:b w:val="0"/>
-                <w:color w:val="000000"/>
-                <w:sz w:val="24"/>
-              </w:rPr>
-              <w:t>P-01</w:t>
-            </w:r>
-          </w:p>
-        </w:tc>
-        <w:tc>
-          <w:tcPr>
-            <w:tcW w:type="dxa" w:w="1814"/>
-            <w:tcBorders>
-              <w:top w:val="single" w:sz="8" w:space="0" w:color="000000"/>
-              <w:left w:val="single" w:sz="8" w:space="0" w:color="000000"/>
-              <w:bottom w:val="single" w:sz="8" w:space="0" w:color="000000"/>
-              <w:right w:val="single" w:sz="8" w:space="0" w:color="000000"/>
-            </w:tcBorders>
-          </w:tcPr>
-          <w:p>
-            <w:pPr>
-              <w:spacing w:before="40" w:after="40" w:line="276" w:lineRule="auto"/>
-              <w:jc w:val="left"/>
-            </w:pPr>
-            <w:r/>
-            <w:r>
-              <w:rPr>
-                <w:rFonts w:ascii="仿宋_GB2312" w:hAnsi="仿宋_GB2312" w:eastAsia="仿宋_GB2312" w:cs="仿宋_GB2312"/>
-                <w:b w:val="0"/>
-                <w:color w:val="000000"/>
-                <w:sz w:val="24"/>
-              </w:rPr>
-              <w:t>三轮流程</w:t>
-            </w:r>
-          </w:p>
-        </w:tc>
-        <w:tc>
-          <w:tcPr>
-            <w:tcW w:type="dxa" w:w="2041"/>
-            <w:tcBorders>
-              <w:top w:val="single" w:sz="8" w:space="0" w:color="000000"/>
-              <w:left w:val="single" w:sz="8" w:space="0" w:color="000000"/>
-              <w:bottom w:val="single" w:sz="8" w:space="0" w:color="000000"/>
-              <w:right w:val="single" w:sz="8" w:space="0" w:color="000000"/>
-            </w:tcBorders>
-          </w:tcPr>
-          <w:p>
-            <w:pPr>
-              <w:spacing w:before="40" w:after="40" w:line="276" w:lineRule="auto"/>
-              <w:jc w:val="left"/>
-            </w:pPr>
-            <w:r/>
-            <w:r>
-              <w:rPr>
-                <w:rFonts w:ascii="仿宋_GB2312" w:hAnsi="仿宋_GB2312" w:eastAsia="仿宋_GB2312" w:cs="仿宋_GB2312"/>
-                <w:b w:val="0"/>
-                <w:color w:val="000000"/>
-                <w:sz w:val="24"/>
-              </w:rPr>
-              <w:t>送审物料与哈希不一致</w:t>
-            </w:r>
-          </w:p>
-        </w:tc>
-        <w:tc>
-          <w:tcPr>
-            <w:tcW w:type="dxa" w:w="1474"/>
-            <w:tcBorders>
-              <w:top w:val="single" w:sz="8" w:space="0" w:color="000000"/>
-              <w:left w:val="single" w:sz="8" w:space="0" w:color="000000"/>
-              <w:bottom w:val="single" w:sz="8" w:space="0" w:color="000000"/>
-              <w:right w:val="single" w:sz="8" w:space="0" w:color="000000"/>
-            </w:tcBorders>
-          </w:tcPr>
-          <w:p>
-            <w:pPr>
-              <w:spacing w:before="40" w:after="40" w:line="276" w:lineRule="auto"/>
-              <w:jc w:val="left"/>
-            </w:pPr>
-            <w:r/>
-            <w:r>
-              <w:rPr>
-                <w:rFonts w:ascii="仿宋_GB2312" w:hAnsi="仿宋_GB2312" w:eastAsia="仿宋_GB2312" w:cs="仿宋_GB2312"/>
-                <w:b w:val="0"/>
-                <w:color w:val="000000"/>
-                <w:sz w:val="24"/>
-              </w:rPr>
-              <w:t>流程问题</w:t>
-            </w:r>
-          </w:p>
-        </w:tc>
-        <w:tc>
-          <w:tcPr>
-            <w:tcW w:type="dxa" w:w="2608"/>
-            <w:tcBorders>
-              <w:top w:val="single" w:sz="8" w:space="0" w:color="000000"/>
-              <w:left w:val="single" w:sz="8" w:space="0" w:color="000000"/>
-              <w:bottom w:val="single" w:sz="8" w:space="0" w:color="000000"/>
-              <w:right w:val="single" w:sz="8" w:space="0" w:color="000000"/>
-            </w:tcBorders>
-          </w:tcPr>
-          <w:p>
-            <w:pPr>
-              <w:spacing w:before="40" w:after="40" w:line="276" w:lineRule="auto"/>
-              <w:jc w:val="left"/>
-            </w:pPr>
-            <w:r/>
-            <w:r>
-              <w:rPr>
-                <w:rFonts w:ascii="仿宋_GB2312" w:hAnsi="仿宋_GB2312" w:eastAsia="仿宋_GB2312" w:cs="仿宋_GB2312"/>
-                <w:b w:val="0"/>
-                <w:color w:val="000000"/>
-                <w:sz w:val="24"/>
-              </w:rPr>
-              <w:t>1.7.0 送审时文件名、哈希、报告必须同一批次</w:t>
-            </w:r>
-          </w:p>
-        </w:tc>
-      </w:tr>
-      <w:tr>
-        <w:tc>
-          <w:tcPr>
-            <w:tcW w:type="dxa" w:w="1020"/>
-            <w:tcBorders>
-              <w:top w:val="single" w:sz="8" w:space="0" w:color="000000"/>
-              <w:left w:val="single" w:sz="8" w:space="0" w:color="000000"/>
-              <w:bottom w:val="single" w:sz="8" w:space="0" w:color="000000"/>
-              <w:right w:val="single" w:sz="8" w:space="0" w:color="000000"/>
-            </w:tcBorders>
-          </w:tcPr>
-          <w:p>
-            <w:pPr>
-              <w:spacing w:before="40" w:after="40" w:line="276" w:lineRule="auto"/>
-              <w:jc w:val="left"/>
-            </w:pPr>
-            <w:r/>
-            <w:r>
-              <w:rPr>
-                <w:rFonts w:ascii="仿宋_GB2312" w:hAnsi="仿宋_GB2312" w:eastAsia="仿宋_GB2312" w:cs="仿宋_GB2312"/>
-                <w:b w:val="0"/>
-                <w:color w:val="000000"/>
-                <w:sz w:val="24"/>
-              </w:rPr>
-              <w:t>I-01</w:t>
-            </w:r>
-          </w:p>
-        </w:tc>
-        <w:tc>
-          <w:tcPr>
-            <w:tcW w:type="dxa" w:w="1814"/>
-            <w:tcBorders>
-              <w:top w:val="single" w:sz="8" w:space="0" w:color="000000"/>
-              <w:left w:val="single" w:sz="8" w:space="0" w:color="000000"/>
-              <w:bottom w:val="single" w:sz="8" w:space="0" w:color="000000"/>
-              <w:right w:val="single" w:sz="8" w:space="0" w:color="000000"/>
-            </w:tcBorders>
-          </w:tcPr>
-          <w:p>
-            <w:pPr>
-              <w:spacing w:before="40" w:after="40" w:line="276" w:lineRule="auto"/>
-              <w:jc w:val="left"/>
-            </w:pPr>
-            <w:r/>
-            <w:r>
-              <w:rPr>
-                <w:rFonts w:ascii="仿宋_GB2312" w:hAnsi="仿宋_GB2312" w:eastAsia="仿宋_GB2312" w:cs="仿宋_GB2312"/>
-                <w:b w:val="0"/>
-                <w:color w:val="000000"/>
-                <w:sz w:val="24"/>
-              </w:rPr>
-              <w:t>原审正面结论</w:t>
-            </w:r>
-          </w:p>
-        </w:tc>
-        <w:tc>
-          <w:tcPr>
-            <w:tcW w:type="dxa" w:w="2041"/>
-            <w:tcBorders>
-              <w:top w:val="single" w:sz="8" w:space="0" w:color="000000"/>
-              <w:left w:val="single" w:sz="8" w:space="0" w:color="000000"/>
-              <w:bottom w:val="single" w:sz="8" w:space="0" w:color="000000"/>
-              <w:right w:val="single" w:sz="8" w:space="0" w:color="000000"/>
-            </w:tcBorders>
-          </w:tcPr>
-          <w:p>
-            <w:pPr>
-              <w:spacing w:before="40" w:after="40" w:line="276" w:lineRule="auto"/>
-              <w:jc w:val="left"/>
-            </w:pPr>
-            <w:r/>
-            <w:r>
-              <w:rPr>
-                <w:rFonts w:ascii="仿宋_GB2312" w:hAnsi="仿宋_GB2312" w:eastAsia="仿宋_GB2312" w:cs="仿宋_GB2312"/>
-                <w:b w:val="0"/>
-                <w:color w:val="000000"/>
-                <w:sz w:val="24"/>
-              </w:rPr>
-              <w:t>未发现后门、安装期无外联</w:t>
-            </w:r>
-          </w:p>
-        </w:tc>
-        <w:tc>
-          <w:tcPr>
-            <w:tcW w:type="dxa" w:w="1474"/>
-            <w:tcBorders>
-              <w:top w:val="single" w:sz="8" w:space="0" w:color="000000"/>
-              <w:left w:val="single" w:sz="8" w:space="0" w:color="000000"/>
-              <w:bottom w:val="single" w:sz="8" w:space="0" w:color="000000"/>
-              <w:right w:val="single" w:sz="8" w:space="0" w:color="000000"/>
-            </w:tcBorders>
-          </w:tcPr>
-          <w:p>
-            <w:pPr>
-              <w:spacing w:before="40" w:after="40" w:line="276" w:lineRule="auto"/>
-              <w:jc w:val="left"/>
-            </w:pPr>
-            <w:r/>
-            <w:r>
-              <w:rPr>
-                <w:rFonts w:ascii="仿宋_GB2312" w:hAnsi="仿宋_GB2312" w:eastAsia="仿宋_GB2312" w:cs="仿宋_GB2312"/>
-                <w:b w:val="0"/>
-                <w:color w:val="000000"/>
-                <w:sz w:val="24"/>
-              </w:rPr>
-              <w:t>予以保留</w:t>
-            </w:r>
-          </w:p>
-        </w:tc>
-        <w:tc>
-          <w:tcPr>
-            <w:tcW w:type="dxa" w:w="2608"/>
-            <w:tcBorders>
-              <w:top w:val="single" w:sz="8" w:space="0" w:color="000000"/>
-              <w:left w:val="single" w:sz="8" w:space="0" w:color="000000"/>
-              <w:bottom w:val="single" w:sz="8" w:space="0" w:color="000000"/>
-              <w:right w:val="single" w:sz="8" w:space="0" w:color="000000"/>
-            </w:tcBorders>
-          </w:tcPr>
-          <w:p>
-            <w:pPr>
-              <w:spacing w:before="40" w:after="40" w:line="276" w:lineRule="auto"/>
-              <w:jc w:val="left"/>
-            </w:pPr>
-            <w:r/>
-            <w:r>
-              <w:rPr>
-                <w:rFonts w:ascii="仿宋_GB2312" w:hAnsi="仿宋_GB2312" w:eastAsia="仿宋_GB2312" w:cs="仿宋_GB2312"/>
-                <w:b w:val="0"/>
-                <w:color w:val="000000"/>
-                <w:sz w:val="24"/>
-              </w:rPr>
-              <w:t>路径约束、文本类不可信包裹、鉴权、审计脱敏、CORS、Job Object 未拆除</w:t>
+              <w:t>1.7.0 报告、安装包、哈希同一批次。不用 1.6.0 旧哈希判定本版本</w:t>
             </w:r>
           </w:p>
         </w:tc>
@@ -2910,23 +1477,7 @@
           <w:color w:val="000000"/>
           <w:sz w:val="32"/>
         </w:rPr>
-        <w:t>2 对照报告一（第三版原审）逐项回应</w:t>
-      </w:r>
-    </w:p>
-    <w:p>
-      <w:pPr>
-        <w:widowControl/>
-        <w:spacing w:before="80" w:after="0" w:lineRule="exact" w:line="580"/>
-        <w:jc w:val="left"/>
-      </w:pPr>
-      <w:r>
-        <w:rPr>
-          <w:rFonts w:ascii="楷体_GB2312" w:hAnsi="楷体_GB2312" w:eastAsia="楷体_GB2312" w:cs="楷体_GB2312"/>
-          <w:b/>
-          <w:color w:val="000000"/>
-          <w:sz w:val="32"/>
-        </w:rPr>
-        <w:t>2.1 H-01　绕过启动器即无鉴权，档位可被降级　【已关闭】</w:t>
+        <w:t>2 按第三轮「应予修正的材料问题」逐条</w:t>
       </w:r>
     </w:p>
     <w:p>
@@ -2943,7 +1494,23 @@
           <w:color w:val="000000"/>
           <w:sz w:val="32"/>
         </w:rPr>
-        <w:t>对照源码：office_agent/__main__.py 启动时调用 ensure_api_token()；鉴权中间件对除 /health 外的路由强制 Bearer。/shutdown 额外限制来源为回环。封装的 local 档位以包内 deployment-profile 为准，环境变量不能把 local 降为 standard。第三轮已认定关闭。1.7.0 未回退。</w:t>
+        <w:t>第三轮 6.3 建议 1 至 5 是复查优先项。本版本按下列履行。</w:t>
+      </w:r>
+    </w:p>
+    <w:p>
+      <w:pPr>
+        <w:widowControl/>
+        <w:spacing w:before="80" w:after="0" w:lineRule="exact" w:line="580"/>
+        <w:jc w:val="left"/>
+      </w:pPr>
+      <w:r>
+        <w:rPr>
+          <w:rFonts w:ascii="楷体_GB2312" w:hAnsi="楷体_GB2312" w:eastAsia="楷体_GB2312" w:cs="楷体_GB2312"/>
+          <w:b/>
+          <w:color w:val="000000"/>
+          <w:sz w:val="32"/>
+        </w:rPr>
+        <w:t>2.1 材料与实物一致</w:t>
       </w:r>
     </w:p>
     <w:p>
@@ -2960,7 +1527,7 @@
           <w:color w:val="000000"/>
           <w:sz w:val="32"/>
         </w:rPr>
-        <w:t>残留：同用户调试器可读本进程环境变量，不在产品防护承诺范围内。</w:t>
+        <w:t>本说明不预填旧哈希。送审时文件名、大小、SHA256 与安装包为同一次构建。版本号改为 1.7.0，避免再与 1.6.0 三轮包混淆。</w:t>
       </w:r>
     </w:p>
     <w:p>
@@ -2976,7 +1543,7 @@
           <w:color w:val="000000"/>
           <w:sz w:val="32"/>
         </w:rPr>
-        <w:t>2.2 H-02　Windows 上脚本隔离 fail-open　【已关闭（源码）；装包抽测待 1.7.0】</w:t>
+        <w:t>2.2 L-02 表述</w:t>
       </w:r>
     </w:p>
     <w:p>
@@ -2993,7 +1560,23 @@
           <w:color w:val="000000"/>
           <w:sz w:val="32"/>
         </w:rPr>
-        <w:t>对照源码：local 档位加载配置和 POST /config 均强制 require_script_sandbox=True。ToolExecutor 在隔离不可用时拒绝执行。Windows 走 AppContainer；产品路径设置 OFFICE_AGENT_SCRIPT_JAIL=1 并带 --jail-root。第三轮确认进程内层已生效。1.7.0 未改隔离架构。</w:t>
+        <w:t>采用审查原文：拒绝公网域名与解析为公网地址的域名；IP 字面量一律放行，以支持非 RFC1918 专网；该取舍由使用单位评估。终端能访问哪些 IP，由单位安全软件和网络权限审查，产品不二次拦截。请勿再用「填写公网 IP 应失败」或「已关闭、只允许回环/私网」核对本项。</w:t>
+      </w:r>
+    </w:p>
+    <w:p>
+      <w:pPr>
+        <w:widowControl/>
+        <w:spacing w:before="80" w:after="0" w:lineRule="exact" w:line="580"/>
+        <w:jc w:val="left"/>
+      </w:pPr>
+      <w:r>
+        <w:rPr>
+          <w:rFonts w:ascii="楷体_GB2312" w:hAnsi="楷体_GB2312" w:eastAsia="楷体_GB2312" w:cs="楷体_GB2312"/>
+          <w:b/>
+          <w:color w:val="000000"/>
+          <w:sz w:val="32"/>
+        </w:rPr>
+        <w:t>2.3 M-06 表述</w:t>
       </w:r>
     </w:p>
     <w:p>
@@ -3010,7 +1593,7 @@
           <w:color w:val="000000"/>
           <w:sz w:val="32"/>
         </w:rPr>
-        <w:t>残留：见 3.5、3.6。不得把「源码有路径」写成「1.7.0 安装包已端到端验证 AppContainer」。</w:t>
+        <w:t>改为「未落地」。不以仓库脚本代替包内核验。</w:t>
       </w:r>
     </w:p>
     <w:p>
@@ -3026,7 +1609,7 @@
           <w:color w:val="000000"/>
           <w:sz w:val="32"/>
         </w:rPr>
-        <w:t>2.3 M-01　安装包与自有二进制未签名　【等效管控】</w:t>
+        <w:t>2.4 M-02 表述</w:t>
       </w:r>
     </w:p>
     <w:p>
@@ -3043,7 +1626,7 @@
           <w:color w:val="000000"/>
           <w:sz w:val="32"/>
         </w:rPr>
-        <w:t>对照源码：1.7.0 本地部署 NSIS 包仍按未签名交付。不以商店平台签名顶替本 NSIS 包。完整性以当场交付的 SHA256 为准。</w:t>
+        <w:t>构成残留的是构建机绝对路径，以及 tauri.conf.json 的 devUrl（http://localhost:1420）。1.7.0 未剥离。</w:t>
       </w:r>
     </w:p>
     <w:p>
@@ -3059,7 +1642,7 @@
           <w:color w:val="000000"/>
           <w:sz w:val="32"/>
         </w:rPr>
-        <w:t>2.4 M-02　构建路径、开发端口、占位符残留　【本版本未改】</w:t>
+        <w:t>2.5 版本号</w:t>
       </w:r>
     </w:p>
     <w:p>
@@ -3076,23 +1659,23 @@
           <w:color w:val="000000"/>
           <w:sz w:val="32"/>
         </w:rPr>
-        <w:t>对照源码：apps/desktop/src-tauri/tauri.conf.json 仍含 devUrl http://localhost:1420。1.7.0 未剥离构建路径、未删除该字段。这是产物卫生，不是可调用接口。</w:t>
+        <w:t>本包为 1.7.0。</w:t>
       </w:r>
     </w:p>
     <w:p>
       <w:pPr>
         <w:widowControl/>
-        <w:spacing w:before="80" w:after="0" w:lineRule="exact" w:line="580"/>
+        <w:spacing w:before="120" w:after="0" w:lineRule="exact" w:line="580"/>
         <w:jc w:val="left"/>
       </w:pPr>
       <w:r>
         <w:rPr>
-          <w:rFonts w:ascii="楷体_GB2312" w:hAnsi="楷体_GB2312" w:eastAsia="楷体_GB2312" w:cs="楷体_GB2312"/>
+          <w:rFonts w:ascii="黑体" w:hAnsi="黑体" w:eastAsia="黑体" w:cs="黑体"/>
           <w:b/>
           <w:color w:val="000000"/>
           <w:sz w:val="32"/>
         </w:rPr>
-        <w:t>2.5 M-03　WebView2 133 且无自动更新　【版本号已关闭；无自动更新为等效管控】</w:t>
+        <w:t>3 已关闭项（第三轮已认定，1.7.0 未回退）</w:t>
       </w:r>
     </w:p>
     <w:p>
@@ -3109,23 +1692,7 @@
           <w:color w:val="000000"/>
           <w:sz w:val="32"/>
         </w:rPr>
-        <w:t>对照源码：tauri.localdeploy.conf.json 钉死 FixedVersionRuntime.151.0.4129.107。桌面工程无 updater 配置。内网按 CVE 换安装包，不开静默升级。133 包不得再装。</w:t>
-      </w:r>
-    </w:p>
-    <w:p>
-      <w:pPr>
-        <w:widowControl/>
-        <w:spacing w:before="80" w:after="0" w:lineRule="exact" w:line="580"/>
-        <w:jc w:val="left"/>
-      </w:pPr>
-      <w:r>
-        <w:rPr>
-          <w:rFonts w:ascii="楷体_GB2312" w:hAnsi="楷体_GB2312" w:eastAsia="楷体_GB2312" w:cs="楷体_GB2312"/>
-          <w:b/>
-          <w:color w:val="000000"/>
-          <w:sz w:val="32"/>
-        </w:rPr>
-        <w:t>2.6 M-04　技能校验曾是窄黑名单　【已关闭，安装功能保留】</w:t>
+        <w:t>H-01、H-02（进程内隔离）、L-03、M-03、M-04、M-05：与第三轮结论一致。1.7.0 未拆除鉴权、隔离 fail-closed、禁宏、WebView2 151、技能导入白名单、脚本参数根目录校验。</w:t>
       </w:r>
     </w:p>
     <w:p>
@@ -3142,7 +1709,23 @@
           <w:color w:val="000000"/>
           <w:sz w:val="32"/>
         </w:rPr>
-        <w:t>原问题是校验过宽（窄黑名单，force 可跳过），不是不允许有安装功能。关闭依据：skill_validate.py 改为默认拒绝，FORBIDDEN_IMPORT_ROOTS 含 subprocess、ctypes、socket、urllib、winreg 等；force_overwrite 不能跳过校验失败；通过后的脚本仍走 H-02 隔离。本地部署与标准包同一套安装接口：合法技能包 inspect/install 为 200，含进程/网络模块的包安装 400。请勿再用「local 包安装技能应失败」作为本项关闭标准。仓库历史中曾试验 403，已撤回。</w:t>
+        <w:t>恶意性结论沿用第三轮：未发现后门、窃密或远控；安装期无外联、无自启动。第三轮已代为完成出站与自启动复核，可引用该结果。</w:t>
+      </w:r>
+    </w:p>
+    <w:p>
+      <w:pPr>
+        <w:widowControl/>
+        <w:spacing w:before="120" w:after="0" w:lineRule="exact" w:line="580"/>
+        <w:jc w:val="left"/>
+      </w:pPr>
+      <w:r>
+        <w:rPr>
+          <w:rFonts w:ascii="黑体" w:hAnsi="黑体" w:eastAsia="黑体" w:cs="黑体"/>
+          <w:b/>
+          <w:color w:val="000000"/>
+          <w:sz w:val="32"/>
+        </w:rPr>
+        <w:t>4 第三轮新增功能观察</w:t>
       </w:r>
     </w:p>
     <w:p>
@@ -3158,7 +1741,7 @@
           <w:color w:val="000000"/>
           <w:sz w:val="32"/>
         </w:rPr>
-        <w:t>2.7 M-05　随包脚本缺少路径边界　【已关闭，1.7.0 补 --out】</w:t>
+        <w:t>4.1 看图</w:t>
       </w:r>
     </w:p>
     <w:p>
@@ -3175,7 +1758,7 @@
           <w:color w:val="000000"/>
           <w:sz w:val="32"/>
         </w:rPr>
-        <w:t>对照源码：产品调用脚本前执行 assert_argv_within_roots。1.7.0 另在 inventory.py 中校验 --out 解析后必须落在 cwd（工作区根）之内，越界则退出。用系统 Python 直接跑这些脚本时，产品不再介入。</w:t>
+        <w:t>第三轮认定路径越界被拒、体积与数量有上限、工具受闸门约束、会话库与审计不含图片字节，实现合格。这是办理功能，1.7.0 保留。本地部署拒绝公网云厂商域名；填 IP 时能否出站，由内网策略决定。</w:t>
       </w:r>
     </w:p>
     <w:p>
@@ -3191,7 +1774,7 @@
           <w:color w:val="000000"/>
           <w:sz w:val="32"/>
         </w:rPr>
-        <w:t>2.8 M-06　NOTICE 不能当物料清单　【本版本未改随包核验】</w:t>
+        <w:t>4.2 读文件夹材料</w:t>
       </w:r>
     </w:p>
     <w:p>
@@ -3208,7 +1791,7 @@
           <w:color w:val="000000"/>
           <w:sz w:val="32"/>
         </w:rPr>
-        <w:t>对照源码：仓库有 scripts/generate_notice.sh、scripts/generate_sbom.py。Windows / macOS 打包脚本在 NOTICE 缺失时失败，并复制 NOTICE 进资源目录。1.7.0 安装包尚未构建，不声称包内 NOTICE/SBOM 已按本版本核验。这是供应链卫生，不是运行时攻击面。</w:t>
+        <w:t>第三轮写明「不是代码缺陷，而是易用性与数据面的取舍」。1.7.0 不改提示词、不改读取闸门。打开的文件夹就是办理范围；谨慎/标准模式下写入与跑脚本仍要确认。</w:t>
       </w:r>
     </w:p>
     <w:p>
@@ -3224,7 +1807,7 @@
           <w:color w:val="000000"/>
           <w:sz w:val="32"/>
         </w:rPr>
-        <w:t>2.9 L-01　固定端口与令牌传递　【等效管控】</w:t>
+        <w:t>4.3 Office 内嵌图内存</w:t>
       </w:r>
     </w:p>
     <w:p>
@@ -3241,23 +1824,23 @@
           <w:color w:val="000000"/>
           <w:sz w:val="32"/>
         </w:rPr>
-        <w:t>对照源码：DEFAULT_PORT = 8765。令牌仍经环境变量交给运行时。/shutdown 要 Bearer，且来源须是回环。1.7.0 未改端口和传令牌方式。</w:t>
+        <w:t>低危工程建议，1.7.0 不改，不作为准入条件。</w:t>
       </w:r>
     </w:p>
     <w:p>
       <w:pPr>
         <w:widowControl/>
-        <w:spacing w:before="80" w:after="0" w:lineRule="exact" w:line="580"/>
+        <w:spacing w:before="120" w:after="0" w:lineRule="exact" w:line="580"/>
         <w:jc w:val="left"/>
       </w:pPr>
       <w:r>
         <w:rPr>
-          <w:rFonts w:ascii="楷体_GB2312" w:hAnsi="楷体_GB2312" w:eastAsia="楷体_GB2312" w:cs="楷体_GB2312"/>
+          <w:rFonts w:ascii="黑体" w:hAnsi="黑体" w:eastAsia="黑体" w:cs="黑体"/>
           <w:b/>
           <w:color w:val="000000"/>
           <w:sz w:val="32"/>
         </w:rPr>
-        <w:t>2.10 L-02　local 放行任意 IP　【采纳审查建议】</w:t>
+        <w:t>5 书面标注（第三轮建议 11）</w:t>
       </w:r>
     </w:p>
     <w:p>
@@ -3274,7 +1857,7 @@
           <w:color w:val="000000"/>
           <w:sz w:val="32"/>
         </w:rPr>
-        <w:t>审查意见：不要写「已关闭、只允许回环/私网/链路本地」。准确表述应为：拒绝公网域名与解析为公网地址的域名；IP 字面量一律放行，以支持非 RFC1918 专网；该取舍由使用单位评估。</w:t>
+        <w:t>图形界面执行技能脚本时启用进程内隔离。命令行 --run-script 是调试入口，不启用该隔离，不能当作受保护入口。普通办公用户不使用该入口。</w:t>
       </w:r>
     </w:p>
     <w:p>
@@ -3291,7 +1874,23 @@
           <w:color w:val="000000"/>
           <w:sz w:val="32"/>
         </w:rPr>
-        <w:t>对照源码 is_intranet_model_host：（1）公网云厂商域名拒绝；（2）普通域名解析后须全部为回环/私网/链路本地；（3）localhost 与 .local/.lan/.intranet 后缀通过；（4）任意合法 IP 字面量一律通过；（5）产品内没有 CIDR 二次名单。local 档位 load_config 和 POST /config 都调用上述判定。终端实际能否连上该 IP，由单位安全软件和网络权限决定。</w:t>
+        <w:t>第三轮其余工程建议（AppContainer 装包抽测、图片纳入不可信数据包裹、解压前先读 zip 大小、/chat 准备阶段诊断日志）本版本未作为关闭项承诺。</w:t>
+      </w:r>
+    </w:p>
+    <w:p>
+      <w:pPr>
+        <w:widowControl/>
+        <w:spacing w:before="120" w:after="0" w:lineRule="exact" w:line="580"/>
+        <w:jc w:val="left"/>
+      </w:pPr>
+      <w:r>
+        <w:rPr>
+          <w:rFonts w:ascii="黑体" w:hAnsi="黑体" w:eastAsia="黑体" w:cs="黑体"/>
+          <w:b/>
+          <w:color w:val="000000"/>
+          <w:sz w:val="32"/>
+        </w:rPr>
+        <w:t>6 使用单位侧</w:t>
       </w:r>
     </w:p>
     <w:p>
@@ -3308,23 +1907,7 @@
           <w:color w:val="000000"/>
           <w:sz w:val="32"/>
         </w:rPr>
-        <w:t>说明：承认 1.6.0 整改报告曾把该项写成「已关闭」，与实现不符。1.7.0 以本条为准。请勿再用「填写 1.1.1.1 应失败」作为关闭标准。</w:t>
-      </w:r>
-    </w:p>
-    <w:p>
-      <w:pPr>
-        <w:widowControl/>
-        <w:spacing w:before="80" w:after="0" w:lineRule="exact" w:line="580"/>
-        <w:jc w:val="left"/>
-      </w:pPr>
-      <w:r>
-        <w:rPr>
-          <w:rFonts w:ascii="楷体_GB2312" w:hAnsi="楷体_GB2312" w:eastAsia="楷体_GB2312" w:cs="楷体_GB2312"/>
-          <w:b/>
-          <w:color w:val="000000"/>
-          <w:sz w:val="32"/>
-        </w:rPr>
-        <w:t>2.11 L-03　打开旧版 Word 未禁用宏　【已关闭】</w:t>
+        <w:t>一、安装介质在内网保管，安装前核对当场 SHA256。</w:t>
       </w:r>
     </w:p>
     <w:p>
@@ -3341,23 +1924,7 @@
           <w:color w:val="000000"/>
           <w:sz w:val="32"/>
         </w:rPr>
-        <w:t>对照源码：doc_io.py 中 pywin32 与 PowerShell 两条路径均在 Open 前设置 AutomationSecurity = 3。第三轮已认定关闭。1.7.0 未回退。</w:t>
-      </w:r>
-    </w:p>
-    <w:p>
-      <w:pPr>
-        <w:widowControl/>
-        <w:spacing w:before="80" w:after="0" w:lineRule="exact" w:line="580"/>
-        <w:jc w:val="left"/>
-      </w:pPr>
-      <w:r>
-        <w:rPr>
-          <w:rFonts w:ascii="楷体_GB2312" w:hAnsi="楷体_GB2312" w:eastAsia="楷体_GB2312" w:cs="楷体_GB2312"/>
-          <w:b/>
-          <w:color w:val="000000"/>
-          <w:sz w:val="32"/>
-        </w:rPr>
-        <w:t>2.12 I-01　正面结论　【予以保留】</w:t>
+        <w:t>二、模型填内网或本机地址。公网云厂商域名会被拒绝；专网模型直接填 IP。</w:t>
       </w:r>
     </w:p>
     <w:p>
@@ -3374,23 +1941,7 @@
           <w:color w:val="000000"/>
           <w:sz w:val="32"/>
         </w:rPr>
-        <w:t>对照源码：工作区路径 resolve + relative_to、文本读取类工具的不可信数据包裹、权限档位、凭据密封、审计脱敏、CORS、外壳 Job Object 均仍在。不把「未签名、构建路径残留」解释成恶意软件。</w:t>
-      </w:r>
-    </w:p>
-    <w:p>
-      <w:pPr>
-        <w:widowControl/>
-        <w:spacing w:before="120" w:after="0" w:lineRule="exact" w:line="580"/>
-        <w:jc w:val="left"/>
-      </w:pPr>
-      <w:r>
-        <w:rPr>
-          <w:rFonts w:ascii="黑体" w:hAnsi="黑体" w:eastAsia="黑体" w:cs="黑体"/>
-          <w:b/>
-          <w:color w:val="000000"/>
-          <w:sz w:val="32"/>
-        </w:rPr>
-        <w:t>3 对照报告二（【1020】第三轮）逐项回应</w:t>
+        <w:t>三、终端不出公网，或由单位防火墙限制出站。</w:t>
       </w:r>
     </w:p>
     <w:p>
@@ -3407,958 +1958,7 @@
           <w:color w:val="000000"/>
           <w:sz w:val="32"/>
         </w:rPr>
-        <w:t>第三轮对原审条目的复测结论，已并入第 2 节。以下回应第三轮新指出或明确遗留的问题。</w:t>
-      </w:r>
-    </w:p>
-    <w:p>
-      <w:pPr>
-        <w:widowControl/>
-        <w:spacing w:before="80" w:after="0" w:lineRule="exact" w:line="580"/>
-        <w:jc w:val="left"/>
-      </w:pPr>
-      <w:r>
-        <w:rPr>
-          <w:rFonts w:ascii="楷体_GB2312" w:hAnsi="楷体_GB2312" w:eastAsia="楷体_GB2312" w:cs="楷体_GB2312"/>
-          <w:b/>
-          <w:color w:val="000000"/>
-          <w:sz w:val="32"/>
-        </w:rPr>
-        <w:t>3.1 N-01　图片通道把工作区图发给模型　【无需修改，功能保留】</w:t>
-      </w:r>
-    </w:p>
-    <w:p>
-      <w:pPr>
-        <w:widowControl/>
-        <w:spacing w:before="0" w:after="0" w:lineRule="exact" w:line="580"/>
-        <w:ind w:firstLine="420"/>
-        <w:jc w:val="both"/>
-      </w:pPr>
-      <w:r>
-        <w:rPr>
-          <w:rFonts w:ascii="仿宋_GB2312" w:hAnsi="仿宋_GB2312" w:eastAsia="仿宋_GB2312" w:cs="仿宋_GB2312"/>
-          <w:b w:val="0"/>
-          <w:color w:val="000000"/>
-          <w:sz w:val="32"/>
-        </w:rPr>
-        <w:t>对照源码：功能保留，1.7.0 未拆除。workspace.resolve 限制在已打开文件夹内；单张超过 8MB 不发送；每轮最多 4 张；字节不写入工具文本。发给使用人在设置中填写的模型地址。local 档位拒绝公网云厂商域名；填 IP 时能否出站，由内网安全策略决定。这与「打开文件夹办材料」是同一条产品路径，不是后门或钓鱼通道。</w:t>
-      </w:r>
-    </w:p>
-    <w:p>
-      <w:pPr>
-        <w:widowControl/>
-        <w:spacing w:before="80" w:after="0" w:lineRule="exact" w:line="580"/>
-        <w:jc w:val="left"/>
-      </w:pPr>
-      <w:r>
-        <w:rPr>
-          <w:rFonts w:ascii="楷体_GB2312" w:hAnsi="楷体_GB2312" w:eastAsia="楷体_GB2312" w:cs="楷体_GB2312"/>
-          <w:b/>
-          <w:color w:val="000000"/>
-          <w:sz w:val="32"/>
-        </w:rPr>
-        <w:t>3.2 N-02　提示词改为工作区材料直接读　【无需修改，不是缺陷】</w:t>
-      </w:r>
-    </w:p>
-    <w:p>
-      <w:pPr>
-        <w:widowControl/>
-        <w:spacing w:before="0" w:after="0" w:lineRule="exact" w:line="580"/>
-        <w:ind w:firstLine="420"/>
-        <w:jc w:val="both"/>
-      </w:pPr>
-      <w:r>
-        <w:rPr>
-          <w:rFonts w:ascii="仿宋_GB2312" w:hAnsi="仿宋_GB2312" w:eastAsia="仿宋_GB2312" w:cs="仿宋_GB2312"/>
-          <w:b w:val="0"/>
-          <w:color w:val="000000"/>
-          <w:sz w:val="32"/>
-        </w:rPr>
-        <w:t>开发方说明：1.7.0 不改提示词、不改读取闸门、不为此限制信任模式或工作区脚本。第一，文件夹即办理范围。使用人打开哪个文件夹，就是指定本轮要处理的材料。写入与跑脚本在谨慎/标准模式下仍要确认；「信任此文件夹」须在设置中明示选择。第二，内网电脑、本地软件、内网模型。公网域名被拒；能访问哪些 IP 由单位安全软件和网络权限审查。</w:t>
-      </w:r>
-    </w:p>
-    <w:p>
-      <w:pPr>
-        <w:widowControl/>
-        <w:spacing w:before="0" w:after="0" w:lineRule="exact" w:line="580"/>
-        <w:ind w:firstLine="420"/>
-        <w:jc w:val="both"/>
-      </w:pPr>
-      <w:r>
-        <w:rPr>
-          <w:rFonts w:ascii="仿宋_GB2312" w:hAnsi="仿宋_GB2312" w:eastAsia="仿宋_GB2312" w:cs="仿宋_GB2312"/>
-          <w:b w:val="0"/>
-          <w:color w:val="000000"/>
-          <w:sz w:val="32"/>
-        </w:rPr>
-        <w:t>对照源码：local 默认 permission_mode=cautious、allow_workspace_scripts=False，但二者均可在设置中改。POST /config 不拒绝 trust_workspace。</w:t>
-      </w:r>
-    </w:p>
-    <w:p>
-      <w:pPr>
-        <w:widowControl/>
-        <w:spacing w:before="80" w:after="0" w:lineRule="exact" w:line="580"/>
-        <w:jc w:val="left"/>
-      </w:pPr>
-      <w:r>
-        <w:rPr>
-          <w:rFonts w:ascii="楷体_GB2312" w:hAnsi="楷体_GB2312" w:eastAsia="楷体_GB2312" w:cs="楷体_GB2312"/>
-          <w:b/>
-          <w:color w:val="000000"/>
-          <w:sz w:val="32"/>
-        </w:rPr>
-        <w:t>3.3 N-03　Office 内嵌图先整段解压再做大小检查　【无需修改，不是缺陷】</w:t>
-      </w:r>
-    </w:p>
-    <w:p>
-      <w:pPr>
-        <w:widowControl/>
-        <w:spacing w:before="0" w:after="0" w:lineRule="exact" w:line="580"/>
-        <w:ind w:firstLine="420"/>
-        <w:jc w:val="both"/>
-      </w:pPr>
-      <w:r>
-        <w:rPr>
-          <w:rFonts w:ascii="仿宋_GB2312" w:hAnsi="仿宋_GB2312" w:eastAsia="仿宋_GB2312" w:cs="仿宋_GB2312"/>
-          <w:b w:val="0"/>
-          <w:color w:val="000000"/>
-          <w:sz w:val="32"/>
-        </w:rPr>
-        <w:t>对照源码：_load_look_bytes 对 docx 先 ZipFile.read，调用方再检查 8MB。1.7.0 不改。审查重点是恶意代码、后门、钓鱼与数据外泄。解开用户自己打开的 Word/PPT 是格式处理，占用本机内存不改变信任边界，不应列为漏洞。</w:t>
-      </w:r>
-    </w:p>
-    <w:p>
-      <w:pPr>
-        <w:widowControl/>
-        <w:spacing w:before="80" w:after="0" w:lineRule="exact" w:line="580"/>
-        <w:jc w:val="left"/>
-      </w:pPr>
-      <w:r>
-        <w:rPr>
-          <w:rFonts w:ascii="楷体_GB2312" w:hAnsi="楷体_GB2312" w:eastAsia="楷体_GB2312" w:cs="楷体_GB2312"/>
-          <w:b/>
-          <w:color w:val="000000"/>
-          <w:sz w:val="32"/>
-        </w:rPr>
-        <w:t>3.4 P-01　送审物料、文件名与哈希不一致　【流程问题】</w:t>
-      </w:r>
-    </w:p>
-    <w:p>
-      <w:pPr>
-        <w:widowControl/>
-        <w:spacing w:before="0" w:after="0" w:lineRule="exact" w:line="580"/>
-        <w:ind w:firstLine="420"/>
-        <w:jc w:val="both"/>
-      </w:pPr>
-      <w:r>
-        <w:rPr>
-          <w:rFonts w:ascii="仿宋_GB2312" w:hAnsi="仿宋_GB2312" w:eastAsia="仿宋_GB2312" w:cs="仿宋_GB2312"/>
-          <w:b w:val="0"/>
-          <w:color w:val="000000"/>
-          <w:sz w:val="32"/>
-        </w:rPr>
-        <w:t>1.7.0 安装包产出前本说明不填正式 SHA256。送审时报告、安装包、哈希必须同一构建批次。历史 1.6.0 哈希只作历史记录。</w:t>
-      </w:r>
-    </w:p>
-    <w:p>
-      <w:pPr>
-        <w:widowControl/>
-        <w:spacing w:before="80" w:after="0" w:lineRule="exact" w:line="580"/>
-        <w:jc w:val="left"/>
-      </w:pPr>
-      <w:r>
-        <w:rPr>
-          <w:rFonts w:ascii="楷体_GB2312" w:hAnsi="楷体_GB2312" w:eastAsia="楷体_GB2312" w:cs="楷体_GB2312"/>
-          <w:b/>
-          <w:color w:val="000000"/>
-          <w:sz w:val="32"/>
-        </w:rPr>
-        <w:t>3.5 H-02c　AppContainer 装包端到端未验证　【验收缺口】</w:t>
-      </w:r>
-    </w:p>
-    <w:p>
-      <w:pPr>
-        <w:widowControl/>
-        <w:spacing w:before="0" w:after="0" w:lineRule="exact" w:line="580"/>
-        <w:ind w:firstLine="420"/>
-        <w:jc w:val="both"/>
-      </w:pPr>
-      <w:r>
-        <w:rPr>
-          <w:rFonts w:ascii="仿宋_GB2312" w:hAnsi="仿宋_GB2312" w:eastAsia="仿宋_GB2312" w:cs="仿宋_GB2312"/>
-          <w:b w:val="0"/>
-          <w:color w:val="000000"/>
-          <w:sz w:val="32"/>
-        </w:rPr>
-        <w:t>源码在 Windows 上具备 AppContainer 路径。正式关闭须用 -LocalDeploy 打出的 1.7.0 包实跑技能脚本：能写工作区、不能写 config.json、脚本进程不能连外网。这是装包冒烟，不是缺功能。</w:t>
-      </w:r>
-    </w:p>
-    <w:p>
-      <w:pPr>
-        <w:widowControl/>
-        <w:spacing w:before="80" w:after="0" w:lineRule="exact" w:line="580"/>
-        <w:jc w:val="left"/>
-      </w:pPr>
-      <w:r>
-        <w:rPr>
-          <w:rFonts w:ascii="楷体_GB2312" w:hAnsi="楷体_GB2312" w:eastAsia="楷体_GB2312" w:cs="楷体_GB2312"/>
-          <w:b/>
-          <w:color w:val="000000"/>
-          <w:sz w:val="32"/>
-        </w:rPr>
-        <w:t>3.6 H-02b　--run-script 入口本身不启用 jail　【等效管控】</w:t>
-      </w:r>
-    </w:p>
-    <w:p>
-      <w:pPr>
-        <w:widowControl/>
-        <w:spacing w:before="0" w:after="0" w:lineRule="exact" w:line="580"/>
-        <w:ind w:firstLine="420"/>
-        <w:jc w:val="both"/>
-      </w:pPr>
-      <w:r>
-        <w:rPr>
-          <w:rFonts w:ascii="仿宋_GB2312" w:hAnsi="仿宋_GB2312" w:eastAsia="仿宋_GB2312" w:cs="仿宋_GB2312"/>
-          <w:b w:val="0"/>
-          <w:color w:val="000000"/>
-          <w:sz w:val="32"/>
-        </w:rPr>
-        <w:t>对照源码：__main__.py 遇到 --run-script 直接进入 script_jail_main，不设置 OFFICE_AGENT_SCRIPT_JAIL=1。产品图形界面跑脚本时由 ToolExecutor 注入该变量并带 --jail-root。1.7.0 有意不把调试入口与受保护入口混为一谈。本修改说明即对该建议的书面回应。</w:t>
-      </w:r>
-    </w:p>
-    <w:p>
-      <w:pPr>
-        <w:widowControl/>
-        <w:spacing w:before="80" w:after="0" w:lineRule="exact" w:line="580"/>
-        <w:jc w:val="left"/>
-      </w:pPr>
-      <w:r>
-        <w:rPr>
-          <w:rFonts w:ascii="楷体_GB2312" w:hAnsi="楷体_GB2312" w:eastAsia="楷体_GB2312" w:cs="楷体_GB2312"/>
-          <w:b/>
-          <w:color w:val="000000"/>
-          <w:sz w:val="32"/>
-        </w:rPr>
-        <w:t>3.7 其它复测观察</w:t>
-      </w:r>
-    </w:p>
-    <w:p>
-      <w:pPr>
-        <w:widowControl/>
-        <w:spacing w:before="0" w:after="0" w:lineRule="exact" w:line="580"/>
-        <w:ind w:firstLine="420"/>
-        <w:jc w:val="both"/>
-      </w:pPr>
-      <w:r>
-        <w:rPr>
-          <w:rFonts w:ascii="仿宋_GB2312" w:hAnsi="仿宋_GB2312" w:eastAsia="仿宋_GB2312" w:cs="仿宋_GB2312"/>
-          <w:b w:val="0"/>
-          <w:color w:val="000000"/>
-          <w:sz w:val="32"/>
-        </w:rPr>
-        <w:t>第三轮确认运行时业务连接为回环、安装期无外联等正面结论，1.7.0 保持。若见到本机日志，应以「是否含令牌、是否含工作区原文」核验，不要以「有日志」判定为缺陷。</w:t>
-      </w:r>
-    </w:p>
-    <w:p>
-      <w:pPr>
-        <w:widowControl/>
-        <w:spacing w:before="80" w:after="0" w:lineRule="exact" w:line="580"/>
-        <w:jc w:val="left"/>
-      </w:pPr>
-      <w:r>
-        <w:rPr>
-          <w:rFonts w:ascii="楷体_GB2312" w:hAnsi="楷体_GB2312" w:eastAsia="楷体_GB2312" w:cs="楷体_GB2312"/>
-          <w:b/>
-          <w:color w:val="000000"/>
-          <w:sz w:val="32"/>
-        </w:rPr>
-        <w:t>3.8 N-01 附属：图片未纳入不可信数据包裹　【本版本未改】</w:t>
-      </w:r>
-    </w:p>
-    <w:p>
-      <w:pPr>
-        <w:widowControl/>
-        <w:spacing w:before="0" w:after="0" w:lineRule="exact" w:line="580"/>
-        <w:ind w:firstLine="420"/>
-        <w:jc w:val="both"/>
-      </w:pPr>
-      <w:r>
-        <w:rPr>
-          <w:rFonts w:ascii="仿宋_GB2312" w:hAnsi="仿宋_GB2312" w:eastAsia="仿宋_GB2312" w:cs="仿宋_GB2312"/>
-          <w:b w:val="0"/>
-          <w:color w:val="000000"/>
-          <w:sz w:val="32"/>
-        </w:rPr>
-        <w:t>对照源码：UNTRUSTED_TOOL_RESULTS 仍是 workspace_read、workspace_extract、workspace_list、read_skill，不含 workspace_look。这是提示注入加固项，不是出站开关，1.7.0 不作为必须关闭项。</w:t>
-      </w:r>
-    </w:p>
-    <w:p>
-      <w:pPr>
-        <w:widowControl/>
-        <w:spacing w:before="120" w:after="0" w:lineRule="exact" w:line="580"/>
-        <w:jc w:val="left"/>
-      </w:pPr>
-      <w:r>
-        <w:rPr>
-          <w:rFonts w:ascii="黑体" w:hAnsi="黑体" w:eastAsia="黑体" w:cs="黑体"/>
-          <w:b/>
-          <w:color w:val="000000"/>
-          <w:sz w:val="32"/>
-        </w:rPr>
-        <w:t>4 1.7.0 相对两轮审查样品、真正多出来的改动</w:t>
-      </w:r>
-    </w:p>
-    <w:p>
-      <w:pPr>
-        <w:widowControl/>
-        <w:spacing w:before="0" w:after="0" w:lineRule="exact" w:line="580"/>
-        <w:ind w:firstLine="420"/>
-        <w:jc w:val="both"/>
-      </w:pPr>
-      <w:r>
-        <w:rPr>
-          <w:rFonts w:ascii="仿宋_GB2312" w:hAnsi="仿宋_GB2312" w:eastAsia="仿宋_GB2312" w:cs="仿宋_GB2312"/>
-          <w:b w:val="0"/>
-          <w:color w:val="000000"/>
-          <w:sz w:val="32"/>
-        </w:rPr>
-        <w:t>下列是相对原审/第三轮 1.6.0 样品，当前 df2f473 确实多出来的、且与审查条目相关的改动。其余「已关闭」项是 1.6.0 阶段已合入、本版本继续携带的控制。</w:t>
-      </w:r>
-    </w:p>
-    <w:tbl>
-      <w:tblPr>
-        <w:tblStyle w:val="TableGrid"/>
-        <w:tblW w:type="auto" w:w="0"/>
-        <w:jc w:val="center"/>
-        <w:tblLayout w:type="autofit"/>
-        <w:tblLook w:firstColumn="1" w:firstRow="1" w:lastColumn="0" w:lastRow="0" w:noHBand="0" w:noVBand="1" w:val="04A0"/>
-      </w:tblPr>
-      <w:tblGrid>
-        <w:gridCol w:w="2948"/>
-        <w:gridCol w:w="2948"/>
-        <w:gridCol w:w="2948"/>
-      </w:tblGrid>
-      <w:tr>
-        <w:tc>
-          <w:tcPr>
-            <w:tcW w:type="dxa" w:w="3969"/>
-            <w:shd w:fill="E7E6E6" w:val="clear"/>
-            <w:tcBorders>
-              <w:top w:val="single" w:sz="8" w:space="0" w:color="000000"/>
-              <w:left w:val="single" w:sz="8" w:space="0" w:color="000000"/>
-              <w:bottom w:val="single" w:sz="8" w:space="0" w:color="000000"/>
-              <w:right w:val="single" w:sz="8" w:space="0" w:color="000000"/>
-            </w:tcBorders>
-          </w:tcPr>
-          <w:p>
-            <w:pPr>
-              <w:spacing w:before="40" w:after="40" w:line="276" w:lineRule="auto"/>
-              <w:jc w:val="center"/>
-            </w:pPr>
-            <w:r/>
-            <w:r>
-              <w:rPr>
-                <w:rFonts w:ascii="黑体" w:hAnsi="黑体" w:eastAsia="黑体" w:cs="黑体"/>
-                <w:b/>
-                <w:color w:val="000000"/>
-                <w:sz w:val="24"/>
-              </w:rPr>
-              <w:t>改动</w:t>
-            </w:r>
-          </w:p>
-        </w:tc>
-        <w:tc>
-          <w:tcPr>
-            <w:tcW w:type="dxa" w:w="1474"/>
-            <w:shd w:fill="E7E6E6" w:val="clear"/>
-            <w:tcBorders>
-              <w:top w:val="single" w:sz="8" w:space="0" w:color="000000"/>
-              <w:left w:val="single" w:sz="8" w:space="0" w:color="000000"/>
-              <w:bottom w:val="single" w:sz="8" w:space="0" w:color="000000"/>
-              <w:right w:val="single" w:sz="8" w:space="0" w:color="000000"/>
-            </w:tcBorders>
-          </w:tcPr>
-          <w:p>
-            <w:pPr>
-              <w:spacing w:before="40" w:after="40" w:line="276" w:lineRule="auto"/>
-              <w:jc w:val="center"/>
-            </w:pPr>
-            <w:r/>
-            <w:r>
-              <w:rPr>
-                <w:rFonts w:ascii="黑体" w:hAnsi="黑体" w:eastAsia="黑体" w:cs="黑体"/>
-                <w:b/>
-                <w:color w:val="000000"/>
-                <w:sz w:val="24"/>
-              </w:rPr>
-              <w:t>对应条目</w:t>
-            </w:r>
-          </w:p>
-        </w:tc>
-        <w:tc>
-          <w:tcPr>
-            <w:tcW w:type="dxa" w:w="3515"/>
-            <w:shd w:fill="E7E6E6" w:val="clear"/>
-            <w:tcBorders>
-              <w:top w:val="single" w:sz="8" w:space="0" w:color="000000"/>
-              <w:left w:val="single" w:sz="8" w:space="0" w:color="000000"/>
-              <w:bottom w:val="single" w:sz="8" w:space="0" w:color="000000"/>
-              <w:right w:val="single" w:sz="8" w:space="0" w:color="000000"/>
-            </w:tcBorders>
-          </w:tcPr>
-          <w:p>
-            <w:pPr>
-              <w:spacing w:before="40" w:after="40" w:line="276" w:lineRule="auto"/>
-              <w:jc w:val="center"/>
-            </w:pPr>
-            <w:r/>
-            <w:r>
-              <w:rPr>
-                <w:rFonts w:ascii="黑体" w:hAnsi="黑体" w:eastAsia="黑体" w:cs="黑体"/>
-                <w:b/>
-                <w:color w:val="000000"/>
-                <w:sz w:val="24"/>
-              </w:rPr>
-              <w:t>位置</w:t>
-            </w:r>
-          </w:p>
-        </w:tc>
-      </w:tr>
-      <w:tr>
-        <w:tc>
-          <w:tcPr>
-            <w:tcW w:type="dxa" w:w="3969"/>
-            <w:tcBorders>
-              <w:top w:val="single" w:sz="8" w:space="0" w:color="000000"/>
-              <w:left w:val="single" w:sz="8" w:space="0" w:color="000000"/>
-              <w:bottom w:val="single" w:sz="8" w:space="0" w:color="000000"/>
-              <w:right w:val="single" w:sz="8" w:space="0" w:color="000000"/>
-            </w:tcBorders>
-          </w:tcPr>
-          <w:p>
-            <w:pPr>
-              <w:spacing w:before="40" w:after="40" w:line="276" w:lineRule="auto"/>
-              <w:jc w:val="left"/>
-            </w:pPr>
-            <w:r/>
-            <w:r>
-              <w:rPr>
-                <w:rFonts w:ascii="仿宋_GB2312" w:hAnsi="仿宋_GB2312" w:eastAsia="仿宋_GB2312" w:cs="仿宋_GB2312"/>
-                <w:b w:val="0"/>
-                <w:color w:val="000000"/>
-                <w:sz w:val="24"/>
-              </w:rPr>
-              <w:t>inventory.py --out 必须落在工作区内</w:t>
-            </w:r>
-          </w:p>
-        </w:tc>
-        <w:tc>
-          <w:tcPr>
-            <w:tcW w:type="dxa" w:w="1474"/>
-            <w:tcBorders>
-              <w:top w:val="single" w:sz="8" w:space="0" w:color="000000"/>
-              <w:left w:val="single" w:sz="8" w:space="0" w:color="000000"/>
-              <w:bottom w:val="single" w:sz="8" w:space="0" w:color="000000"/>
-              <w:right w:val="single" w:sz="8" w:space="0" w:color="000000"/>
-            </w:tcBorders>
-          </w:tcPr>
-          <w:p>
-            <w:pPr>
-              <w:spacing w:before="40" w:after="40" w:line="276" w:lineRule="auto"/>
-              <w:jc w:val="left"/>
-            </w:pPr>
-            <w:r/>
-            <w:r>
-              <w:rPr>
-                <w:rFonts w:ascii="仿宋_GB2312" w:hAnsi="仿宋_GB2312" w:eastAsia="仿宋_GB2312" w:cs="仿宋_GB2312"/>
-                <w:b w:val="0"/>
-                <w:color w:val="000000"/>
-                <w:sz w:val="24"/>
-              </w:rPr>
-              <w:t>M-05</w:t>
-            </w:r>
-          </w:p>
-        </w:tc>
-        <w:tc>
-          <w:tcPr>
-            <w:tcW w:type="dxa" w:w="3515"/>
-            <w:tcBorders>
-              <w:top w:val="single" w:sz="8" w:space="0" w:color="000000"/>
-              <w:left w:val="single" w:sz="8" w:space="0" w:color="000000"/>
-              <w:bottom w:val="single" w:sz="8" w:space="0" w:color="000000"/>
-              <w:right w:val="single" w:sz="8" w:space="0" w:color="000000"/>
-            </w:tcBorders>
-          </w:tcPr>
-          <w:p>
-            <w:pPr>
-              <w:spacing w:before="40" w:after="40" w:line="276" w:lineRule="auto"/>
-              <w:jc w:val="left"/>
-            </w:pPr>
-            <w:r/>
-            <w:r>
-              <w:rPr>
-                <w:rFonts w:ascii="仿宋_GB2312" w:hAnsi="仿宋_GB2312" w:eastAsia="仿宋_GB2312" w:cs="仿宋_GB2312"/>
-                <w:b w:val="0"/>
-                <w:color w:val="000000"/>
-                <w:sz w:val="24"/>
-              </w:rPr>
-              <w:t>bundled/skills/material-gap/scripts/inventory.py</w:t>
-            </w:r>
-          </w:p>
-        </w:tc>
-      </w:tr>
-      <w:tr>
-        <w:tc>
-          <w:tcPr>
-            <w:tcW w:type="dxa" w:w="3969"/>
-            <w:tcBorders>
-              <w:top w:val="single" w:sz="8" w:space="0" w:color="000000"/>
-              <w:left w:val="single" w:sz="8" w:space="0" w:color="000000"/>
-              <w:bottom w:val="single" w:sz="8" w:space="0" w:color="000000"/>
-              <w:right w:val="single" w:sz="8" w:space="0" w:color="000000"/>
-            </w:tcBorders>
-          </w:tcPr>
-          <w:p>
-            <w:pPr>
-              <w:spacing w:before="40" w:after="40" w:line="276" w:lineRule="auto"/>
-              <w:jc w:val="left"/>
-            </w:pPr>
-            <w:r/>
-            <w:r>
-              <w:rPr>
-                <w:rFonts w:ascii="仿宋_GB2312" w:hAnsi="仿宋_GB2312" w:eastAsia="仿宋_GB2312" w:cs="仿宋_GB2312"/>
-                <w:b w:val="0"/>
-                <w:color w:val="000000"/>
-                <w:sz w:val="24"/>
-              </w:rPr>
-              <w:t>产品版本 1.7.0 / MSIX 1.7.0.0</w:t>
-            </w:r>
-          </w:p>
-        </w:tc>
-        <w:tc>
-          <w:tcPr>
-            <w:tcW w:type="dxa" w:w="1474"/>
-            <w:tcBorders>
-              <w:top w:val="single" w:sz="8" w:space="0" w:color="000000"/>
-              <w:left w:val="single" w:sz="8" w:space="0" w:color="000000"/>
-              <w:bottom w:val="single" w:sz="8" w:space="0" w:color="000000"/>
-              <w:right w:val="single" w:sz="8" w:space="0" w:color="000000"/>
-            </w:tcBorders>
-          </w:tcPr>
-          <w:p>
-            <w:pPr>
-              <w:spacing w:before="40" w:after="40" w:line="276" w:lineRule="auto"/>
-              <w:jc w:val="left"/>
-            </w:pPr>
-            <w:r/>
-            <w:r>
-              <w:rPr>
-                <w:rFonts w:ascii="仿宋_GB2312" w:hAnsi="仿宋_GB2312" w:eastAsia="仿宋_GB2312" w:cs="仿宋_GB2312"/>
-                <w:b w:val="0"/>
-                <w:color w:val="000000"/>
-                <w:sz w:val="24"/>
-              </w:rPr>
-              <w:t>版本标识</w:t>
-            </w:r>
-          </w:p>
-        </w:tc>
-        <w:tc>
-          <w:tcPr>
-            <w:tcW w:type="dxa" w:w="3515"/>
-            <w:tcBorders>
-              <w:top w:val="single" w:sz="8" w:space="0" w:color="000000"/>
-              <w:left w:val="single" w:sz="8" w:space="0" w:color="000000"/>
-              <w:bottom w:val="single" w:sz="8" w:space="0" w:color="000000"/>
-              <w:right w:val="single" w:sz="8" w:space="0" w:color="000000"/>
-            </w:tcBorders>
-          </w:tcPr>
-          <w:p>
-            <w:pPr>
-              <w:spacing w:before="40" w:after="40" w:line="276" w:lineRule="auto"/>
-              <w:jc w:val="left"/>
-            </w:pPr>
-            <w:r/>
-            <w:r>
-              <w:rPr>
-                <w:rFonts w:ascii="仿宋_GB2312" w:hAnsi="仿宋_GB2312" w:eastAsia="仿宋_GB2312" w:cs="仿宋_GB2312"/>
-                <w:b w:val="0"/>
-                <w:color w:val="000000"/>
-                <w:sz w:val="24"/>
-              </w:rPr>
-              <w:t>apps/desktop 品牌与封装配置</w:t>
-            </w:r>
-          </w:p>
-        </w:tc>
-      </w:tr>
-      <w:tr>
-        <w:tc>
-          <w:tcPr>
-            <w:tcW w:type="dxa" w:w="3969"/>
-            <w:tcBorders>
-              <w:top w:val="single" w:sz="8" w:space="0" w:color="000000"/>
-              <w:left w:val="single" w:sz="8" w:space="0" w:color="000000"/>
-              <w:bottom w:val="single" w:sz="8" w:space="0" w:color="000000"/>
-              <w:right w:val="single" w:sz="8" w:space="0" w:color="000000"/>
-            </w:tcBorders>
-          </w:tcPr>
-          <w:p>
-            <w:pPr>
-              <w:spacing w:before="40" w:after="40" w:line="276" w:lineRule="auto"/>
-              <w:jc w:val="left"/>
-            </w:pPr>
-            <w:r/>
-            <w:r>
-              <w:rPr>
-                <w:rFonts w:ascii="仿宋_GB2312" w:hAnsi="仿宋_GB2312" w:eastAsia="仿宋_GB2312" w:cs="仿宋_GB2312"/>
-                <w:b w:val="0"/>
-                <w:color w:val="000000"/>
-                <w:sz w:val="24"/>
-              </w:rPr>
-              <w:t>按审查建议更正 L-02 表述与测试：IP 字面量一律放行，公网域名仍拒绝</w:t>
-            </w:r>
-          </w:p>
-        </w:tc>
-        <w:tc>
-          <w:tcPr>
-            <w:tcW w:type="dxa" w:w="1474"/>
-            <w:tcBorders>
-              <w:top w:val="single" w:sz="8" w:space="0" w:color="000000"/>
-              <w:left w:val="single" w:sz="8" w:space="0" w:color="000000"/>
-              <w:bottom w:val="single" w:sz="8" w:space="0" w:color="000000"/>
-              <w:right w:val="single" w:sz="8" w:space="0" w:color="000000"/>
-            </w:tcBorders>
-          </w:tcPr>
-          <w:p>
-            <w:pPr>
-              <w:spacing w:before="40" w:after="40" w:line="276" w:lineRule="auto"/>
-              <w:jc w:val="left"/>
-            </w:pPr>
-            <w:r/>
-            <w:r>
-              <w:rPr>
-                <w:rFonts w:ascii="仿宋_GB2312" w:hAnsi="仿宋_GB2312" w:eastAsia="仿宋_GB2312" w:cs="仿宋_GB2312"/>
-                <w:b w:val="0"/>
-                <w:color w:val="000000"/>
-                <w:sz w:val="24"/>
-              </w:rPr>
-              <w:t>L-02</w:t>
-            </w:r>
-          </w:p>
-        </w:tc>
-        <w:tc>
-          <w:tcPr>
-            <w:tcW w:type="dxa" w:w="3515"/>
-            <w:tcBorders>
-              <w:top w:val="single" w:sz="8" w:space="0" w:color="000000"/>
-              <w:left w:val="single" w:sz="8" w:space="0" w:color="000000"/>
-              <w:bottom w:val="single" w:sz="8" w:space="0" w:color="000000"/>
-              <w:right w:val="single" w:sz="8" w:space="0" w:color="000000"/>
-            </w:tcBorders>
-          </w:tcPr>
-          <w:p>
-            <w:pPr>
-              <w:spacing w:before="40" w:after="40" w:line="276" w:lineRule="auto"/>
-              <w:jc w:val="left"/>
-            </w:pPr>
-            <w:r/>
-            <w:r>
-              <w:rPr>
-                <w:rFonts w:ascii="仿宋_GB2312" w:hAnsi="仿宋_GB2312" w:eastAsia="仿宋_GB2312" w:cs="仿宋_GB2312"/>
-                <w:b w:val="0"/>
-                <w:color w:val="000000"/>
-                <w:sz w:val="24"/>
-              </w:rPr>
-              <w:t>runtime/src/office_agent/deployment.py、测试、packaging/本地部署版本/README.md</w:t>
-            </w:r>
-          </w:p>
-        </w:tc>
-      </w:tr>
-    </w:tbl>
-    <w:p/>
-    <w:p>
-      <w:pPr>
-        <w:widowControl/>
-        <w:spacing w:before="0" w:after="0" w:lineRule="exact" w:line="580"/>
-        <w:ind w:firstLine="420"/>
-        <w:jc w:val="both"/>
-      </w:pPr>
-      <w:r>
-        <w:rPr>
-          <w:rFonts w:ascii="仿宋_GB2312" w:hAnsi="仿宋_GB2312" w:eastAsia="仿宋_GB2312" w:cs="仿宋_GB2312"/>
-          <w:b w:val="0"/>
-          <w:color w:val="000000"/>
-          <w:sz w:val="32"/>
-        </w:rPr>
-        <w:t>明确没有进入 1.7.0 的中间方案：曾试验过 CIDR 名单拦截公网 IP、local 禁止信任模式/禁止开启工作区脚本、以及 local 下安装接口直接 403，均已撤回。M-04 以导入白名单关闭，当前源码允许安装技能。与审查无关的功能不在本说明范围内。</w:t>
-      </w:r>
-    </w:p>
-    <w:p>
-      <w:pPr>
-        <w:widowControl/>
-        <w:spacing w:before="120" w:after="0" w:lineRule="exact" w:line="580"/>
-        <w:jc w:val="left"/>
-      </w:pPr>
-      <w:r>
-        <w:rPr>
-          <w:rFonts w:ascii="黑体" w:hAnsi="黑体" w:eastAsia="黑体" w:cs="黑体"/>
-          <w:b/>
-          <w:color w:val="000000"/>
-          <w:sz w:val="32"/>
-        </w:rPr>
-        <w:t>5 本地部署仍须由使用单位确认的条件</w:t>
-      </w:r>
-    </w:p>
-    <w:p>
-      <w:pPr>
-        <w:widowControl/>
-        <w:spacing w:before="0" w:after="0" w:lineRule="exact" w:line="580"/>
-        <w:ind w:firstLine="420"/>
-        <w:jc w:val="both"/>
-      </w:pPr>
-      <w:r>
-        <w:rPr>
-          <w:rFonts w:ascii="仿宋_GB2312" w:hAnsi="仿宋_GB2312" w:eastAsia="仿宋_GB2312" w:cs="仿宋_GB2312"/>
-          <w:b w:val="0"/>
-          <w:color w:val="000000"/>
-          <w:sz w:val="32"/>
-        </w:rPr>
-        <w:t>一、安装介质由使用单位在内网保管，不从公网下载。</w:t>
-      </w:r>
-    </w:p>
-    <w:p>
-      <w:pPr>
-        <w:widowControl/>
-        <w:spacing w:before="0" w:after="0" w:lineRule="exact" w:line="580"/>
-        <w:ind w:firstLine="420"/>
-        <w:jc w:val="both"/>
-      </w:pPr>
-      <w:r>
-        <w:rPr>
-          <w:rFonts w:ascii="仿宋_GB2312" w:hAnsi="仿宋_GB2312" w:eastAsia="仿宋_GB2312" w:cs="仿宋_GB2312"/>
-          <w:b w:val="0"/>
-          <w:color w:val="000000"/>
-          <w:sz w:val="32"/>
-        </w:rPr>
-        <w:t>二、安装前核对当场交付的 SHA256，不一致则不安装。</w:t>
-      </w:r>
-    </w:p>
-    <w:p>
-      <w:pPr>
-        <w:widowControl/>
-        <w:spacing w:before="0" w:after="0" w:lineRule="exact" w:line="580"/>
-        <w:ind w:firstLine="420"/>
-        <w:jc w:val="both"/>
-      </w:pPr>
-      <w:r>
-        <w:rPr>
-          <w:rFonts w:ascii="仿宋_GB2312" w:hAnsi="仿宋_GB2312" w:eastAsia="仿宋_GB2312" w:cs="仿宋_GB2312"/>
-          <w:b w:val="0"/>
-          <w:color w:val="000000"/>
-          <w:sz w:val="32"/>
-        </w:rPr>
-        <w:t>三、模型地址拒绝公网云厂商域名。IP 字面量由使用人填写；终端能访问哪些 IP，以单位安全软件和网络权限为准。</w:t>
-      </w:r>
-    </w:p>
-    <w:p>
-      <w:pPr>
-        <w:widowControl/>
-        <w:spacing w:before="0" w:after="0" w:lineRule="exact" w:line="580"/>
-        <w:ind w:firstLine="420"/>
-        <w:jc w:val="both"/>
-      </w:pPr>
-      <w:r>
-        <w:rPr>
-          <w:rFonts w:ascii="仿宋_GB2312" w:hAnsi="仿宋_GB2312" w:eastAsia="仿宋_GB2312" w:cs="仿宋_GB2312"/>
-          <w:b w:val="0"/>
-          <w:color w:val="000000"/>
-          <w:sz w:val="32"/>
-        </w:rPr>
-        <w:t>四、终端不出公网，或由使用单位防火墙限制该软件出站。</w:t>
-      </w:r>
-    </w:p>
-    <w:p>
-      <w:pPr>
-        <w:widowControl/>
-        <w:spacing w:before="0" w:after="0" w:lineRule="exact" w:line="580"/>
-        <w:ind w:firstLine="420"/>
-        <w:jc w:val="both"/>
-      </w:pPr>
-      <w:r>
-        <w:rPr>
-          <w:rFonts w:ascii="仿宋_GB2312" w:hAnsi="仿宋_GB2312" w:eastAsia="仿宋_GB2312" w:cs="仿宋_GB2312"/>
-          <w:b w:val="0"/>
-          <w:color w:val="000000"/>
-          <w:sz w:val="32"/>
-        </w:rPr>
-        <w:t>五、可安装技能，须通过导入白名单；含进程/网络模块的包不能安装。执行仍受脚本隔离约束。</w:t>
-      </w:r>
-    </w:p>
-    <w:p>
-      <w:pPr>
-        <w:widowControl/>
-        <w:spacing w:before="0" w:after="0" w:lineRule="exact" w:line="580"/>
-        <w:ind w:firstLine="420"/>
-        <w:jc w:val="both"/>
-      </w:pPr>
-      <w:r>
-        <w:rPr>
-          <w:rFonts w:ascii="仿宋_GB2312" w:hAnsi="仿宋_GB2312" w:eastAsia="仿宋_GB2312" w:cs="仿宋_GB2312"/>
-          <w:b w:val="0"/>
-          <w:color w:val="000000"/>
-          <w:sz w:val="32"/>
-        </w:rPr>
-        <w:t>六、非 RFC1918 专网模型直接填 IP 即可。</w:t>
-      </w:r>
-    </w:p>
-    <w:p>
-      <w:pPr>
-        <w:widowControl/>
-        <w:spacing w:before="0" w:after="0" w:lineRule="exact" w:line="580"/>
-        <w:ind w:firstLine="420"/>
-        <w:jc w:val="both"/>
-      </w:pPr>
-      <w:r>
-        <w:rPr>
-          <w:rFonts w:ascii="仿宋_GB2312" w:hAnsi="仿宋_GB2312" w:eastAsia="仿宋_GB2312" w:cs="仿宋_GB2312"/>
-          <w:b w:val="0"/>
-          <w:color w:val="000000"/>
-          <w:sz w:val="32"/>
-        </w:rPr>
-        <w:t>七、工作区自定义脚本默认关闭，设置中可开，开启后仍受脚本隔离约束。权限档位（含「信任此文件夹」）由使用人自选。</w:t>
-      </w:r>
-    </w:p>
-    <w:p>
-      <w:pPr>
-        <w:widowControl/>
-        <w:spacing w:before="120" w:after="0" w:lineRule="exact" w:line="580"/>
-        <w:jc w:val="left"/>
-      </w:pPr>
-      <w:r>
-        <w:rPr>
-          <w:rFonts w:ascii="黑体" w:hAnsi="黑体" w:eastAsia="黑体" w:cs="黑体"/>
-          <w:b/>
-          <w:color w:val="000000"/>
-          <w:sz w:val="32"/>
-        </w:rPr>
-        <w:t>6 建议审查员按此复核</w:t>
-      </w:r>
-    </w:p>
-    <w:p>
-      <w:pPr>
-        <w:widowControl/>
-        <w:spacing w:before="0" w:after="0" w:lineRule="exact" w:line="580"/>
-        <w:ind w:firstLine="420"/>
-        <w:jc w:val="both"/>
-      </w:pPr>
-      <w:r>
-        <w:rPr>
-          <w:rFonts w:ascii="仿宋_GB2312" w:hAnsi="仿宋_GB2312" w:eastAsia="仿宋_GB2312" w:cs="仿宋_GB2312"/>
-          <w:b w:val="0"/>
-          <w:color w:val="000000"/>
-          <w:sz w:val="32"/>
-        </w:rPr>
-        <w:t>一、不要用 1.6.0 旧哈希复测后给 1.7.0 下结论。</w:t>
-      </w:r>
-    </w:p>
-    <w:p>
-      <w:pPr>
-        <w:widowControl/>
-        <w:spacing w:before="0" w:after="0" w:lineRule="exact" w:line="580"/>
-        <w:ind w:firstLine="420"/>
-        <w:jc w:val="both"/>
-      </w:pPr>
-      <w:r>
-        <w:rPr>
-          <w:rFonts w:ascii="仿宋_GB2312" w:hAnsi="仿宋_GB2312" w:eastAsia="仿宋_GB2312" w:cs="仿宋_GB2312"/>
-          <w:b w:val="0"/>
-          <w:color w:val="000000"/>
-          <w:sz w:val="32"/>
-        </w:rPr>
-        <w:t>二、L-02：IP 字面量（含专网）应可保存；https://api.deepseek.com 应失败。不要用「填写公网 IP 应失败」作为关闭标准。</w:t>
-      </w:r>
-    </w:p>
-    <w:p>
-      <w:pPr>
-        <w:widowControl/>
-        <w:spacing w:before="0" w:after="0" w:lineRule="exact" w:line="580"/>
-        <w:ind w:firstLine="420"/>
-        <w:jc w:val="both"/>
-      </w:pPr>
-      <w:r>
-        <w:rPr>
-          <w:rFonts w:ascii="仿宋_GB2312" w:hAnsi="仿宋_GB2312" w:eastAsia="仿宋_GB2312" w:cs="仿宋_GB2312"/>
-          <w:b w:val="0"/>
-          <w:color w:val="000000"/>
-          <w:sz w:val="32"/>
-        </w:rPr>
-        <w:t>三、M-04：合法技能包 POST /skills/install 无令牌 401、有令牌 200；含 subprocess 等禁模块的包 400。不要用「local 下安装应 403」作为关闭标准。</w:t>
-      </w:r>
-    </w:p>
-    <w:p>
-      <w:pPr>
-        <w:widowControl/>
-        <w:spacing w:before="0" w:after="0" w:lineRule="exact" w:line="580"/>
-        <w:ind w:firstLine="420"/>
-        <w:jc w:val="both"/>
-      </w:pPr>
-      <w:r>
-        <w:rPr>
-          <w:rFonts w:ascii="仿宋_GB2312" w:hAnsi="仿宋_GB2312" w:eastAsia="仿宋_GB2312" w:cs="仿宋_GB2312"/>
-          <w:b w:val="0"/>
-          <w:color w:val="000000"/>
-          <w:sz w:val="32"/>
-        </w:rPr>
-        <w:t>四、N-01、N-02、N-03 均不作为必须关闭的代码缺陷。看图、读文件夹材料、解开 Office 内嵌图都是办理功能；无后门、外联或钓鱼。</w:t>
-      </w:r>
-    </w:p>
-    <w:p>
-      <w:pPr>
-        <w:widowControl/>
-        <w:spacing w:before="0" w:after="0" w:lineRule="exact" w:line="580"/>
-        <w:ind w:firstLine="420"/>
-        <w:jc w:val="both"/>
-      </w:pPr>
-      <w:r>
-        <w:rPr>
-          <w:rFonts w:ascii="仿宋_GB2312" w:hAnsi="仿宋_GB2312" w:eastAsia="仿宋_GB2312" w:cs="仿宋_GB2312"/>
-          <w:b w:val="0"/>
-          <w:color w:val="000000"/>
-          <w:sz w:val="32"/>
-        </w:rPr>
-        <w:t>五、H-02：用 1.7.0 安装后的 runtime 跑技能脚本：隔离不可用则失败；能写工作区、不能写配置、脚本进程不能连外网。</w:t>
-      </w:r>
-    </w:p>
-    <w:p>
-      <w:pPr>
-        <w:widowControl/>
-        <w:spacing w:before="0" w:after="0" w:lineRule="exact" w:line="580"/>
-        <w:ind w:firstLine="420"/>
-        <w:jc w:val="both"/>
-      </w:pPr>
-      <w:r>
-        <w:rPr>
-          <w:rFonts w:ascii="仿宋_GB2312" w:hAnsi="仿宋_GB2312" w:eastAsia="仿宋_GB2312" w:cs="仿宋_GB2312"/>
-          <w:b w:val="0"/>
-          <w:color w:val="000000"/>
-          <w:sz w:val="32"/>
-        </w:rPr>
-        <w:t>六、M-01：Get-AuthenticodeSignature 预期仍为 NotSigned；完整性以当场 SHA256 为准。</w:t>
-      </w:r>
-    </w:p>
-    <w:p>
-      <w:pPr>
-        <w:widowControl/>
-        <w:spacing w:before="0" w:after="0" w:lineRule="exact" w:line="580"/>
-        <w:ind w:firstLine="420"/>
-        <w:jc w:val="both"/>
-      </w:pPr>
-      <w:r>
-        <w:rPr>
-          <w:rFonts w:ascii="仿宋_GB2312" w:hAnsi="仿宋_GB2312" w:eastAsia="仿宋_GB2312" w:cs="仿宋_GB2312"/>
-          <w:b w:val="0"/>
-          <w:color w:val="000000"/>
-          <w:sz w:val="32"/>
-        </w:rPr>
-        <w:t>七、M-02、M-06、N-01b：本说明已写明未改或未核验随包产物，不要当作 1.7.0 承诺关闭项。</w:t>
+        <w:t>四、技能安装走导入白名单；脚本执行受隔离约束。</w:t>
       </w:r>
     </w:p>
     <w:p>
